--- a/文章库/宪法文章/程伟：论中国民主第9篇.docx
+++ b/文章库/宪法文章/程伟：论中国民主第9篇.docx
@@ -1023,6 +1023,16 @@
           <w:highlight w:val="none"/>
         </w:rPr>
       </w:r>
+      <w:r>
+        <w:rPr>
+          <w:rFonts w:ascii="宋體-簡" w:hAnsi="宋體-簡" w:eastAsia="宋體-簡" w:cs="宋體-簡"/>
+          <w:b w:val="0"/>
+          <w:bCs w:val="0"/>
+          <w:color w:val="000000" w:themeColor="text1"/>
+          <w:sz w:val="24"/>
+          <w:szCs w:val="24"/>
+        </w:rPr>
+      </w:r>
     </w:p>
     <w:p>
       <w:pPr>
@@ -1092,8 +1102,10 @@
       </w:r>
       <w:r>
         <w:rPr>
-          <w:rFonts w:ascii="Songti SC" w:hAnsi="Songti SC" w:eastAsia="Songti SC" w:cs="Songti SC"/>
-          <w:color w:val="000000"/>
+          <w:rFonts w:ascii="宋體-簡" w:hAnsi="宋體-簡" w:cs="宋體-簡"/>
+          <w:b w:val="0"/>
+          <w:bCs w:val="0"/>
+          <w:color w:val="000000" w:themeColor="text1"/>
           <w:sz w:val="24"/>
           <w:szCs w:val="24"/>
           <w:highlight w:val="none"/>
@@ -1227,7 +1239,7 @@
     </w:p>
     <w:p>
       <w:pPr>
-        <w:pStyle w:val="852"/>
+        <w:pStyle w:val="853"/>
         <w:suppressLineNumbers w:val="false"/>
         <w:pBdr>
           <w:top w:val="none" w:color="000000" w:sz="4" w:space="0"/>
@@ -1426,7 +1438,7 @@
     </w:p>
     <w:p>
       <w:pPr>
-        <w:pStyle w:val="913"/>
+        <w:pStyle w:val="914"/>
         <w:numPr>
           <w:ilvl w:val="0"/>
           <w:numId w:val="1"/>
@@ -1678,7 +1690,34 @@
           <w:sz w:val="24"/>
           <w:szCs w:val="24"/>
         </w:rPr>
-        <w:t xml:space="preserve">二二</w:t>
+        <w:t xml:space="preserve">两</w:t>
+      </w:r>
+      <w:r>
+        <w:rPr>
+          <w:rFonts w:ascii="Songti SC" w:hAnsi="Songti SC" w:eastAsia="Songti SC" w:cs="Songti SC"/>
+          <w:color w:val="000000"/>
+          <w:sz w:val="24"/>
+          <w:szCs w:val="24"/>
+        </w:rPr>
+        <w:t xml:space="preserve">层</w:t>
+      </w:r>
+      <w:r>
+        <w:rPr>
+          <w:rFonts w:ascii="Songti SC" w:hAnsi="Songti SC" w:eastAsia="Songti SC" w:cs="Songti SC"/>
+          <w:color w:val="000000"/>
+          <w:sz w:val="24"/>
+          <w:szCs w:val="24"/>
+        </w:rPr>
+        <w:t xml:space="preserve">四</w:t>
+      </w:r>
+      <w:r>
+        <w:rPr>
+          <w:rFonts w:ascii="Songti SC" w:hAnsi="Songti SC" w:eastAsia="Songti SC" w:cs="Songti SC"/>
+          <w:color w:val="000000"/>
+          <w:sz w:val="24"/>
+          <w:szCs w:val="24"/>
+        </w:rPr>
+        <w:t xml:space="preserve">级</w:t>
       </w:r>
       <w:r>
         <w:rPr>
@@ -1713,7 +1752,7 @@
     </w:p>
     <w:p>
       <w:pPr>
-        <w:pStyle w:val="913"/>
+        <w:pStyle w:val="914"/>
         <w:numPr>
           <w:ilvl w:val="0"/>
           <w:numId w:val="1"/>
@@ -2108,7 +2147,7 @@
     </w:p>
     <w:p>
       <w:pPr>
-        <w:pStyle w:val="913"/>
+        <w:pStyle w:val="914"/>
         <w:numPr>
           <w:ilvl w:val="0"/>
           <w:numId w:val="1"/>
@@ -2653,8 +2692,6 @@
       <w:r>
         <w:rPr>
           <w:rFonts w:ascii="Songti SC" w:hAnsi="Songti SC" w:cs="Songti SC"/>
-          <w:b w:val="0"/>
-          <w:bCs w:val="0"/>
           <w:highlight w:val="none"/>
         </w:rPr>
       </w:r>
@@ -2667,7 +2704,7 @@
     </w:p>
     <w:p>
       <w:pPr>
-        <w:pStyle w:val="852"/>
+        <w:pStyle w:val="853"/>
         <w:suppressLineNumbers w:val="false"/>
         <w:pBdr>
           <w:top w:val="none" w:color="000000" w:sz="4" w:space="0"/>
@@ -2775,7 +2812,7 @@
     </w:p>
     <w:p>
       <w:pPr>
-        <w:pStyle w:val="913"/>
+        <w:pStyle w:val="914"/>
         <w:numPr>
           <w:ilvl w:val="0"/>
           <w:numId w:val="2"/>
@@ -2873,7 +2910,7 @@
     </w:p>
     <w:p>
       <w:pPr>
-        <w:pStyle w:val="913"/>
+        <w:pStyle w:val="914"/>
         <w:numPr>
           <w:ilvl w:val="0"/>
           <w:numId w:val="2"/>
@@ -3183,7 +3220,7 @@
           <w:sz w:val="24"/>
           <w:szCs w:val="24"/>
         </w:rPr>
-        <w:t xml:space="preserve">二</w:t>
+        <w:t xml:space="preserve">两</w:t>
       </w:r>
       <w:r>
         <w:rPr>
@@ -3194,7 +3231,29 @@
           <w:sz w:val="24"/>
           <w:szCs w:val="24"/>
         </w:rPr>
-        <w:t xml:space="preserve">二</w:t>
+        <w:t xml:space="preserve">层</w:t>
+      </w:r>
+      <w:r>
+        <w:rPr>
+          <w:rFonts w:ascii="Songti SC" w:hAnsi="Songti SC" w:eastAsia="Songti SC" w:cs="Songti SC"/>
+          <w:b w:val="0"/>
+          <w:bCs w:val="0"/>
+          <w:color w:val="000000"/>
+          <w:sz w:val="24"/>
+          <w:szCs w:val="24"/>
+        </w:rPr>
+        <w:t xml:space="preserve">四</w:t>
+      </w:r>
+      <w:r>
+        <w:rPr>
+          <w:rFonts w:ascii="Songti SC" w:hAnsi="Songti SC" w:eastAsia="Songti SC" w:cs="Songti SC"/>
+          <w:b w:val="0"/>
+          <w:bCs w:val="0"/>
+          <w:color w:val="000000"/>
+          <w:sz w:val="24"/>
+          <w:szCs w:val="24"/>
+        </w:rPr>
+        <w:t xml:space="preserve">级</w:t>
       </w:r>
       <w:r>
         <w:rPr>
@@ -3259,7 +3318,7 @@
     </w:p>
     <w:p>
       <w:pPr>
-        <w:pStyle w:val="913"/>
+        <w:pStyle w:val="914"/>
         <w:numPr>
           <w:ilvl w:val="0"/>
           <w:numId w:val="3"/>
@@ -3409,7 +3468,7 @@
     </w:p>
     <w:p>
       <w:pPr>
-        <w:pStyle w:val="913"/>
+        <w:pStyle w:val="914"/>
         <w:numPr>
           <w:ilvl w:val="0"/>
           <w:numId w:val="3"/>
@@ -4134,49 +4193,6 @@
     </w:p>
     <w:p>
       <w:pPr>
-        <w:pStyle w:val="852"/>
-        <w:suppressLineNumbers w:val="false"/>
-        <w:pBdr>
-          <w:top w:val="none" w:color="000000" w:sz="4" w:space="0"/>
-          <w:left w:val="none" w:color="000000" w:sz="4" w:space="0"/>
-          <w:bottom w:val="none" w:color="000000" w:sz="4" w:space="0"/>
-          <w:right w:val="none" w:color="000000" w:sz="4" w:space="0"/>
-        </w:pBdr>
-        <w:spacing w:after="113" w:line="240" w:lineRule="auto"/>
-        <w:ind w:right="0" w:firstLine="0" w:left="0"/>
-        <w:rPr>
-          <w:rFonts w:ascii="Songti SC" w:hAnsi="Songti SC" w:cs="Songti SC"/>
-          <w:sz w:val="24"/>
-          <w:szCs w:val="24"/>
-        </w:rPr>
-      </w:pPr>
-      <w:r>
-        <w:rPr>
-          <w:rFonts w:ascii="Songti SC" w:hAnsi="Songti SC" w:eastAsia="Songti SC" w:cs="Songti SC"/>
-          <w:b/>
-          <w:color w:val="000000"/>
-          <w:sz w:val="24"/>
-          <w:szCs w:val="24"/>
-        </w:rPr>
-        <w:t xml:space="preserve">三、“两会”：教育与储备的独立权力</w:t>
-      </w:r>
-      <w:r>
-        <w:rPr>
-          <w:rFonts w:ascii="Songti SC" w:hAnsi="Songti SC" w:cs="Songti SC"/>
-          <w:sz w:val="24"/>
-          <w:szCs w:val="24"/>
-        </w:rPr>
-      </w:r>
-      <w:r>
-        <w:rPr>
-          <w:rFonts w:ascii="Songti SC" w:hAnsi="Songti SC" w:cs="Songti SC"/>
-          <w:sz w:val="24"/>
-          <w:szCs w:val="24"/>
-        </w:rPr>
-      </w:r>
-    </w:p>
-    <w:p>
-      <w:pPr>
         <w:pStyle w:val="853"/>
         <w:suppressLineNumbers w:val="false"/>
         <w:pBdr>
@@ -4201,6 +4217,49 @@
           <w:sz w:val="24"/>
           <w:szCs w:val="24"/>
         </w:rPr>
+        <w:t xml:space="preserve">三、“两会”：教育与储备的独立权力</w:t>
+      </w:r>
+      <w:r>
+        <w:rPr>
+          <w:rFonts w:ascii="Songti SC" w:hAnsi="Songti SC" w:cs="Songti SC"/>
+          <w:sz w:val="24"/>
+          <w:szCs w:val="24"/>
+        </w:rPr>
+      </w:r>
+      <w:r>
+        <w:rPr>
+          <w:rFonts w:ascii="Songti SC" w:hAnsi="Songti SC" w:cs="Songti SC"/>
+          <w:sz w:val="24"/>
+          <w:szCs w:val="24"/>
+        </w:rPr>
+      </w:r>
+    </w:p>
+    <w:p>
+      <w:pPr>
+        <w:pStyle w:val="854"/>
+        <w:suppressLineNumbers w:val="false"/>
+        <w:pBdr>
+          <w:top w:val="none" w:color="000000" w:sz="4" w:space="0"/>
+          <w:left w:val="none" w:color="000000" w:sz="4" w:space="0"/>
+          <w:bottom w:val="none" w:color="000000" w:sz="4" w:space="0"/>
+          <w:right w:val="none" w:color="000000" w:sz="4" w:space="0"/>
+        </w:pBdr>
+        <w:spacing w:after="113" w:line="240" w:lineRule="auto"/>
+        <w:ind w:right="0" w:firstLine="0" w:left="0"/>
+        <w:rPr>
+          <w:rFonts w:ascii="Songti SC" w:hAnsi="Songti SC" w:cs="Songti SC"/>
+          <w:sz w:val="24"/>
+          <w:szCs w:val="24"/>
+        </w:rPr>
+      </w:pPr>
+      <w:r>
+        <w:rPr>
+          <w:rFonts w:ascii="Songti SC" w:hAnsi="Songti SC" w:eastAsia="Songti SC" w:cs="Songti SC"/>
+          <w:b/>
+          <w:color w:val="000000"/>
+          <w:sz w:val="24"/>
+          <w:szCs w:val="24"/>
+        </w:rPr>
         <w:t xml:space="preserve">1. 公民教育委员会</w:t>
       </w:r>
       <w:r>
@@ -4696,14 +4755,6 @@
       </w:r>
       <w:r>
         <w:rPr>
-          <w:rFonts w:ascii="Songti SC" w:hAnsi="Songti SC" w:eastAsia="Songti SC" w:cs="Songti SC"/>
-          <w:sz w:val="24"/>
-          <w:szCs w:val="24"/>
-          <w:highlight w:val="none"/>
-        </w:rPr>
-      </w:r>
-      <w:r>
-        <w:rPr>
           <w:rFonts w:ascii="宋體-簡" w:hAnsi="宋體-簡" w:cs="宋體-簡"/>
           <w:b w:val="0"/>
           <w:bCs w:val="0"/>
@@ -4712,10 +4763,20 @@
           <w:szCs w:val="24"/>
         </w:rPr>
       </w:r>
+      <w:r>
+        <w:rPr>
+          <w:rFonts w:ascii="宋體-簡" w:hAnsi="宋體-簡" w:cs="宋體-簡"/>
+          <w:b w:val="0"/>
+          <w:bCs w:val="0"/>
+          <w:color w:val="000000" w:themeColor="text1"/>
+          <w:sz w:val="24"/>
+          <w:szCs w:val="24"/>
+        </w:rPr>
+      </w:r>
     </w:p>
     <w:p>
       <w:pPr>
-        <w:pStyle w:val="913"/>
+        <w:pStyle w:val="914"/>
         <w:numPr>
           <w:ilvl w:val="0"/>
           <w:numId w:val="12"/>
@@ -4923,7 +4984,7 @@
     </w:p>
     <w:p>
       <w:pPr>
-        <w:pStyle w:val="913"/>
+        <w:pStyle w:val="914"/>
         <w:numPr>
           <w:ilvl w:val="0"/>
           <w:numId w:val="4"/>
@@ -5065,7 +5126,7 @@
     </w:p>
     <w:p>
       <w:pPr>
-        <w:pStyle w:val="913"/>
+        <w:pStyle w:val="914"/>
         <w:numPr>
           <w:ilvl w:val="0"/>
           <w:numId w:val="4"/>
@@ -5297,6 +5358,1017 @@
     </w:p>
     <w:p>
       <w:pPr>
+        <w:pStyle w:val="854"/>
+        <w:suppressLineNumbers w:val="false"/>
+        <w:pBdr>
+          <w:top w:val="none" w:color="000000" w:sz="4" w:space="0"/>
+          <w:left w:val="none" w:color="000000" w:sz="4" w:space="0"/>
+          <w:bottom w:val="none" w:color="000000" w:sz="4" w:space="0"/>
+          <w:right w:val="none" w:color="000000" w:sz="4" w:space="0"/>
+        </w:pBdr>
+        <w:spacing w:after="113" w:line="240" w:lineRule="auto"/>
+        <w:ind w:right="0" w:firstLine="0" w:left="0"/>
+        <w:rPr>
+          <w:rFonts w:ascii="Songti SC" w:hAnsi="Songti SC" w:cs="Songti SC"/>
+          <w:sz w:val="24"/>
+          <w:szCs w:val="24"/>
+        </w:rPr>
+      </w:pPr>
+      <w:r>
+        <w:rPr>
+          <w:rFonts w:ascii="Songti SC" w:hAnsi="Songti SC" w:eastAsia="Songti SC" w:cs="Songti SC"/>
+          <w:b/>
+          <w:color w:val="000000"/>
+          <w:sz w:val="24"/>
+          <w:szCs w:val="24"/>
+        </w:rPr>
+        <w:t xml:space="preserve">2. 公民储备委员会</w:t>
+      </w:r>
+      <w:r>
+        <w:rPr>
+          <w:rFonts w:ascii="Songti SC" w:hAnsi="Songti SC" w:cs="Songti SC"/>
+          <w:sz w:val="24"/>
+          <w:szCs w:val="24"/>
+        </w:rPr>
+      </w:r>
+      <w:r>
+        <w:rPr>
+          <w:rFonts w:ascii="Songti SC" w:hAnsi="Songti SC" w:cs="Songti SC"/>
+          <w:sz w:val="24"/>
+          <w:szCs w:val="24"/>
+        </w:rPr>
+      </w:r>
+    </w:p>
+    <w:p>
+      <w:pPr>
+        <w:suppressLineNumbers w:val="false"/>
+        <w:pBdr>
+          <w:top w:val="none" w:color="000000" w:sz="4" w:space="0"/>
+          <w:left w:val="none" w:color="000000" w:sz="4" w:space="0"/>
+          <w:bottom w:val="none" w:color="000000" w:sz="4" w:space="0"/>
+          <w:right w:val="none" w:color="000000" w:sz="4" w:space="0"/>
+        </w:pBdr>
+        <w:spacing w:after="113" w:before="0" w:line="240" w:lineRule="auto"/>
+        <w:ind w:right="0" w:firstLine="0" w:left="0"/>
+        <w:rPr>
+          <w:rFonts w:ascii="宋體-簡" w:hAnsi="宋體-簡" w:cs="宋體-簡"/>
+          <w:sz w:val="24"/>
+          <w:szCs w:val="24"/>
+        </w:rPr>
+      </w:pPr>
+      <w:r>
+        <w:rPr>
+          <w:rFonts w:ascii="Songti SC" w:hAnsi="Songti SC" w:eastAsia="Songti SC" w:cs="Songti SC"/>
+          <w:color w:val="000000"/>
+          <w:sz w:val="24"/>
+          <w:szCs w:val="24"/>
+        </w:rPr>
+        <w:t xml:space="preserve">   </w:t>
+      </w:r>
+      <w:r>
+        <w:rPr>
+          <w:rFonts w:ascii="Songti SC" w:hAnsi="Songti SC" w:eastAsia="Songti SC" w:cs="Songti SC"/>
+          <w:color w:val="000000"/>
+          <w:sz w:val="24"/>
+          <w:szCs w:val="24"/>
+        </w:rPr>
+        <w:t xml:space="preserve"> </w:t>
+      </w:r>
+      <w:r>
+        <w:rPr>
+          <w:rFonts w:ascii="Songti SC" w:hAnsi="Songti SC" w:eastAsia="Songti SC" w:cs="Songti SC"/>
+          <w:color w:val="000000"/>
+          <w:sz w:val="24"/>
+          <w:szCs w:val="24"/>
+        </w:rPr>
+        <w:t xml:space="preserve">铸币权</w:t>
+      </w:r>
+      <w:r>
+        <w:rPr>
+          <w:rFonts w:ascii="Songti SC" w:hAnsi="Songti SC" w:eastAsia="Songti SC" w:cs="Songti SC"/>
+          <w:color w:val="000000"/>
+          <w:sz w:val="24"/>
+          <w:szCs w:val="24"/>
+        </w:rPr>
+        <w:t xml:space="preserve">同样不隶属于行政，而由“公民储备委员会”行使。储委会由国家储备委员会、省储备委员会和公民储备银行构成，三者之间没有隶属关系，而是通过</w:t>
+      </w:r>
+      <w:r>
+        <w:rPr>
+          <w:rFonts w:ascii="Songti SC" w:hAnsi="Songti SC" w:eastAsia="Songti SC" w:cs="Songti SC"/>
+          <w:color w:val="000000"/>
+          <w:sz w:val="24"/>
+          <w:szCs w:val="24"/>
+        </w:rPr>
+        <w:t xml:space="preserve">公民储备委员会</w:t>
+      </w:r>
+      <w:r>
+        <w:rPr>
+          <w:rFonts w:ascii="Songti SC" w:hAnsi="Songti SC" w:eastAsia="Songti SC" w:cs="Songti SC"/>
+          <w:color w:val="000000"/>
+          <w:sz w:val="24"/>
+          <w:szCs w:val="24"/>
+        </w:rPr>
+        <w:t xml:space="preserve">联合会议进行协</w:t>
+      </w:r>
+      <w:r>
+        <w:rPr>
+          <w:rFonts w:ascii="Songti SC" w:hAnsi="Songti SC" w:eastAsia="Songti SC" w:cs="Songti SC"/>
+          <w:color w:val="000000"/>
+          <w:sz w:val="24"/>
+          <w:szCs w:val="24"/>
+        </w:rPr>
+        <w:t xml:space="preserve">调</w:t>
+      </w:r>
+      <w:r>
+        <w:rPr>
+          <w:rFonts w:ascii="宋體-簡" w:hAnsi="宋體-簡" w:eastAsia="宋體-簡" w:cs="宋體-簡"/>
+          <w:color w:val="000000"/>
+          <w:sz w:val="24"/>
+          <w:szCs w:val="24"/>
+        </w:rPr>
+        <w:t xml:space="preserve">。</w:t>
+      </w:r>
+      <w:r>
+        <w:rPr>
+          <w:rFonts w:ascii="宋體-簡" w:hAnsi="宋體-簡" w:eastAsia="宋體-簡" w:cs="宋體-簡"/>
+          <w:color w:val="000000"/>
+          <w:sz w:val="24"/>
+          <w:szCs w:val="24"/>
+        </w:rPr>
+        <w:t xml:space="preserve">国家</w:t>
+      </w:r>
+      <w:r>
+        <w:rPr>
+          <w:rFonts w:ascii="宋體-簡" w:hAnsi="宋體-簡" w:eastAsia="宋體-簡" w:cs="宋體-簡"/>
+          <w:color w:val="000000"/>
+          <w:sz w:val="24"/>
+          <w:szCs w:val="24"/>
+        </w:rPr>
+        <w:t xml:space="preserve">储备</w:t>
+      </w:r>
+      <w:r>
+        <w:rPr>
+          <w:rFonts w:ascii="宋體-簡" w:hAnsi="宋體-簡" w:eastAsia="宋體-簡" w:cs="宋體-簡"/>
+          <w:color w:val="000000"/>
+          <w:sz w:val="24"/>
+          <w:szCs w:val="24"/>
+        </w:rPr>
+        <w:t xml:space="preserve">委员会</w:t>
+      </w:r>
+      <w:r>
+        <w:rPr>
+          <w:rFonts w:ascii="宋體-簡" w:hAnsi="宋體-簡" w:eastAsia="宋體-簡" w:cs="宋體-簡"/>
+          <w:color w:val="000000"/>
+          <w:sz w:val="24"/>
+          <w:szCs w:val="24"/>
+        </w:rPr>
+        <w:t xml:space="preserve">代表着</w:t>
+      </w:r>
+      <w:r>
+        <w:rPr>
+          <w:rFonts w:ascii="宋體-簡" w:hAnsi="宋體-簡" w:eastAsia="宋體-簡" w:cs="宋體-簡"/>
+          <w:sz w:val="24"/>
+          <w:szCs w:val="24"/>
+        </w:rPr>
+        <w:t xml:space="preserve">联邦</w:t>
+      </w:r>
+      <w:r>
+        <w:rPr>
+          <w:rFonts w:ascii="宋體-簡" w:hAnsi="宋體-簡" w:eastAsia="宋體-簡" w:cs="宋體-簡"/>
+          <w:sz w:val="24"/>
+          <w:szCs w:val="24"/>
+        </w:rPr>
+        <w:t xml:space="preserve">政府</w:t>
+      </w:r>
+      <w:r>
+        <w:rPr>
+          <w:rFonts w:ascii="宋體-簡" w:hAnsi="宋體-簡" w:eastAsia="宋體-簡" w:cs="宋體-簡"/>
+          <w:sz w:val="24"/>
+          <w:szCs w:val="24"/>
+        </w:rPr>
+        <w:t xml:space="preserve">的</w:t>
+      </w:r>
+      <w:r>
+        <w:rPr>
+          <w:rFonts w:ascii="宋體-簡" w:hAnsi="宋體-簡" w:eastAsia="宋體-簡" w:cs="宋體-簡"/>
+          <w:sz w:val="24"/>
+          <w:szCs w:val="24"/>
+        </w:rPr>
+        <w:t xml:space="preserve">需求，</w:t>
+      </w:r>
+      <w:r>
+        <w:rPr>
+          <w:rFonts w:ascii="宋體-簡" w:hAnsi="宋體-簡" w:eastAsia="宋體-簡" w:cs="宋體-簡"/>
+          <w:sz w:val="24"/>
+          <w:szCs w:val="24"/>
+        </w:rPr>
+        <w:t xml:space="preserve">省</w:t>
+      </w:r>
+      <w:r>
+        <w:rPr>
+          <w:rFonts w:ascii="宋體-簡" w:hAnsi="宋體-簡" w:eastAsia="宋體-簡" w:cs="宋體-簡"/>
+          <w:sz w:val="24"/>
+          <w:szCs w:val="24"/>
+        </w:rPr>
+        <w:t xml:space="preserve">储备</w:t>
+      </w:r>
+      <w:r>
+        <w:rPr>
+          <w:rFonts w:ascii="宋體-簡" w:hAnsi="宋體-簡" w:eastAsia="宋體-簡" w:cs="宋體-簡"/>
+          <w:sz w:val="24"/>
+          <w:szCs w:val="24"/>
+        </w:rPr>
+        <w:t xml:space="preserve">委员会</w:t>
+      </w:r>
+      <w:r>
+        <w:rPr>
+          <w:rFonts w:ascii="宋體-簡" w:hAnsi="宋體-簡" w:eastAsia="宋體-簡" w:cs="宋體-簡"/>
+          <w:sz w:val="24"/>
+          <w:szCs w:val="24"/>
+        </w:rPr>
+        <w:t xml:space="preserve">代表着</w:t>
+      </w:r>
+      <w:r>
+        <w:rPr>
+          <w:rFonts w:ascii="宋體-簡" w:hAnsi="宋體-簡" w:eastAsia="宋體-簡" w:cs="宋體-簡"/>
+          <w:sz w:val="24"/>
+          <w:szCs w:val="24"/>
+        </w:rPr>
+        <w:t xml:space="preserve">地方</w:t>
+      </w:r>
+      <w:r>
+        <w:rPr>
+          <w:rFonts w:ascii="宋體-簡" w:hAnsi="宋體-簡" w:eastAsia="宋體-簡" w:cs="宋體-簡"/>
+          <w:sz w:val="24"/>
+          <w:szCs w:val="24"/>
+        </w:rPr>
+        <w:t xml:space="preserve">政府</w:t>
+      </w:r>
+      <w:r>
+        <w:rPr>
+          <w:rFonts w:ascii="宋體-簡" w:hAnsi="宋體-簡" w:eastAsia="宋體-簡" w:cs="宋體-簡"/>
+          <w:sz w:val="24"/>
+          <w:szCs w:val="24"/>
+        </w:rPr>
+        <w:t xml:space="preserve">的</w:t>
+      </w:r>
+      <w:r>
+        <w:rPr>
+          <w:rFonts w:ascii="宋體-簡" w:hAnsi="宋體-簡" w:eastAsia="宋體-簡" w:cs="宋體-簡"/>
+          <w:sz w:val="24"/>
+          <w:szCs w:val="24"/>
+        </w:rPr>
+        <w:t xml:space="preserve">需求，</w:t>
+      </w:r>
+      <w:r>
+        <w:rPr>
+          <w:rFonts w:ascii="宋體-簡" w:hAnsi="宋體-簡" w:eastAsia="宋體-簡" w:cs="宋體-簡"/>
+          <w:sz w:val="24"/>
+          <w:szCs w:val="24"/>
+        </w:rPr>
+        <w:t xml:space="preserve">公民</w:t>
+      </w:r>
+      <w:r>
+        <w:rPr>
+          <w:rFonts w:ascii="宋體-簡" w:hAnsi="宋體-簡" w:eastAsia="宋體-簡" w:cs="宋體-簡"/>
+          <w:sz w:val="24"/>
+          <w:szCs w:val="24"/>
+        </w:rPr>
+        <w:t xml:space="preserve">储备</w:t>
+      </w:r>
+      <w:r>
+        <w:rPr>
+          <w:rFonts w:ascii="宋體-簡" w:hAnsi="宋體-簡" w:eastAsia="宋體-簡" w:cs="宋體-簡"/>
+          <w:sz w:val="24"/>
+          <w:szCs w:val="24"/>
+        </w:rPr>
+        <w:t xml:space="preserve">银行</w:t>
+      </w:r>
+      <w:r>
+        <w:rPr>
+          <w:rFonts w:ascii="宋體-簡" w:hAnsi="宋體-簡" w:eastAsia="宋體-簡" w:cs="宋體-簡"/>
+          <w:sz w:val="24"/>
+          <w:szCs w:val="24"/>
+        </w:rPr>
+        <w:t xml:space="preserve">代表着</w:t>
+      </w:r>
+      <w:r>
+        <w:rPr>
+          <w:rFonts w:ascii="宋體-簡" w:hAnsi="宋體-簡" w:eastAsia="宋體-簡" w:cs="宋體-簡"/>
+          <w:sz w:val="24"/>
+          <w:szCs w:val="24"/>
+        </w:rPr>
+        <w:t xml:space="preserve">公开</w:t>
+      </w:r>
+      <w:r>
+        <w:rPr>
+          <w:rFonts w:ascii="宋體-簡" w:hAnsi="宋體-簡" w:eastAsia="宋體-簡" w:cs="宋體-簡"/>
+          <w:sz w:val="24"/>
+          <w:szCs w:val="24"/>
+        </w:rPr>
+        <w:t xml:space="preserve">市场</w:t>
+      </w:r>
+      <w:r>
+        <w:rPr>
+          <w:rFonts w:ascii="宋體-簡" w:hAnsi="宋體-簡" w:eastAsia="宋體-簡" w:cs="宋體-簡"/>
+          <w:sz w:val="24"/>
+          <w:szCs w:val="24"/>
+        </w:rPr>
+        <w:t xml:space="preserve">的</w:t>
+      </w:r>
+      <w:r>
+        <w:rPr>
+          <w:rFonts w:ascii="宋體-簡" w:hAnsi="宋體-簡" w:eastAsia="宋體-簡" w:cs="宋體-簡"/>
+          <w:sz w:val="24"/>
+          <w:szCs w:val="24"/>
+        </w:rPr>
+        <w:t xml:space="preserve">需求</w:t>
+      </w:r>
+      <w:r>
+        <w:rPr>
+          <w:rFonts w:ascii="宋體-簡" w:hAnsi="宋體-簡" w:eastAsia="宋體-簡" w:cs="宋體-簡"/>
+          <w:sz w:val="24"/>
+          <w:szCs w:val="24"/>
+        </w:rPr>
+        <w:t xml:space="preserve">。</w:t>
+      </w:r>
+      <w:r>
+        <w:rPr>
+          <w:rFonts w:ascii="宋體-簡" w:hAnsi="宋體-簡" w:cs="宋體-簡"/>
+          <w:sz w:val="24"/>
+          <w:szCs w:val="24"/>
+        </w:rPr>
+      </w:r>
+      <w:r>
+        <w:rPr>
+          <w:rFonts w:ascii="宋體-簡" w:hAnsi="宋體-簡" w:cs="宋體-簡"/>
+          <w:sz w:val="24"/>
+          <w:szCs w:val="24"/>
+        </w:rPr>
+      </w:r>
+    </w:p>
+    <w:p>
+      <w:pPr>
+        <w:suppressLineNumbers w:val="false"/>
+        <w:pBdr>
+          <w:top w:val="none" w:color="000000" w:sz="4" w:space="0"/>
+          <w:left w:val="none" w:color="000000" w:sz="4" w:space="0"/>
+          <w:bottom w:val="none" w:color="000000" w:sz="4" w:space="0"/>
+          <w:right w:val="none" w:color="000000" w:sz="4" w:space="0"/>
+        </w:pBdr>
+        <w:spacing w:after="113" w:before="0" w:line="240" w:lineRule="auto"/>
+        <w:ind w:right="0" w:firstLine="0" w:left="0"/>
+        <w:rPr>
+          <w:rFonts w:ascii="Songti SC" w:hAnsi="Songti SC" w:cs="Songti SC"/>
+          <w:highlight w:val="none"/>
+        </w:rPr>
+      </w:pPr>
+      <w:r>
+        <w:rPr>
+          <w:rFonts w:ascii="Songti SC" w:hAnsi="Songti SC" w:eastAsia="Songti SC" w:cs="Songti SC"/>
+          <w:color w:val="000000"/>
+          <w:sz w:val="24"/>
+          <w:szCs w:val="24"/>
+        </w:rPr>
+        <w:t xml:space="preserve">    </w:t>
+      </w:r>
+      <w:r>
+        <w:rPr>
+          <w:rFonts w:ascii="Songti SC" w:hAnsi="Songti SC" w:eastAsia="Songti SC" w:cs="Songti SC"/>
+          <w:color w:val="000000"/>
+          <w:sz w:val="24"/>
+          <w:szCs w:val="24"/>
+        </w:rPr>
+        <w:t xml:space="preserve">政府</w:t>
+      </w:r>
+      <w:r>
+        <w:rPr>
+          <w:rFonts w:ascii="Songti SC" w:hAnsi="Songti SC" w:eastAsia="Songti SC" w:cs="Songti SC"/>
+          <w:color w:val="000000"/>
+          <w:sz w:val="24"/>
+          <w:szCs w:val="24"/>
+        </w:rPr>
+        <w:t xml:space="preserve">不</w:t>
+      </w:r>
+      <w:r>
+        <w:rPr>
+          <w:rFonts w:ascii="Songti SC" w:hAnsi="Songti SC" w:eastAsia="Songti SC" w:cs="Songti SC"/>
+          <w:color w:val="000000"/>
+          <w:sz w:val="24"/>
+          <w:szCs w:val="24"/>
+        </w:rPr>
+        <w:t xml:space="preserve">能</w:t>
+      </w:r>
+      <w:r>
+        <w:rPr>
+          <w:rFonts w:ascii="Songti SC" w:hAnsi="Songti SC" w:eastAsia="Songti SC" w:cs="Songti SC"/>
+          <w:color w:val="000000"/>
+          <w:sz w:val="24"/>
+          <w:szCs w:val="24"/>
+        </w:rPr>
+        <w:t xml:space="preserve">垄断</w:t>
+      </w:r>
+      <w:r>
+        <w:rPr>
+          <w:rFonts w:ascii="Songti SC" w:hAnsi="Songti SC" w:eastAsia="Songti SC" w:cs="Songti SC"/>
+          <w:color w:val="000000"/>
+          <w:sz w:val="24"/>
+          <w:szCs w:val="24"/>
+        </w:rPr>
+        <w:t xml:space="preserve">铸币权，</w:t>
+      </w:r>
+      <w:r>
+        <w:rPr>
+          <w:rFonts w:ascii="Songti SC" w:hAnsi="Songti SC" w:eastAsia="Songti SC" w:cs="Songti SC"/>
+          <w:color w:val="000000"/>
+          <w:sz w:val="24"/>
+          <w:szCs w:val="24"/>
+        </w:rPr>
+        <w:t xml:space="preserve">铸币权</w:t>
+      </w:r>
+      <w:r>
+        <w:rPr>
+          <w:rFonts w:ascii="Songti SC" w:hAnsi="Songti SC" w:eastAsia="Songti SC" w:cs="Songti SC"/>
+          <w:color w:val="000000"/>
+          <w:sz w:val="24"/>
+          <w:szCs w:val="24"/>
+        </w:rPr>
+        <w:t xml:space="preserve">应该</w:t>
+      </w:r>
+      <w:r>
+        <w:rPr>
+          <w:rFonts w:ascii="Songti SC" w:hAnsi="Songti SC" w:eastAsia="Songti SC" w:cs="Songti SC"/>
+          <w:color w:val="000000"/>
+          <w:sz w:val="24"/>
+          <w:szCs w:val="24"/>
+        </w:rPr>
+        <w:t xml:space="preserve">属于</w:t>
+      </w:r>
+      <w:r>
+        <w:rPr>
+          <w:rFonts w:ascii="Songti SC" w:hAnsi="Songti SC" w:eastAsia="Songti SC" w:cs="Songti SC"/>
+          <w:color w:val="000000"/>
+          <w:sz w:val="24"/>
+          <w:szCs w:val="24"/>
+        </w:rPr>
+        <w:t xml:space="preserve">全体</w:t>
+      </w:r>
+      <w:r>
+        <w:rPr>
+          <w:rFonts w:ascii="Songti SC" w:hAnsi="Songti SC" w:eastAsia="Songti SC" w:cs="Songti SC"/>
+          <w:color w:val="000000"/>
+          <w:sz w:val="24"/>
+          <w:szCs w:val="24"/>
+        </w:rPr>
+        <w:t xml:space="preserve">公民</w:t>
+      </w:r>
+      <w:r>
+        <w:rPr>
+          <w:rFonts w:ascii="Songti SC" w:hAnsi="Songti SC" w:eastAsia="Songti SC" w:cs="Songti SC"/>
+          <w:color w:val="000000"/>
+          <w:sz w:val="24"/>
+          <w:szCs w:val="24"/>
+        </w:rPr>
+        <w:t xml:space="preserve">所有，</w:t>
+      </w:r>
+      <w:r>
+        <w:rPr>
+          <w:rFonts w:ascii="Songti SC" w:hAnsi="Songti SC" w:eastAsia="Songti SC" w:cs="Songti SC"/>
+          <w:color w:val="000000"/>
+          <w:sz w:val="24"/>
+          <w:szCs w:val="24"/>
+        </w:rPr>
+        <w:t xml:space="preserve">这是</w:t>
+      </w:r>
+      <w:r>
+        <w:rPr>
+          <w:rFonts w:ascii="Songti SC" w:hAnsi="Songti SC" w:eastAsia="Songti SC" w:cs="Songti SC"/>
+          <w:color w:val="000000"/>
+          <w:sz w:val="24"/>
+          <w:szCs w:val="24"/>
+        </w:rPr>
+        <w:t xml:space="preserve">民治</w:t>
+      </w:r>
+      <w:r>
+        <w:rPr>
+          <w:rFonts w:ascii="Songti SC" w:hAnsi="Songti SC" w:eastAsia="Songti SC" w:cs="Songti SC"/>
+          <w:color w:val="000000"/>
+          <w:sz w:val="24"/>
+          <w:szCs w:val="24"/>
+        </w:rPr>
+        <w:t xml:space="preserve">的</w:t>
+      </w:r>
+      <w:r>
+        <w:rPr>
+          <w:rFonts w:ascii="Songti SC" w:hAnsi="Songti SC" w:eastAsia="Songti SC" w:cs="Songti SC"/>
+          <w:color w:val="000000"/>
+          <w:sz w:val="24"/>
+          <w:szCs w:val="24"/>
+        </w:rPr>
+        <w:t xml:space="preserve">核心</w:t>
+      </w:r>
+      <w:r>
+        <w:rPr>
+          <w:rFonts w:ascii="Songti SC" w:hAnsi="Songti SC" w:eastAsia="Songti SC" w:cs="Songti SC"/>
+          <w:color w:val="000000"/>
+          <w:sz w:val="24"/>
+          <w:szCs w:val="24"/>
+        </w:rPr>
+        <w:t xml:space="preserve">理念</w:t>
+      </w:r>
+      <w:r>
+        <w:rPr>
+          <w:rFonts w:ascii="Songti SC" w:hAnsi="Songti SC" w:eastAsia="Songti SC" w:cs="Songti SC"/>
+          <w:color w:val="000000"/>
+          <w:sz w:val="24"/>
+          <w:szCs w:val="24"/>
+        </w:rPr>
+        <w:t xml:space="preserve">之一</w:t>
+      </w:r>
+      <w:r>
+        <w:rPr>
+          <w:rFonts w:ascii="Songti SC" w:hAnsi="Songti SC" w:eastAsia="Songti SC" w:cs="Songti SC"/>
+          <w:color w:val="000000"/>
+          <w:sz w:val="24"/>
+          <w:szCs w:val="24"/>
+        </w:rPr>
+        <w:t xml:space="preserve">，</w:t>
+      </w:r>
+      <w:r>
+        <w:rPr>
+          <w:rFonts w:ascii="Songti SC" w:hAnsi="Songti SC" w:eastAsia="Songti SC" w:cs="Songti SC"/>
+          <w:color w:val="000000"/>
+          <w:sz w:val="24"/>
+          <w:szCs w:val="24"/>
+        </w:rPr>
+        <w:t xml:space="preserve">即</w:t>
+      </w:r>
+      <w:r>
+        <w:rPr>
+          <w:rFonts w:ascii="Songti SC" w:hAnsi="Songti SC" w:eastAsia="Songti SC" w:cs="Songti SC"/>
+          <w:color w:val="000000"/>
+          <w:sz w:val="24"/>
+          <w:szCs w:val="24"/>
+        </w:rPr>
+        <w:t xml:space="preserve">每个人</w:t>
+      </w:r>
+      <w:r>
+        <w:rPr>
+          <w:rFonts w:ascii="Songti SC" w:hAnsi="Songti SC" w:eastAsia="Songti SC" w:cs="Songti SC"/>
+          <w:color w:val="000000"/>
+          <w:sz w:val="24"/>
+          <w:szCs w:val="24"/>
+        </w:rPr>
+        <w:t xml:space="preserve">都</w:t>
+      </w:r>
+      <w:r>
+        <w:rPr>
+          <w:rFonts w:ascii="Songti SC" w:hAnsi="Songti SC" w:eastAsia="Songti SC" w:cs="Songti SC"/>
+          <w:color w:val="000000"/>
+          <w:sz w:val="24"/>
+          <w:szCs w:val="24"/>
+        </w:rPr>
+        <w:t xml:space="preserve">有</w:t>
+      </w:r>
+      <w:r>
+        <w:rPr>
+          <w:rFonts w:ascii="Songti SC" w:hAnsi="Songti SC" w:eastAsia="Songti SC" w:cs="Songti SC"/>
+          <w:color w:val="000000"/>
+          <w:sz w:val="24"/>
+          <w:szCs w:val="24"/>
+        </w:rPr>
+        <w:t xml:space="preserve">发行</w:t>
+      </w:r>
+      <w:r>
+        <w:rPr>
+          <w:rFonts w:ascii="Songti SC" w:hAnsi="Songti SC" w:eastAsia="Songti SC" w:cs="Songti SC"/>
+          <w:color w:val="000000"/>
+          <w:sz w:val="24"/>
+          <w:szCs w:val="24"/>
+        </w:rPr>
+        <w:t xml:space="preserve">货币</w:t>
+      </w:r>
+      <w:r>
+        <w:rPr>
+          <w:rFonts w:ascii="Songti SC" w:hAnsi="Songti SC" w:eastAsia="Songti SC" w:cs="Songti SC"/>
+          <w:color w:val="000000"/>
+          <w:sz w:val="24"/>
+          <w:szCs w:val="24"/>
+        </w:rPr>
+        <w:t xml:space="preserve">的</w:t>
+      </w:r>
+      <w:r>
+        <w:rPr>
+          <w:rFonts w:ascii="Songti SC" w:hAnsi="Songti SC" w:eastAsia="Songti SC" w:cs="Songti SC"/>
+          <w:color w:val="000000"/>
+          <w:sz w:val="24"/>
+          <w:szCs w:val="24"/>
+        </w:rPr>
+        <w:t xml:space="preserve">权力，</w:t>
+      </w:r>
+      <w:r>
+        <w:rPr>
+          <w:rFonts w:ascii="Songti SC" w:hAnsi="Songti SC" w:eastAsia="Songti SC" w:cs="Songti SC"/>
+          <w:color w:val="000000"/>
+          <w:sz w:val="24"/>
+          <w:szCs w:val="24"/>
+        </w:rPr>
+        <w:t xml:space="preserve">为此，</w:t>
+      </w:r>
+      <w:r>
+        <w:rPr>
+          <w:rFonts w:ascii="Songti SC" w:hAnsi="Songti SC" w:eastAsia="Songti SC" w:cs="Songti SC"/>
+          <w:color w:val="000000"/>
+          <w:sz w:val="24"/>
+          <w:szCs w:val="24"/>
+        </w:rPr>
+        <w:t xml:space="preserve">设立</w:t>
+      </w:r>
+      <w:r>
+        <w:rPr>
+          <w:rFonts w:ascii="Songti SC" w:hAnsi="Songti SC" w:eastAsia="Songti SC" w:cs="Songti SC"/>
+          <w:color w:val="000000"/>
+          <w:sz w:val="24"/>
+          <w:szCs w:val="24"/>
+        </w:rPr>
+        <w:t xml:space="preserve">公民</w:t>
+      </w:r>
+      <w:r>
+        <w:rPr>
+          <w:rFonts w:ascii="Songti SC" w:hAnsi="Songti SC" w:eastAsia="Songti SC" w:cs="Songti SC"/>
+          <w:color w:val="000000"/>
+          <w:sz w:val="24"/>
+          <w:szCs w:val="24"/>
+        </w:rPr>
+        <w:t xml:space="preserve">储备委员会，</w:t>
+      </w:r>
+      <w:r>
+        <w:rPr>
+          <w:rFonts w:ascii="Songti SC" w:hAnsi="Songti SC" w:eastAsia="Songti SC" w:cs="Songti SC"/>
+          <w:color w:val="000000"/>
+          <w:sz w:val="24"/>
+          <w:szCs w:val="24"/>
+        </w:rPr>
+        <w:t xml:space="preserve">在</w:t>
+      </w:r>
+      <w:r>
+        <w:rPr>
+          <w:rFonts w:ascii="Songti SC" w:hAnsi="Songti SC" w:eastAsia="Songti SC" w:cs="Songti SC"/>
+          <w:color w:val="000000"/>
+          <w:sz w:val="24"/>
+          <w:szCs w:val="24"/>
+        </w:rPr>
+        <w:t xml:space="preserve">全体</w:t>
+      </w:r>
+      <w:r>
+        <w:rPr>
+          <w:rFonts w:ascii="Songti SC" w:hAnsi="Songti SC" w:eastAsia="Songti SC" w:cs="Songti SC"/>
+          <w:color w:val="000000"/>
+          <w:sz w:val="24"/>
+          <w:szCs w:val="24"/>
+        </w:rPr>
+        <w:t xml:space="preserve">公民</w:t>
+      </w:r>
+      <w:r>
+        <w:rPr>
+          <w:rFonts w:ascii="Songti SC" w:hAnsi="Songti SC" w:eastAsia="Songti SC" w:cs="Songti SC"/>
+          <w:color w:val="000000"/>
+          <w:sz w:val="24"/>
+          <w:szCs w:val="24"/>
+        </w:rPr>
+        <w:t xml:space="preserve">授权</w:t>
+      </w:r>
+      <w:r>
+        <w:rPr>
+          <w:rFonts w:ascii="Songti SC" w:hAnsi="Songti SC" w:eastAsia="Songti SC" w:cs="Songti SC"/>
+          <w:color w:val="000000"/>
+          <w:sz w:val="24"/>
+          <w:szCs w:val="24"/>
+        </w:rPr>
+        <w:t xml:space="preserve">下</w:t>
+      </w:r>
+      <w:r>
+        <w:rPr>
+          <w:rFonts w:ascii="Songti SC" w:hAnsi="Songti SC" w:eastAsia="Songti SC" w:cs="Songti SC"/>
+          <w:color w:val="000000"/>
+          <w:sz w:val="24"/>
+          <w:szCs w:val="24"/>
+        </w:rPr>
+        <w:t xml:space="preserve">发行货币，</w:t>
+      </w:r>
+      <w:r>
+        <w:rPr>
+          <w:rFonts w:ascii="Songti SC" w:hAnsi="Songti SC" w:eastAsia="Songti SC" w:cs="Songti SC"/>
+          <w:color w:val="000000"/>
+          <w:sz w:val="24"/>
+          <w:szCs w:val="24"/>
+        </w:rPr>
+        <w:t xml:space="preserve">全体</w:t>
+      </w:r>
+      <w:r>
+        <w:rPr>
+          <w:rFonts w:ascii="Songti SC" w:hAnsi="Songti SC" w:eastAsia="Songti SC" w:cs="Songti SC"/>
+          <w:color w:val="000000"/>
+          <w:sz w:val="24"/>
+          <w:szCs w:val="24"/>
+        </w:rPr>
+        <w:t xml:space="preserve">公民</w:t>
+      </w:r>
+      <w:r>
+        <w:rPr>
+          <w:rFonts w:ascii="Songti SC" w:hAnsi="Songti SC" w:eastAsia="Songti SC" w:cs="Songti SC"/>
+          <w:color w:val="000000"/>
+          <w:sz w:val="24"/>
+          <w:szCs w:val="24"/>
+        </w:rPr>
+        <w:t xml:space="preserve">发行</w:t>
+      </w:r>
+      <w:r>
+        <w:rPr>
+          <w:rFonts w:ascii="Songti SC" w:hAnsi="Songti SC" w:eastAsia="Songti SC" w:cs="Songti SC"/>
+          <w:color w:val="000000"/>
+          <w:sz w:val="24"/>
+          <w:szCs w:val="24"/>
+        </w:rPr>
+        <w:t xml:space="preserve">的</w:t>
+      </w:r>
+      <w:r>
+        <w:rPr>
+          <w:rFonts w:ascii="Songti SC" w:hAnsi="Songti SC" w:eastAsia="Songti SC" w:cs="Songti SC"/>
+          <w:color w:val="000000"/>
+          <w:sz w:val="24"/>
+          <w:szCs w:val="24"/>
+        </w:rPr>
+        <w:t xml:space="preserve">货币</w:t>
+      </w:r>
+      <w:r>
+        <w:rPr>
+          <w:rFonts w:ascii="Songti SC" w:hAnsi="Songti SC" w:eastAsia="Songti SC" w:cs="Songti SC"/>
+          <w:color w:val="000000"/>
+          <w:sz w:val="24"/>
+          <w:szCs w:val="24"/>
+        </w:rPr>
+        <w:t xml:space="preserve">即</w:t>
+      </w:r>
+      <w:r>
+        <w:rPr>
+          <w:rFonts w:ascii="Songti SC" w:hAnsi="Songti SC" w:eastAsia="Songti SC" w:cs="Songti SC"/>
+          <w:color w:val="000000"/>
+          <w:sz w:val="24"/>
+          <w:szCs w:val="24"/>
+        </w:rPr>
+        <w:t xml:space="preserve">公民</w:t>
+      </w:r>
+      <w:r>
+        <w:rPr>
+          <w:rFonts w:ascii="Songti SC" w:hAnsi="Songti SC" w:eastAsia="Songti SC" w:cs="Songti SC"/>
+          <w:color w:val="000000"/>
+          <w:sz w:val="24"/>
+          <w:szCs w:val="24"/>
+        </w:rPr>
+        <w:t xml:space="preserve">币</w:t>
+      </w:r>
+      <w:r>
+        <w:rPr>
+          <w:rFonts w:ascii="Songti SC" w:hAnsi="Songti SC" w:eastAsia="Songti SC" w:cs="Songti SC"/>
+          <w:color w:val="000000"/>
+          <w:sz w:val="24"/>
+          <w:szCs w:val="24"/>
+        </w:rPr>
+        <w:t xml:space="preserve">。</w:t>
+      </w:r>
+      <w:r>
+        <w:rPr>
+          <w:rFonts w:ascii="Songti SC" w:hAnsi="Songti SC" w:cs="Songti SC"/>
+          <w:highlight w:val="none"/>
+        </w:rPr>
+      </w:r>
+      <w:r>
+        <w:rPr>
+          <w:rFonts w:ascii="Songti SC" w:hAnsi="Songti SC" w:cs="Songti SC"/>
+          <w:highlight w:val="none"/>
+        </w:rPr>
+      </w:r>
+    </w:p>
+    <w:p>
+      <w:pPr>
+        <w:suppressLineNumbers w:val="false"/>
+        <w:pBdr>
+          <w:top w:val="none" w:color="000000" w:sz="4" w:space="0"/>
+          <w:left w:val="none" w:color="000000" w:sz="4" w:space="0"/>
+          <w:bottom w:val="none" w:color="000000" w:sz="4" w:space="0"/>
+          <w:right w:val="none" w:color="000000" w:sz="4" w:space="0"/>
+        </w:pBdr>
+        <w:spacing w:after="113" w:before="0" w:line="240" w:lineRule="auto"/>
+        <w:ind w:right="0" w:firstLine="0" w:left="0"/>
+        <w:rPr>
+          <w:rFonts w:ascii="宋體-簡" w:hAnsi="宋體-簡" w:eastAsia="宋體-簡" w:cs="宋體-簡"/>
+          <w:b w:val="0"/>
+          <w:bCs w:val="0"/>
+          <w:color w:val="000000" w:themeColor="text1"/>
+          <w:sz w:val="24"/>
+          <w:szCs w:val="24"/>
+        </w:rPr>
+      </w:pPr>
+      <w:r>
+        <w:rPr>
+          <w:rFonts w:ascii="Songti SC" w:hAnsi="Songti SC" w:cs="Songti SC"/>
+          <w:highlight w:val="none"/>
+        </w:rPr>
+      </w:r>
+      <w:r>
+        <w:rPr>
+          <w:rFonts w:ascii="宋體-簡" w:hAnsi="宋體-簡" w:eastAsia="宋體-簡" w:cs="宋體-簡"/>
+          <w:b w:val="0"/>
+          <w:bCs w:val="0"/>
+          <w:color w:val="000000" w:themeColor="text1"/>
+          <w:sz w:val="24"/>
+          <w:szCs w:val="24"/>
+          <w:lang w:val="zh-Hans"/>
+        </w:rPr>
+        <w:t xml:space="preserve">    </w:t>
+      </w:r>
+      <w:r>
+        <w:rPr>
+          <w:rFonts w:ascii="宋體-簡" w:hAnsi="宋體-簡" w:eastAsia="宋體-簡" w:cs="宋體-簡"/>
+          <w:b w:val="0"/>
+          <w:bCs w:val="0"/>
+          <w:color w:val="000000" w:themeColor="text1"/>
+          <w:sz w:val="24"/>
+          <w:szCs w:val="24"/>
+        </w:rPr>
+        <w:t xml:space="preserve">铸币权的分立，有</w:t>
+      </w:r>
+      <w:r>
+        <w:rPr>
+          <w:rFonts w:ascii="宋體-簡" w:hAnsi="宋體-簡" w:eastAsia="宋體-簡" w:cs="宋體-簡"/>
+          <w:b w:val="0"/>
+          <w:bCs w:val="0"/>
+          <w:color w:val="000000" w:themeColor="text1"/>
+          <w:sz w:val="24"/>
+          <w:szCs w:val="24"/>
+        </w:rPr>
+        <w:t xml:space="preserve">助于防止政府滥发货币，且因为每个省级行政区的地域条件不尽相同，故应赋予每个省级行政区发行货</w:t>
+      </w:r>
+      <w:r>
+        <w:rPr>
+          <w:rFonts w:ascii="宋體-簡" w:hAnsi="宋體-簡" w:eastAsia="宋體-簡" w:cs="宋體-簡"/>
+          <w:b w:val="0"/>
+          <w:bCs w:val="0"/>
+          <w:color w:val="000000" w:themeColor="text1"/>
+          <w:sz w:val="24"/>
+          <w:szCs w:val="24"/>
+        </w:rPr>
+        <w:t xml:space="preserve">币的权力，但一个国家有多种法定货币显然不合理，那么国家铸币权的分立则是省级行政区发行货币权</w:t>
+      </w:r>
+      <w:r>
+        <w:rPr>
+          <w:rFonts w:ascii="宋體-簡" w:hAnsi="宋體-簡" w:eastAsia="宋體-簡" w:cs="宋體-簡"/>
+          <w:b w:val="0"/>
+          <w:bCs w:val="0"/>
+          <w:color w:val="000000" w:themeColor="text1"/>
+          <w:sz w:val="24"/>
+          <w:szCs w:val="24"/>
+        </w:rPr>
+        <w:t xml:space="preserve">力的具体体现，设立省储备委员会，由省储备委员会代表该省参与联邦货币政策的制订，以最大限度的</w:t>
+      </w:r>
+      <w:r>
+        <w:rPr>
+          <w:rFonts w:ascii="宋體-簡" w:hAnsi="宋體-簡" w:eastAsia="宋體-簡" w:cs="宋體-簡"/>
+          <w:b w:val="0"/>
+          <w:bCs w:val="0"/>
+          <w:color w:val="000000" w:themeColor="text1"/>
+          <w:sz w:val="24"/>
+          <w:szCs w:val="24"/>
+        </w:rPr>
+        <w:t xml:space="preserve">保障该省公民的权益。</w:t>
+      </w:r>
+      <w:r>
+        <w:rPr>
+          <w:rFonts w:ascii="Songti SC" w:hAnsi="Songti SC" w:cs="Songti SC"/>
+          <w:highlight w:val="none"/>
+        </w:rPr>
+      </w:r>
+      <w:r>
+        <w:rPr>
+          <w:rFonts w:ascii="宋體-簡" w:hAnsi="宋體-簡" w:eastAsia="宋體-簡" w:cs="宋體-簡"/>
+          <w:b w:val="0"/>
+          <w:bCs w:val="0"/>
+          <w:color w:val="000000" w:themeColor="text1"/>
+          <w:sz w:val="24"/>
+          <w:szCs w:val="24"/>
+        </w:rPr>
+      </w:r>
+    </w:p>
+    <w:p>
+      <w:pPr>
+        <w:suppressLineNumbers w:val="false"/>
+        <w:pBdr>
+          <w:top w:val="none" w:color="000000" w:sz="4" w:space="0"/>
+          <w:left w:val="none" w:color="000000" w:sz="4" w:space="0"/>
+          <w:bottom w:val="none" w:color="000000" w:sz="4" w:space="0"/>
+          <w:right w:val="none" w:color="000000" w:sz="4" w:space="0"/>
+        </w:pBdr>
+        <w:spacing w:after="113" w:before="0" w:line="240" w:lineRule="auto"/>
+        <w:ind w:right="0" w:firstLine="0" w:left="0"/>
+        <w:rPr>
+          <w:rFonts w:ascii="Songti SC" w:hAnsi="Songti SC" w:cs="Songti SC"/>
+          <w:highlight w:val="none"/>
+        </w:rPr>
+      </w:pPr>
+      <w:r>
+        <w:rPr>
+          <w:rFonts w:ascii="宋體-簡" w:hAnsi="宋體-簡" w:eastAsia="宋體-簡" w:cs="宋體-簡"/>
+          <w:b w:val="0"/>
+          <w:bCs w:val="0"/>
+          <w:color w:val="000000" w:themeColor="text1"/>
+          <w:sz w:val="24"/>
+          <w:szCs w:val="24"/>
+          <w:lang w:val="zh-Hans"/>
+        </w:rPr>
+        <w:t xml:space="preserve">    </w:t>
+      </w:r>
+      <w:r>
+        <w:rPr>
+          <w:rFonts w:ascii="宋體-簡" w:hAnsi="宋體-簡" w:eastAsia="宋體-簡" w:cs="宋體-簡"/>
+          <w:b w:val="0"/>
+          <w:bCs w:val="0"/>
+          <w:color w:val="000000" w:themeColor="text1"/>
+          <w:sz w:val="24"/>
+          <w:szCs w:val="24"/>
+        </w:rPr>
+        <w:t xml:space="preserve">在商业社会中，铸币权不应该仅仅属于政府，铸币应该有公开市场的参与，故公</w:t>
+      </w:r>
+      <w:r>
+        <w:rPr>
+          <w:rFonts w:ascii="宋體-簡" w:hAnsi="宋體-簡" w:eastAsia="宋體-簡" w:cs="宋體-簡"/>
+          <w:b w:val="0"/>
+          <w:bCs w:val="0"/>
+          <w:color w:val="000000" w:themeColor="text1"/>
+          <w:sz w:val="24"/>
+          <w:szCs w:val="24"/>
+        </w:rPr>
+        <w:t xml:space="preserve">民储备银行应该属于社会组织，由社会组织或公民参与组建，并代表社会力量参与货币的发行和金融政</w:t>
+      </w:r>
+      <w:r>
+        <w:rPr>
+          <w:rFonts w:ascii="宋體-簡" w:hAnsi="宋體-簡" w:eastAsia="宋體-簡" w:cs="宋體-簡"/>
+          <w:b w:val="0"/>
+          <w:bCs w:val="0"/>
+          <w:color w:val="000000" w:themeColor="text1"/>
+          <w:sz w:val="24"/>
+          <w:szCs w:val="24"/>
+        </w:rPr>
+        <w:t xml:space="preserve">策的制定。且采用区块链系统发行</w:t>
+      </w:r>
+      <w:r>
+        <w:rPr>
+          <w:rFonts w:ascii="宋體-簡" w:hAnsi="宋體-簡" w:eastAsia="宋體-簡" w:cs="宋體-簡"/>
+          <w:b w:val="0"/>
+          <w:bCs w:val="0"/>
+          <w:color w:val="000000" w:themeColor="text1"/>
+          <w:sz w:val="24"/>
+          <w:szCs w:val="24"/>
+        </w:rPr>
+        <w:t xml:space="preserve">公民</w:t>
+      </w:r>
+      <w:r>
+        <w:rPr>
+          <w:rFonts w:ascii="宋體-簡" w:hAnsi="宋體-簡" w:eastAsia="宋體-簡" w:cs="宋體-簡"/>
+          <w:b w:val="0"/>
+          <w:bCs w:val="0"/>
+          <w:color w:val="000000" w:themeColor="text1"/>
+          <w:sz w:val="24"/>
+          <w:szCs w:val="24"/>
+        </w:rPr>
+        <w:t xml:space="preserve">币，赋予经公民认证的轻节点反对权威节点发行、销毁货币等重</w:t>
+      </w:r>
+      <w:r>
+        <w:rPr>
+          <w:rFonts w:ascii="宋體-簡" w:hAnsi="宋體-簡" w:eastAsia="宋體-簡" w:cs="宋體-簡"/>
+          <w:b w:val="0"/>
+          <w:bCs w:val="0"/>
+          <w:color w:val="000000" w:themeColor="text1"/>
+          <w:sz w:val="24"/>
+          <w:szCs w:val="24"/>
+        </w:rPr>
+        <w:t xml:space="preserve">大决策的权力，让每个公民都能参与到货币的发行中。</w:t>
+      </w:r>
+      <w:r>
+        <w:rPr>
+          <w:rFonts w:ascii="Songti SC" w:hAnsi="Songti SC" w:cs="Songti SC"/>
+          <w:highlight w:val="none"/>
+        </w:rPr>
+      </w:r>
+      <w:r>
+        <w:rPr>
+          <w:rFonts w:ascii="Songti SC" w:hAnsi="Songti SC" w:cs="Songti SC"/>
+          <w:highlight w:val="none"/>
+        </w:rPr>
+      </w:r>
+    </w:p>
+    <w:p>
+      <w:pPr>
         <w:pStyle w:val="853"/>
         <w:suppressLineNumbers w:val="false"/>
         <w:pBdr>
@@ -5321,7 +6393,7 @@
           <w:sz w:val="24"/>
           <w:szCs w:val="24"/>
         </w:rPr>
-        <w:t xml:space="preserve">2. 公民储备委员会</w:t>
+        <w:t xml:space="preserve">四、“三院”：立法、司法与监察</w:t>
       </w:r>
       <w:r>
         <w:rPr>
@@ -5340,938 +6412,7 @@
     </w:p>
     <w:p>
       <w:pPr>
-        <w:suppressLineNumbers w:val="false"/>
-        <w:pBdr>
-          <w:top w:val="none" w:color="000000" w:sz="4" w:space="0"/>
-          <w:left w:val="none" w:color="000000" w:sz="4" w:space="0"/>
-          <w:bottom w:val="none" w:color="000000" w:sz="4" w:space="0"/>
-          <w:right w:val="none" w:color="000000" w:sz="4" w:space="0"/>
-        </w:pBdr>
-        <w:spacing w:after="113" w:before="0" w:line="240" w:lineRule="auto"/>
-        <w:ind w:right="0" w:firstLine="0" w:left="0"/>
-        <w:rPr>
-          <w:rFonts w:ascii="宋體-簡" w:hAnsi="宋體-簡" w:cs="宋體-簡"/>
-          <w:sz w:val="24"/>
-          <w:szCs w:val="24"/>
-        </w:rPr>
-      </w:pPr>
-      <w:r>
-        <w:rPr>
-          <w:rFonts w:ascii="Songti SC" w:hAnsi="Songti SC" w:eastAsia="Songti SC" w:cs="Songti SC"/>
-          <w:color w:val="000000"/>
-          <w:sz w:val="24"/>
-          <w:szCs w:val="24"/>
-        </w:rPr>
-        <w:t xml:space="preserve">   </w:t>
-      </w:r>
-      <w:r>
-        <w:rPr>
-          <w:rFonts w:ascii="Songti SC" w:hAnsi="Songti SC" w:eastAsia="Songti SC" w:cs="Songti SC"/>
-          <w:color w:val="000000"/>
-          <w:sz w:val="24"/>
-          <w:szCs w:val="24"/>
-        </w:rPr>
-        <w:t xml:space="preserve"> </w:t>
-      </w:r>
-      <w:r>
-        <w:rPr>
-          <w:rFonts w:ascii="Songti SC" w:hAnsi="Songti SC" w:eastAsia="Songti SC" w:cs="Songti SC"/>
-          <w:color w:val="000000"/>
-          <w:sz w:val="24"/>
-          <w:szCs w:val="24"/>
-        </w:rPr>
-        <w:t xml:space="preserve">铸币权</w:t>
-      </w:r>
-      <w:r>
-        <w:rPr>
-          <w:rFonts w:ascii="Songti SC" w:hAnsi="Songti SC" w:eastAsia="Songti SC" w:cs="Songti SC"/>
-          <w:color w:val="000000"/>
-          <w:sz w:val="24"/>
-          <w:szCs w:val="24"/>
-        </w:rPr>
-        <w:t xml:space="preserve">同样不隶属于行政，而由“公民储备委员会”行使。储委会由国家储备委员会、省储备委员会和公民储备银行构成，三者之间没有隶属关系，而是通过</w:t>
-      </w:r>
-      <w:r>
-        <w:rPr>
-          <w:rFonts w:ascii="Songti SC" w:hAnsi="Songti SC" w:eastAsia="Songti SC" w:cs="Songti SC"/>
-          <w:color w:val="000000"/>
-          <w:sz w:val="24"/>
-          <w:szCs w:val="24"/>
-        </w:rPr>
-        <w:t xml:space="preserve">公民储备委员会</w:t>
-      </w:r>
-      <w:r>
-        <w:rPr>
-          <w:rFonts w:ascii="Songti SC" w:hAnsi="Songti SC" w:eastAsia="Songti SC" w:cs="Songti SC"/>
-          <w:color w:val="000000"/>
-          <w:sz w:val="24"/>
-          <w:szCs w:val="24"/>
-        </w:rPr>
-        <w:t xml:space="preserve">联合会议进行协</w:t>
-      </w:r>
-      <w:r>
-        <w:rPr>
-          <w:rFonts w:ascii="Songti SC" w:hAnsi="Songti SC" w:eastAsia="Songti SC" w:cs="Songti SC"/>
-          <w:color w:val="000000"/>
-          <w:sz w:val="24"/>
-          <w:szCs w:val="24"/>
-        </w:rPr>
-        <w:t xml:space="preserve">调</w:t>
-      </w:r>
-      <w:r>
-        <w:rPr>
-          <w:rFonts w:ascii="宋體-簡" w:hAnsi="宋體-簡" w:eastAsia="宋體-簡" w:cs="宋體-簡"/>
-          <w:color w:val="000000"/>
-          <w:sz w:val="24"/>
-          <w:szCs w:val="24"/>
-        </w:rPr>
-        <w:t xml:space="preserve">。</w:t>
-      </w:r>
-      <w:r>
-        <w:rPr>
-          <w:rFonts w:ascii="宋體-簡" w:hAnsi="宋體-簡" w:eastAsia="宋體-簡" w:cs="宋體-簡"/>
-          <w:color w:val="000000"/>
-          <w:sz w:val="24"/>
-          <w:szCs w:val="24"/>
-        </w:rPr>
-        <w:t xml:space="preserve">国家</w:t>
-      </w:r>
-      <w:r>
-        <w:rPr>
-          <w:rFonts w:ascii="宋體-簡" w:hAnsi="宋體-簡" w:eastAsia="宋體-簡" w:cs="宋體-簡"/>
-          <w:color w:val="000000"/>
-          <w:sz w:val="24"/>
-          <w:szCs w:val="24"/>
-        </w:rPr>
-        <w:t xml:space="preserve">储备</w:t>
-      </w:r>
-      <w:r>
-        <w:rPr>
-          <w:rFonts w:ascii="宋體-簡" w:hAnsi="宋體-簡" w:eastAsia="宋體-簡" w:cs="宋體-簡"/>
-          <w:color w:val="000000"/>
-          <w:sz w:val="24"/>
-          <w:szCs w:val="24"/>
-        </w:rPr>
-        <w:t xml:space="preserve">委员会</w:t>
-      </w:r>
-      <w:r>
-        <w:rPr>
-          <w:rFonts w:ascii="宋體-簡" w:hAnsi="宋體-簡" w:eastAsia="宋體-簡" w:cs="宋體-簡"/>
-          <w:color w:val="000000"/>
-          <w:sz w:val="24"/>
-          <w:szCs w:val="24"/>
-        </w:rPr>
-        <w:t xml:space="preserve">代表着</w:t>
-      </w:r>
-      <w:r>
-        <w:rPr>
-          <w:rFonts w:ascii="宋體-簡" w:hAnsi="宋體-簡" w:eastAsia="宋體-簡" w:cs="宋體-簡"/>
-          <w:sz w:val="24"/>
-          <w:szCs w:val="24"/>
-        </w:rPr>
-        <w:t xml:space="preserve">联邦</w:t>
-      </w:r>
-      <w:r>
-        <w:rPr>
-          <w:rFonts w:ascii="宋體-簡" w:hAnsi="宋體-簡" w:eastAsia="宋體-簡" w:cs="宋體-簡"/>
-          <w:sz w:val="24"/>
-          <w:szCs w:val="24"/>
-        </w:rPr>
-        <w:t xml:space="preserve">政府</w:t>
-      </w:r>
-      <w:r>
-        <w:rPr>
-          <w:rFonts w:ascii="宋體-簡" w:hAnsi="宋體-簡" w:eastAsia="宋體-簡" w:cs="宋體-簡"/>
-          <w:sz w:val="24"/>
-          <w:szCs w:val="24"/>
-        </w:rPr>
-        <w:t xml:space="preserve">的</w:t>
-      </w:r>
-      <w:r>
-        <w:rPr>
-          <w:rFonts w:ascii="宋體-簡" w:hAnsi="宋體-簡" w:eastAsia="宋體-簡" w:cs="宋體-簡"/>
-          <w:sz w:val="24"/>
-          <w:szCs w:val="24"/>
-        </w:rPr>
-        <w:t xml:space="preserve">需求，</w:t>
-      </w:r>
-      <w:r>
-        <w:rPr>
-          <w:rFonts w:ascii="宋體-簡" w:hAnsi="宋體-簡" w:eastAsia="宋體-簡" w:cs="宋體-簡"/>
-          <w:sz w:val="24"/>
-          <w:szCs w:val="24"/>
-        </w:rPr>
-        <w:t xml:space="preserve">省</w:t>
-      </w:r>
-      <w:r>
-        <w:rPr>
-          <w:rFonts w:ascii="宋體-簡" w:hAnsi="宋體-簡" w:eastAsia="宋體-簡" w:cs="宋體-簡"/>
-          <w:sz w:val="24"/>
-          <w:szCs w:val="24"/>
-        </w:rPr>
-        <w:t xml:space="preserve">储备</w:t>
-      </w:r>
-      <w:r>
-        <w:rPr>
-          <w:rFonts w:ascii="宋體-簡" w:hAnsi="宋體-簡" w:eastAsia="宋體-簡" w:cs="宋體-簡"/>
-          <w:sz w:val="24"/>
-          <w:szCs w:val="24"/>
-        </w:rPr>
-        <w:t xml:space="preserve">委员会</w:t>
-      </w:r>
-      <w:r>
-        <w:rPr>
-          <w:rFonts w:ascii="宋體-簡" w:hAnsi="宋體-簡" w:eastAsia="宋體-簡" w:cs="宋體-簡"/>
-          <w:sz w:val="24"/>
-          <w:szCs w:val="24"/>
-        </w:rPr>
-        <w:t xml:space="preserve">代表着</w:t>
-      </w:r>
-      <w:r>
-        <w:rPr>
-          <w:rFonts w:ascii="宋體-簡" w:hAnsi="宋體-簡" w:eastAsia="宋體-簡" w:cs="宋體-簡"/>
-          <w:sz w:val="24"/>
-          <w:szCs w:val="24"/>
-        </w:rPr>
-        <w:t xml:space="preserve">地方</w:t>
-      </w:r>
-      <w:r>
-        <w:rPr>
-          <w:rFonts w:ascii="宋體-簡" w:hAnsi="宋體-簡" w:eastAsia="宋體-簡" w:cs="宋體-簡"/>
-          <w:sz w:val="24"/>
-          <w:szCs w:val="24"/>
-        </w:rPr>
-        <w:t xml:space="preserve">政府</w:t>
-      </w:r>
-      <w:r>
-        <w:rPr>
-          <w:rFonts w:ascii="宋體-簡" w:hAnsi="宋體-簡" w:eastAsia="宋體-簡" w:cs="宋體-簡"/>
-          <w:sz w:val="24"/>
-          <w:szCs w:val="24"/>
-        </w:rPr>
-        <w:t xml:space="preserve">的</w:t>
-      </w:r>
-      <w:r>
-        <w:rPr>
-          <w:rFonts w:ascii="宋體-簡" w:hAnsi="宋體-簡" w:eastAsia="宋體-簡" w:cs="宋體-簡"/>
-          <w:sz w:val="24"/>
-          <w:szCs w:val="24"/>
-        </w:rPr>
-        <w:t xml:space="preserve">需求，</w:t>
-      </w:r>
-      <w:r>
-        <w:rPr>
-          <w:rFonts w:ascii="宋體-簡" w:hAnsi="宋體-簡" w:eastAsia="宋體-簡" w:cs="宋體-簡"/>
-          <w:sz w:val="24"/>
-          <w:szCs w:val="24"/>
-        </w:rPr>
-        <w:t xml:space="preserve">公民</w:t>
-      </w:r>
-      <w:r>
-        <w:rPr>
-          <w:rFonts w:ascii="宋體-簡" w:hAnsi="宋體-簡" w:eastAsia="宋體-簡" w:cs="宋體-簡"/>
-          <w:sz w:val="24"/>
-          <w:szCs w:val="24"/>
-        </w:rPr>
-        <w:t xml:space="preserve">储备</w:t>
-      </w:r>
-      <w:r>
-        <w:rPr>
-          <w:rFonts w:ascii="宋體-簡" w:hAnsi="宋體-簡" w:eastAsia="宋體-簡" w:cs="宋體-簡"/>
-          <w:sz w:val="24"/>
-          <w:szCs w:val="24"/>
-        </w:rPr>
-        <w:t xml:space="preserve">银行</w:t>
-      </w:r>
-      <w:r>
-        <w:rPr>
-          <w:rFonts w:ascii="宋體-簡" w:hAnsi="宋體-簡" w:eastAsia="宋體-簡" w:cs="宋體-簡"/>
-          <w:sz w:val="24"/>
-          <w:szCs w:val="24"/>
-        </w:rPr>
-        <w:t xml:space="preserve">代表着</w:t>
-      </w:r>
-      <w:r>
-        <w:rPr>
-          <w:rFonts w:ascii="宋體-簡" w:hAnsi="宋體-簡" w:eastAsia="宋體-簡" w:cs="宋體-簡"/>
-          <w:sz w:val="24"/>
-          <w:szCs w:val="24"/>
-        </w:rPr>
-        <w:t xml:space="preserve">公开</w:t>
-      </w:r>
-      <w:r>
-        <w:rPr>
-          <w:rFonts w:ascii="宋體-簡" w:hAnsi="宋體-簡" w:eastAsia="宋體-簡" w:cs="宋體-簡"/>
-          <w:sz w:val="24"/>
-          <w:szCs w:val="24"/>
-        </w:rPr>
-        <w:t xml:space="preserve">市场</w:t>
-      </w:r>
-      <w:r>
-        <w:rPr>
-          <w:rFonts w:ascii="宋體-簡" w:hAnsi="宋體-簡" w:eastAsia="宋體-簡" w:cs="宋體-簡"/>
-          <w:sz w:val="24"/>
-          <w:szCs w:val="24"/>
-        </w:rPr>
-        <w:t xml:space="preserve">的</w:t>
-      </w:r>
-      <w:r>
-        <w:rPr>
-          <w:rFonts w:ascii="宋體-簡" w:hAnsi="宋體-簡" w:eastAsia="宋體-簡" w:cs="宋體-簡"/>
-          <w:sz w:val="24"/>
-          <w:szCs w:val="24"/>
-        </w:rPr>
-        <w:t xml:space="preserve">需求</w:t>
-      </w:r>
-      <w:r>
-        <w:rPr>
-          <w:rFonts w:ascii="宋體-簡" w:hAnsi="宋體-簡" w:eastAsia="宋體-簡" w:cs="宋體-簡"/>
-          <w:sz w:val="24"/>
-          <w:szCs w:val="24"/>
-        </w:rPr>
-        <w:t xml:space="preserve">。</w:t>
-      </w:r>
-      <w:r>
-        <w:rPr>
-          <w:rFonts w:ascii="宋體-簡" w:hAnsi="宋體-簡" w:eastAsia="宋體-簡" w:cs="宋體-簡"/>
-          <w:sz w:val="24"/>
-          <w:szCs w:val="24"/>
-        </w:rPr>
-      </w:r>
-      <w:r>
-        <w:rPr>
-          <w:rFonts w:ascii="宋體-簡" w:hAnsi="宋體-簡" w:cs="宋體-簡"/>
-          <w:sz w:val="24"/>
-          <w:szCs w:val="24"/>
-        </w:rPr>
-      </w:r>
-    </w:p>
-    <w:p>
-      <w:pPr>
-        <w:suppressLineNumbers w:val="false"/>
-        <w:pBdr>
-          <w:top w:val="none" w:color="000000" w:sz="4" w:space="0"/>
-          <w:left w:val="none" w:color="000000" w:sz="4" w:space="0"/>
-          <w:bottom w:val="none" w:color="000000" w:sz="4" w:space="0"/>
-          <w:right w:val="none" w:color="000000" w:sz="4" w:space="0"/>
-        </w:pBdr>
-        <w:spacing w:after="113" w:before="0" w:line="240" w:lineRule="auto"/>
-        <w:ind w:right="0" w:firstLine="0" w:left="0"/>
-        <w:rPr>
-          <w:rFonts w:ascii="Songti SC" w:hAnsi="Songti SC" w:cs="Songti SC"/>
-          <w:highlight w:val="none"/>
-        </w:rPr>
-      </w:pPr>
-      <w:r>
-        <w:rPr>
-          <w:rFonts w:ascii="Songti SC" w:hAnsi="Songti SC" w:eastAsia="Songti SC" w:cs="Songti SC"/>
-          <w:color w:val="000000"/>
-          <w:sz w:val="24"/>
-          <w:szCs w:val="24"/>
-        </w:rPr>
-        <w:t xml:space="preserve">    </w:t>
-      </w:r>
-      <w:r>
-        <w:rPr>
-          <w:rFonts w:ascii="Songti SC" w:hAnsi="Songti SC" w:eastAsia="Songti SC" w:cs="Songti SC"/>
-          <w:color w:val="000000"/>
-          <w:sz w:val="24"/>
-          <w:szCs w:val="24"/>
-        </w:rPr>
-        <w:t xml:space="preserve">政府</w:t>
-      </w:r>
-      <w:r>
-        <w:rPr>
-          <w:rFonts w:ascii="Songti SC" w:hAnsi="Songti SC" w:eastAsia="Songti SC" w:cs="Songti SC"/>
-          <w:color w:val="000000"/>
-          <w:sz w:val="24"/>
-          <w:szCs w:val="24"/>
-        </w:rPr>
-        <w:t xml:space="preserve">不</w:t>
-      </w:r>
-      <w:r>
-        <w:rPr>
-          <w:rFonts w:ascii="Songti SC" w:hAnsi="Songti SC" w:eastAsia="Songti SC" w:cs="Songti SC"/>
-          <w:color w:val="000000"/>
-          <w:sz w:val="24"/>
-          <w:szCs w:val="24"/>
-        </w:rPr>
-        <w:t xml:space="preserve">能</w:t>
-      </w:r>
-      <w:r>
-        <w:rPr>
-          <w:rFonts w:ascii="Songti SC" w:hAnsi="Songti SC" w:eastAsia="Songti SC" w:cs="Songti SC"/>
-          <w:color w:val="000000"/>
-          <w:sz w:val="24"/>
-          <w:szCs w:val="24"/>
-        </w:rPr>
-        <w:t xml:space="preserve">垄断</w:t>
-      </w:r>
-      <w:r>
-        <w:rPr>
-          <w:rFonts w:ascii="Songti SC" w:hAnsi="Songti SC" w:eastAsia="Songti SC" w:cs="Songti SC"/>
-          <w:color w:val="000000"/>
-          <w:sz w:val="24"/>
-          <w:szCs w:val="24"/>
-        </w:rPr>
-        <w:t xml:space="preserve">铸币权，</w:t>
-      </w:r>
-      <w:r>
-        <w:rPr>
-          <w:rFonts w:ascii="Songti SC" w:hAnsi="Songti SC" w:eastAsia="Songti SC" w:cs="Songti SC"/>
-          <w:color w:val="000000"/>
-          <w:sz w:val="24"/>
-          <w:szCs w:val="24"/>
-        </w:rPr>
-        <w:t xml:space="preserve">铸币权</w:t>
-      </w:r>
-      <w:r>
-        <w:rPr>
-          <w:rFonts w:ascii="Songti SC" w:hAnsi="Songti SC" w:eastAsia="Songti SC" w:cs="Songti SC"/>
-          <w:color w:val="000000"/>
-          <w:sz w:val="24"/>
-          <w:szCs w:val="24"/>
-        </w:rPr>
-        <w:t xml:space="preserve">应该</w:t>
-      </w:r>
-      <w:r>
-        <w:rPr>
-          <w:rFonts w:ascii="Songti SC" w:hAnsi="Songti SC" w:eastAsia="Songti SC" w:cs="Songti SC"/>
-          <w:color w:val="000000"/>
-          <w:sz w:val="24"/>
-          <w:szCs w:val="24"/>
-        </w:rPr>
-        <w:t xml:space="preserve">属于</w:t>
-      </w:r>
-      <w:r>
-        <w:rPr>
-          <w:rFonts w:ascii="Songti SC" w:hAnsi="Songti SC" w:eastAsia="Songti SC" w:cs="Songti SC"/>
-          <w:color w:val="000000"/>
-          <w:sz w:val="24"/>
-          <w:szCs w:val="24"/>
-        </w:rPr>
-        <w:t xml:space="preserve">全体</w:t>
-      </w:r>
-      <w:r>
-        <w:rPr>
-          <w:rFonts w:ascii="Songti SC" w:hAnsi="Songti SC" w:eastAsia="Songti SC" w:cs="Songti SC"/>
-          <w:color w:val="000000"/>
-          <w:sz w:val="24"/>
-          <w:szCs w:val="24"/>
-        </w:rPr>
-        <w:t xml:space="preserve">公民</w:t>
-      </w:r>
-      <w:r>
-        <w:rPr>
-          <w:rFonts w:ascii="Songti SC" w:hAnsi="Songti SC" w:eastAsia="Songti SC" w:cs="Songti SC"/>
-          <w:color w:val="000000"/>
-          <w:sz w:val="24"/>
-          <w:szCs w:val="24"/>
-        </w:rPr>
-        <w:t xml:space="preserve">所有，</w:t>
-      </w:r>
-      <w:r>
-        <w:rPr>
-          <w:rFonts w:ascii="Songti SC" w:hAnsi="Songti SC" w:eastAsia="Songti SC" w:cs="Songti SC"/>
-          <w:color w:val="000000"/>
-          <w:sz w:val="24"/>
-          <w:szCs w:val="24"/>
-        </w:rPr>
-        <w:t xml:space="preserve">这是</w:t>
-      </w:r>
-      <w:r>
-        <w:rPr>
-          <w:rFonts w:ascii="Songti SC" w:hAnsi="Songti SC" w:eastAsia="Songti SC" w:cs="Songti SC"/>
-          <w:color w:val="000000"/>
-          <w:sz w:val="24"/>
-          <w:szCs w:val="24"/>
-        </w:rPr>
-        <w:t xml:space="preserve">民治</w:t>
-      </w:r>
-      <w:r>
-        <w:rPr>
-          <w:rFonts w:ascii="Songti SC" w:hAnsi="Songti SC" w:eastAsia="Songti SC" w:cs="Songti SC"/>
-          <w:color w:val="000000"/>
-          <w:sz w:val="24"/>
-          <w:szCs w:val="24"/>
-        </w:rPr>
-        <w:t xml:space="preserve">的</w:t>
-      </w:r>
-      <w:r>
-        <w:rPr>
-          <w:rFonts w:ascii="Songti SC" w:hAnsi="Songti SC" w:eastAsia="Songti SC" w:cs="Songti SC"/>
-          <w:color w:val="000000"/>
-          <w:sz w:val="24"/>
-          <w:szCs w:val="24"/>
-        </w:rPr>
-        <w:t xml:space="preserve">核心</w:t>
-      </w:r>
-      <w:r>
-        <w:rPr>
-          <w:rFonts w:ascii="Songti SC" w:hAnsi="Songti SC" w:eastAsia="Songti SC" w:cs="Songti SC"/>
-          <w:color w:val="000000"/>
-          <w:sz w:val="24"/>
-          <w:szCs w:val="24"/>
-        </w:rPr>
-        <w:t xml:space="preserve">理念</w:t>
-      </w:r>
-      <w:r>
-        <w:rPr>
-          <w:rFonts w:ascii="Songti SC" w:hAnsi="Songti SC" w:eastAsia="Songti SC" w:cs="Songti SC"/>
-          <w:color w:val="000000"/>
-          <w:sz w:val="24"/>
-          <w:szCs w:val="24"/>
-        </w:rPr>
-        <w:t xml:space="preserve">之一</w:t>
-      </w:r>
-      <w:r>
-        <w:rPr>
-          <w:rFonts w:ascii="Songti SC" w:hAnsi="Songti SC" w:eastAsia="Songti SC" w:cs="Songti SC"/>
-          <w:color w:val="000000"/>
-          <w:sz w:val="24"/>
-          <w:szCs w:val="24"/>
-        </w:rPr>
-        <w:t xml:space="preserve">，</w:t>
-      </w:r>
-      <w:r>
-        <w:rPr>
-          <w:rFonts w:ascii="Songti SC" w:hAnsi="Songti SC" w:eastAsia="Songti SC" w:cs="Songti SC"/>
-          <w:color w:val="000000"/>
-          <w:sz w:val="24"/>
-          <w:szCs w:val="24"/>
-        </w:rPr>
-        <w:t xml:space="preserve">即</w:t>
-      </w:r>
-      <w:r>
-        <w:rPr>
-          <w:rFonts w:ascii="Songti SC" w:hAnsi="Songti SC" w:eastAsia="Songti SC" w:cs="Songti SC"/>
-          <w:color w:val="000000"/>
-          <w:sz w:val="24"/>
-          <w:szCs w:val="24"/>
-        </w:rPr>
-        <w:t xml:space="preserve">每个人</w:t>
-      </w:r>
-      <w:r>
-        <w:rPr>
-          <w:rFonts w:ascii="Songti SC" w:hAnsi="Songti SC" w:eastAsia="Songti SC" w:cs="Songti SC"/>
-          <w:color w:val="000000"/>
-          <w:sz w:val="24"/>
-          <w:szCs w:val="24"/>
-        </w:rPr>
-        <w:t xml:space="preserve">都</w:t>
-      </w:r>
-      <w:r>
-        <w:rPr>
-          <w:rFonts w:ascii="Songti SC" w:hAnsi="Songti SC" w:eastAsia="Songti SC" w:cs="Songti SC"/>
-          <w:color w:val="000000"/>
-          <w:sz w:val="24"/>
-          <w:szCs w:val="24"/>
-        </w:rPr>
-        <w:t xml:space="preserve">有</w:t>
-      </w:r>
-      <w:r>
-        <w:rPr>
-          <w:rFonts w:ascii="Songti SC" w:hAnsi="Songti SC" w:eastAsia="Songti SC" w:cs="Songti SC"/>
-          <w:color w:val="000000"/>
-          <w:sz w:val="24"/>
-          <w:szCs w:val="24"/>
-        </w:rPr>
-        <w:t xml:space="preserve">发行</w:t>
-      </w:r>
-      <w:r>
-        <w:rPr>
-          <w:rFonts w:ascii="Songti SC" w:hAnsi="Songti SC" w:eastAsia="Songti SC" w:cs="Songti SC"/>
-          <w:color w:val="000000"/>
-          <w:sz w:val="24"/>
-          <w:szCs w:val="24"/>
-        </w:rPr>
-        <w:t xml:space="preserve">货币</w:t>
-      </w:r>
-      <w:r>
-        <w:rPr>
-          <w:rFonts w:ascii="Songti SC" w:hAnsi="Songti SC" w:eastAsia="Songti SC" w:cs="Songti SC"/>
-          <w:color w:val="000000"/>
-          <w:sz w:val="24"/>
-          <w:szCs w:val="24"/>
-        </w:rPr>
-        <w:t xml:space="preserve">的</w:t>
-      </w:r>
-      <w:r>
-        <w:rPr>
-          <w:rFonts w:ascii="Songti SC" w:hAnsi="Songti SC" w:eastAsia="Songti SC" w:cs="Songti SC"/>
-          <w:color w:val="000000"/>
-          <w:sz w:val="24"/>
-          <w:szCs w:val="24"/>
-        </w:rPr>
-        <w:t xml:space="preserve">权力，</w:t>
-      </w:r>
-      <w:r>
-        <w:rPr>
-          <w:rFonts w:ascii="Songti SC" w:hAnsi="Songti SC" w:eastAsia="Songti SC" w:cs="Songti SC"/>
-          <w:color w:val="000000"/>
-          <w:sz w:val="24"/>
-          <w:szCs w:val="24"/>
-        </w:rPr>
-        <w:t xml:space="preserve">为此，</w:t>
-      </w:r>
-      <w:r>
-        <w:rPr>
-          <w:rFonts w:ascii="Songti SC" w:hAnsi="Songti SC" w:eastAsia="Songti SC" w:cs="Songti SC"/>
-          <w:color w:val="000000"/>
-          <w:sz w:val="24"/>
-          <w:szCs w:val="24"/>
-        </w:rPr>
-        <w:t xml:space="preserve">设立</w:t>
-      </w:r>
-      <w:r>
-        <w:rPr>
-          <w:rFonts w:ascii="Songti SC" w:hAnsi="Songti SC" w:eastAsia="Songti SC" w:cs="Songti SC"/>
-          <w:color w:val="000000"/>
-          <w:sz w:val="24"/>
-          <w:szCs w:val="24"/>
-        </w:rPr>
-        <w:t xml:space="preserve">公民</w:t>
-      </w:r>
-      <w:r>
-        <w:rPr>
-          <w:rFonts w:ascii="Songti SC" w:hAnsi="Songti SC" w:eastAsia="Songti SC" w:cs="Songti SC"/>
-          <w:color w:val="000000"/>
-          <w:sz w:val="24"/>
-          <w:szCs w:val="24"/>
-        </w:rPr>
-        <w:t xml:space="preserve">储备委员会，</w:t>
-      </w:r>
-      <w:r>
-        <w:rPr>
-          <w:rFonts w:ascii="Songti SC" w:hAnsi="Songti SC" w:eastAsia="Songti SC" w:cs="Songti SC"/>
-          <w:color w:val="000000"/>
-          <w:sz w:val="24"/>
-          <w:szCs w:val="24"/>
-        </w:rPr>
-        <w:t xml:space="preserve">在</w:t>
-      </w:r>
-      <w:r>
-        <w:rPr>
-          <w:rFonts w:ascii="Songti SC" w:hAnsi="Songti SC" w:eastAsia="Songti SC" w:cs="Songti SC"/>
-          <w:color w:val="000000"/>
-          <w:sz w:val="24"/>
-          <w:szCs w:val="24"/>
-        </w:rPr>
-        <w:t xml:space="preserve">全体</w:t>
-      </w:r>
-      <w:r>
-        <w:rPr>
-          <w:rFonts w:ascii="Songti SC" w:hAnsi="Songti SC" w:eastAsia="Songti SC" w:cs="Songti SC"/>
-          <w:color w:val="000000"/>
-          <w:sz w:val="24"/>
-          <w:szCs w:val="24"/>
-        </w:rPr>
-        <w:t xml:space="preserve">公民</w:t>
-      </w:r>
-      <w:r>
-        <w:rPr>
-          <w:rFonts w:ascii="Songti SC" w:hAnsi="Songti SC" w:eastAsia="Songti SC" w:cs="Songti SC"/>
-          <w:color w:val="000000"/>
-          <w:sz w:val="24"/>
-          <w:szCs w:val="24"/>
-        </w:rPr>
-        <w:t xml:space="preserve">授权</w:t>
-      </w:r>
-      <w:r>
-        <w:rPr>
-          <w:rFonts w:ascii="Songti SC" w:hAnsi="Songti SC" w:eastAsia="Songti SC" w:cs="Songti SC"/>
-          <w:color w:val="000000"/>
-          <w:sz w:val="24"/>
-          <w:szCs w:val="24"/>
-        </w:rPr>
-        <w:t xml:space="preserve">下</w:t>
-      </w:r>
-      <w:r>
-        <w:rPr>
-          <w:rFonts w:ascii="Songti SC" w:hAnsi="Songti SC" w:eastAsia="Songti SC" w:cs="Songti SC"/>
-          <w:color w:val="000000"/>
-          <w:sz w:val="24"/>
-          <w:szCs w:val="24"/>
-        </w:rPr>
-        <w:t xml:space="preserve">发行货币，</w:t>
-      </w:r>
-      <w:r>
-        <w:rPr>
-          <w:rFonts w:ascii="Songti SC" w:hAnsi="Songti SC" w:eastAsia="Songti SC" w:cs="Songti SC"/>
-          <w:color w:val="000000"/>
-          <w:sz w:val="24"/>
-          <w:szCs w:val="24"/>
-        </w:rPr>
-        <w:t xml:space="preserve">全体</w:t>
-      </w:r>
-      <w:r>
-        <w:rPr>
-          <w:rFonts w:ascii="Songti SC" w:hAnsi="Songti SC" w:eastAsia="Songti SC" w:cs="Songti SC"/>
-          <w:color w:val="000000"/>
-          <w:sz w:val="24"/>
-          <w:szCs w:val="24"/>
-        </w:rPr>
-        <w:t xml:space="preserve">公民</w:t>
-      </w:r>
-      <w:r>
-        <w:rPr>
-          <w:rFonts w:ascii="Songti SC" w:hAnsi="Songti SC" w:eastAsia="Songti SC" w:cs="Songti SC"/>
-          <w:color w:val="000000"/>
-          <w:sz w:val="24"/>
-          <w:szCs w:val="24"/>
-        </w:rPr>
-        <w:t xml:space="preserve">发行</w:t>
-      </w:r>
-      <w:r>
-        <w:rPr>
-          <w:rFonts w:ascii="Songti SC" w:hAnsi="Songti SC" w:eastAsia="Songti SC" w:cs="Songti SC"/>
-          <w:color w:val="000000"/>
-          <w:sz w:val="24"/>
-          <w:szCs w:val="24"/>
-        </w:rPr>
-        <w:t xml:space="preserve">的</w:t>
-      </w:r>
-      <w:r>
-        <w:rPr>
-          <w:rFonts w:ascii="Songti SC" w:hAnsi="Songti SC" w:eastAsia="Songti SC" w:cs="Songti SC"/>
-          <w:color w:val="000000"/>
-          <w:sz w:val="24"/>
-          <w:szCs w:val="24"/>
-        </w:rPr>
-        <w:t xml:space="preserve">货币</w:t>
-      </w:r>
-      <w:r>
-        <w:rPr>
-          <w:rFonts w:ascii="Songti SC" w:hAnsi="Songti SC" w:eastAsia="Songti SC" w:cs="Songti SC"/>
-          <w:color w:val="000000"/>
-          <w:sz w:val="24"/>
-          <w:szCs w:val="24"/>
-        </w:rPr>
-        <w:t xml:space="preserve">即</w:t>
-      </w:r>
-      <w:r>
-        <w:rPr>
-          <w:rFonts w:ascii="Songti SC" w:hAnsi="Songti SC" w:eastAsia="Songti SC" w:cs="Songti SC"/>
-          <w:color w:val="000000"/>
-          <w:sz w:val="24"/>
-          <w:szCs w:val="24"/>
-        </w:rPr>
-        <w:t xml:space="preserve">公民</w:t>
-      </w:r>
-      <w:r>
-        <w:rPr>
-          <w:rFonts w:ascii="Songti SC" w:hAnsi="Songti SC" w:eastAsia="Songti SC" w:cs="Songti SC"/>
-          <w:color w:val="000000"/>
-          <w:sz w:val="24"/>
-          <w:szCs w:val="24"/>
-        </w:rPr>
-        <w:t xml:space="preserve">币</w:t>
-      </w:r>
-      <w:r>
-        <w:rPr>
-          <w:rFonts w:ascii="Songti SC" w:hAnsi="Songti SC" w:eastAsia="Songti SC" w:cs="Songti SC"/>
-          <w:color w:val="000000"/>
-          <w:sz w:val="24"/>
-          <w:szCs w:val="24"/>
-        </w:rPr>
-        <w:t xml:space="preserve">。</w:t>
-      </w:r>
-      <w:r>
-        <w:rPr>
-          <w:rFonts w:ascii="Songti SC" w:hAnsi="Songti SC" w:cs="Songti SC"/>
-          <w:highlight w:val="none"/>
-        </w:rPr>
-      </w:r>
-      <w:r>
-        <w:rPr>
-          <w:rFonts w:ascii="Songti SC" w:hAnsi="Songti SC" w:cs="Songti SC"/>
-          <w:highlight w:val="none"/>
-        </w:rPr>
-      </w:r>
-    </w:p>
-    <w:p>
-      <w:pPr>
-        <w:suppressLineNumbers w:val="false"/>
-        <w:pBdr>
-          <w:top w:val="none" w:color="000000" w:sz="4" w:space="0"/>
-          <w:left w:val="none" w:color="000000" w:sz="4" w:space="0"/>
-          <w:bottom w:val="none" w:color="000000" w:sz="4" w:space="0"/>
-          <w:right w:val="none" w:color="000000" w:sz="4" w:space="0"/>
-        </w:pBdr>
-        <w:spacing w:after="113" w:before="0" w:line="240" w:lineRule="auto"/>
-        <w:ind w:right="0" w:firstLine="0" w:left="0"/>
-        <w:rPr>
-          <w:rFonts w:ascii="宋體-簡" w:hAnsi="宋體-簡" w:eastAsia="宋體-簡" w:cs="宋體-簡"/>
-          <w:b w:val="0"/>
-          <w:bCs w:val="0"/>
-          <w:color w:val="000000" w:themeColor="text1"/>
-          <w:sz w:val="24"/>
-          <w:szCs w:val="24"/>
-        </w:rPr>
-      </w:pPr>
-      <w:r>
-        <w:rPr>
-          <w:rFonts w:ascii="Songti SC" w:hAnsi="Songti SC" w:cs="Songti SC"/>
-          <w:highlight w:val="none"/>
-        </w:rPr>
-      </w:r>
-      <w:r>
-        <w:rPr>
-          <w:rFonts w:ascii="宋體-簡" w:hAnsi="宋體-簡" w:eastAsia="宋體-簡" w:cs="宋體-簡"/>
-          <w:b w:val="0"/>
-          <w:bCs w:val="0"/>
-          <w:color w:val="000000" w:themeColor="text1"/>
-          <w:sz w:val="24"/>
-          <w:szCs w:val="24"/>
-          <w:lang w:val="zh-Hans"/>
-        </w:rPr>
-        <w:t xml:space="preserve">    </w:t>
-      </w:r>
-      <w:r>
-        <w:rPr>
-          <w:rFonts w:ascii="宋體-簡" w:hAnsi="宋體-簡" w:eastAsia="宋體-簡" w:cs="宋體-簡"/>
-          <w:b w:val="0"/>
-          <w:bCs w:val="0"/>
-          <w:color w:val="000000" w:themeColor="text1"/>
-          <w:sz w:val="24"/>
-          <w:szCs w:val="24"/>
-        </w:rPr>
-        <w:t xml:space="preserve">铸币权的分立，有</w:t>
-      </w:r>
-      <w:r>
-        <w:rPr>
-          <w:rFonts w:ascii="宋體-簡" w:hAnsi="宋體-簡" w:eastAsia="宋體-簡" w:cs="宋體-簡"/>
-          <w:b w:val="0"/>
-          <w:bCs w:val="0"/>
-          <w:color w:val="000000" w:themeColor="text1"/>
-          <w:sz w:val="24"/>
-          <w:szCs w:val="24"/>
-        </w:rPr>
-        <w:t xml:space="preserve">助于防止政府滥发货币，且因为每个省级行政区的地域条件不尽相同，故应赋予每个省级行政区发行货</w:t>
-      </w:r>
-      <w:r>
-        <w:rPr>
-          <w:rFonts w:ascii="宋體-簡" w:hAnsi="宋體-簡" w:eastAsia="宋體-簡" w:cs="宋體-簡"/>
-          <w:b w:val="0"/>
-          <w:bCs w:val="0"/>
-          <w:color w:val="000000" w:themeColor="text1"/>
-          <w:sz w:val="24"/>
-          <w:szCs w:val="24"/>
-        </w:rPr>
-        <w:t xml:space="preserve">币的权力，但一个国家有多种法定货币显然不合理，那么国家铸币权的分立则是省级行政区发行货币权</w:t>
-      </w:r>
-      <w:r>
-        <w:rPr>
-          <w:rFonts w:ascii="宋體-簡" w:hAnsi="宋體-簡" w:eastAsia="宋體-簡" w:cs="宋體-簡"/>
-          <w:b w:val="0"/>
-          <w:bCs w:val="0"/>
-          <w:color w:val="000000" w:themeColor="text1"/>
-          <w:sz w:val="24"/>
-          <w:szCs w:val="24"/>
-        </w:rPr>
-        <w:t xml:space="preserve">力的具体体现，设立省储备委员会，由省储备委员会代表该省参与联邦货币政策的制订，以最大限度的</w:t>
-      </w:r>
-      <w:r>
-        <w:rPr>
-          <w:rFonts w:ascii="宋體-簡" w:hAnsi="宋體-簡" w:eastAsia="宋體-簡" w:cs="宋體-簡"/>
-          <w:b w:val="0"/>
-          <w:bCs w:val="0"/>
-          <w:color w:val="000000" w:themeColor="text1"/>
-          <w:sz w:val="24"/>
-          <w:szCs w:val="24"/>
-        </w:rPr>
-        <w:t xml:space="preserve">保障该省公民的权益。</w:t>
-      </w:r>
-      <w:r>
-        <w:rPr>
-          <w:rFonts w:ascii="Songti SC" w:hAnsi="Songti SC" w:cs="Songti SC"/>
-          <w:highlight w:val="none"/>
-        </w:rPr>
-      </w:r>
-    </w:p>
-    <w:p>
-      <w:pPr>
-        <w:suppressLineNumbers w:val="false"/>
-        <w:pBdr>
-          <w:top w:val="none" w:color="000000" w:sz="4" w:space="0"/>
-          <w:left w:val="none" w:color="000000" w:sz="4" w:space="0"/>
-          <w:bottom w:val="none" w:color="000000" w:sz="4" w:space="0"/>
-          <w:right w:val="none" w:color="000000" w:sz="4" w:space="0"/>
-        </w:pBdr>
-        <w:spacing w:after="113" w:before="0" w:line="240" w:lineRule="auto"/>
-        <w:ind w:right="0" w:firstLine="0" w:left="0"/>
-        <w:rPr>
-          <w:rFonts w:ascii="Songti SC" w:hAnsi="Songti SC" w:cs="Songti SC"/>
-          <w:highlight w:val="none"/>
-        </w:rPr>
-      </w:pPr>
-      <w:r>
-        <w:rPr>
-          <w:rFonts w:ascii="宋體-簡" w:hAnsi="宋體-簡" w:eastAsia="宋體-簡" w:cs="宋體-簡"/>
-          <w:b w:val="0"/>
-          <w:bCs w:val="0"/>
-          <w:color w:val="000000" w:themeColor="text1"/>
-          <w:sz w:val="24"/>
-          <w:szCs w:val="24"/>
-          <w:lang w:val="zh-Hans"/>
-        </w:rPr>
-        <w:t xml:space="preserve">    </w:t>
-      </w:r>
-      <w:r>
-        <w:rPr>
-          <w:rFonts w:ascii="宋體-簡" w:hAnsi="宋體-簡" w:eastAsia="宋體-簡" w:cs="宋體-簡"/>
-          <w:b w:val="0"/>
-          <w:bCs w:val="0"/>
-          <w:color w:val="000000" w:themeColor="text1"/>
-          <w:sz w:val="24"/>
-          <w:szCs w:val="24"/>
-        </w:rPr>
-        <w:t xml:space="preserve">在商业社会中，铸币权不应该仅仅属于政府，铸币应该有公开市场的参与，故公</w:t>
-      </w:r>
-      <w:r>
-        <w:rPr>
-          <w:rFonts w:ascii="宋體-簡" w:hAnsi="宋體-簡" w:eastAsia="宋體-簡" w:cs="宋體-簡"/>
-          <w:b w:val="0"/>
-          <w:bCs w:val="0"/>
-          <w:color w:val="000000" w:themeColor="text1"/>
-          <w:sz w:val="24"/>
-          <w:szCs w:val="24"/>
-        </w:rPr>
-        <w:t xml:space="preserve">民储备银行应该属于社会组织，由社会组织或公民参与组建，并代表社会力量参与货币的发行和金融政</w:t>
-      </w:r>
-      <w:r>
-        <w:rPr>
-          <w:rFonts w:ascii="宋體-簡" w:hAnsi="宋體-簡" w:eastAsia="宋體-簡" w:cs="宋體-簡"/>
-          <w:b w:val="0"/>
-          <w:bCs w:val="0"/>
-          <w:color w:val="000000" w:themeColor="text1"/>
-          <w:sz w:val="24"/>
-          <w:szCs w:val="24"/>
-        </w:rPr>
-        <w:t xml:space="preserve">策的制定。且采用区块链系统发行五民币，赋予经公民认证的轻节点反对权威节点发行、销毁货币等重</w:t>
-      </w:r>
-      <w:r>
-        <w:rPr>
-          <w:rFonts w:ascii="宋體-簡" w:hAnsi="宋體-簡" w:eastAsia="宋體-簡" w:cs="宋體-簡"/>
-          <w:b w:val="0"/>
-          <w:bCs w:val="0"/>
-          <w:color w:val="000000" w:themeColor="text1"/>
-          <w:sz w:val="24"/>
-          <w:szCs w:val="24"/>
-        </w:rPr>
-        <w:t xml:space="preserve">大决策的权力，让每个公民都能参与到货币的发行中。</w:t>
-      </w:r>
-      <w:r>
-        <w:rPr>
-          <w:rFonts w:ascii="Songti SC" w:hAnsi="Songti SC" w:cs="Songti SC"/>
-          <w:highlight w:val="none"/>
-        </w:rPr>
-      </w:r>
-      <w:r/>
-    </w:p>
-    <w:p>
-      <w:pPr>
-        <w:pStyle w:val="852"/>
+        <w:pStyle w:val="854"/>
         <w:suppressLineNumbers w:val="false"/>
         <w:pBdr>
           <w:top w:val="none" w:color="000000" w:sz="4" w:space="0"/>
@@ -6295,7 +6436,7 @@
           <w:sz w:val="24"/>
           <w:szCs w:val="24"/>
         </w:rPr>
-        <w:t xml:space="preserve">四、“三院”：立法、司法与监察</w:t>
+        <w:t xml:space="preserve">1. 立法院</w:t>
       </w:r>
       <w:r>
         <w:rPr>
@@ -6314,7 +6455,6 @@
     </w:p>
     <w:p>
       <w:pPr>
-        <w:pStyle w:val="853"/>
         <w:suppressLineNumbers w:val="false"/>
         <w:pBdr>
           <w:top w:val="none" w:color="000000" w:sz="4" w:space="0"/>
@@ -6326,94 +6466,52 @@
         <w:ind w:right="0" w:firstLine="0" w:left="0"/>
         <w:rPr>
           <w:rFonts w:ascii="Songti SC" w:hAnsi="Songti SC" w:cs="Songti SC"/>
-          <w:sz w:val="24"/>
-          <w:szCs w:val="24"/>
-        </w:rPr>
-      </w:pPr>
-      <w:r>
-        <w:rPr>
-          <w:rFonts w:ascii="Songti SC" w:hAnsi="Songti SC" w:eastAsia="Songti SC" w:cs="Songti SC"/>
-          <w:b/>
-          <w:color w:val="000000"/>
-          <w:sz w:val="24"/>
-          <w:szCs w:val="24"/>
-        </w:rPr>
-        <w:t xml:space="preserve">1. 立法院</w:t>
+          <w:szCs w:val="24"/>
+        </w:rPr>
+      </w:pPr>
+      <w:r>
+        <w:rPr>
+          <w:rFonts w:ascii="Songti SC" w:hAnsi="Songti SC" w:eastAsia="Songti SC" w:cs="Songti SC"/>
+          <w:color w:val="000000"/>
+          <w:sz w:val="24"/>
+          <w:szCs w:val="24"/>
+        </w:rPr>
+        <w:t xml:space="preserve">    立法权在《</w:t>
+      </w:r>
+      <w:r>
+        <w:rPr>
+          <w:rFonts w:ascii="Songti SC" w:hAnsi="Songti SC" w:eastAsia="Songti SC" w:cs="Songti SC"/>
+          <w:color w:val="000000"/>
+          <w:sz w:val="24"/>
+          <w:szCs w:val="24"/>
+        </w:rPr>
+        <w:t xml:space="preserve">公民</w:t>
+      </w:r>
+      <w:r>
+        <w:rPr>
+          <w:rFonts w:ascii="Songti SC" w:hAnsi="Songti SC" w:eastAsia="Songti SC" w:cs="Songti SC"/>
+          <w:color w:val="000000"/>
+          <w:sz w:val="24"/>
+          <w:szCs w:val="24"/>
+        </w:rPr>
+        <w:t xml:space="preserve">宪法》中被进一步分散为联邦立法院与市公民立法委员会。</w:t>
       </w:r>
       <w:r>
         <w:rPr>
           <w:rFonts w:ascii="Songti SC" w:hAnsi="Songti SC" w:cs="Songti SC"/>
-          <w:sz w:val="24"/>
           <w:szCs w:val="24"/>
         </w:rPr>
       </w:r>
       <w:r>
         <w:rPr>
           <w:rFonts w:ascii="Songti SC" w:hAnsi="Songti SC" w:cs="Songti SC"/>
-          <w:sz w:val="24"/>
           <w:szCs w:val="24"/>
         </w:rPr>
       </w:r>
     </w:p>
     <w:p>
       <w:pPr>
-        <w:suppressLineNumbers w:val="false"/>
-        <w:pBdr>
-          <w:top w:val="none" w:color="000000" w:sz="4" w:space="0"/>
-          <w:left w:val="none" w:color="000000" w:sz="4" w:space="0"/>
-          <w:bottom w:val="none" w:color="000000" w:sz="4" w:space="0"/>
-          <w:right w:val="none" w:color="000000" w:sz="4" w:space="0"/>
-        </w:pBdr>
-        <w:spacing w:after="113" w:line="240" w:lineRule="auto"/>
-        <w:ind w:right="0" w:firstLine="0" w:left="0"/>
-        <w:rPr>
-          <w:rFonts w:ascii="Songti SC" w:hAnsi="Songti SC" w:cs="Songti SC"/>
-          <w:szCs w:val="24"/>
-        </w:rPr>
-      </w:pPr>
-      <w:r>
-        <w:rPr>
-          <w:rFonts w:ascii="Songti SC" w:hAnsi="Songti SC" w:eastAsia="Songti SC" w:cs="Songti SC"/>
-          <w:color w:val="000000"/>
-          <w:sz w:val="24"/>
-          <w:szCs w:val="24"/>
-        </w:rPr>
-        <w:t xml:space="preserve">    立法权在《</w:t>
-      </w:r>
-      <w:r>
-        <w:rPr>
-          <w:rFonts w:ascii="Songti SC" w:hAnsi="Songti SC" w:eastAsia="Songti SC" w:cs="Songti SC"/>
-          <w:color w:val="000000"/>
-          <w:sz w:val="24"/>
-          <w:szCs w:val="24"/>
-        </w:rPr>
-        <w:t xml:space="preserve">公民</w:t>
-      </w:r>
-      <w:r>
-        <w:rPr>
-          <w:rFonts w:ascii="Songti SC" w:hAnsi="Songti SC" w:eastAsia="Songti SC" w:cs="Songti SC"/>
-          <w:color w:val="000000"/>
-          <w:sz w:val="24"/>
-          <w:szCs w:val="24"/>
-        </w:rPr>
-        <w:t xml:space="preserve">宪法》中被进一步分散为联邦立法院与市公民立法委员会。</w:t>
-      </w:r>
-      <w:r>
-        <w:rPr>
-          <w:rFonts w:ascii="Songti SC" w:hAnsi="Songti SC" w:cs="Songti SC"/>
-          <w:szCs w:val="24"/>
-        </w:rPr>
-      </w:r>
-      <w:r>
-        <w:rPr>
-          <w:rFonts w:ascii="Songti SC" w:hAnsi="Songti SC" w:cs="Songti SC"/>
-          <w:szCs w:val="24"/>
-        </w:rPr>
-      </w:r>
-    </w:p>
-    <w:p>
-      <w:pPr>
-        <w:pStyle w:val="913"/>
+        <w:pStyle w:val="914"/>
         <w:numPr>
           <w:ilvl w:val="0"/>
           <w:numId w:val="6"/>
@@ -6456,7 +6554,7 @@
     </w:p>
     <w:p>
       <w:pPr>
-        <w:pStyle w:val="913"/>
+        <w:pStyle w:val="914"/>
         <w:numPr>
           <w:ilvl w:val="0"/>
           <w:numId w:val="6"/>
@@ -6556,7 +6654,7 @@
     </w:p>
     <w:p>
       <w:pPr>
-        <w:pStyle w:val="853"/>
+        <w:pStyle w:val="854"/>
         <w:suppressLineNumbers w:val="false"/>
         <w:pBdr>
           <w:top w:val="none" w:color="000000" w:sz="4" w:space="0"/>
@@ -6673,7 +6771,7 @@
     </w:p>
     <w:p>
       <w:pPr>
-        <w:pStyle w:val="913"/>
+        <w:pStyle w:val="914"/>
         <w:numPr>
           <w:ilvl w:val="0"/>
           <w:numId w:val="7"/>
@@ -6716,7 +6814,7 @@
     </w:p>
     <w:p>
       <w:pPr>
-        <w:pStyle w:val="913"/>
+        <w:pStyle w:val="914"/>
         <w:numPr>
           <w:ilvl w:val="0"/>
           <w:numId w:val="7"/>
@@ -7004,7 +7102,7 @@
     </w:p>
     <w:p>
       <w:pPr>
-        <w:pStyle w:val="853"/>
+        <w:pStyle w:val="854"/>
         <w:suppressLineNumbers w:val="false"/>
         <w:pBdr>
           <w:top w:val="none" w:color="000000" w:sz="4" w:space="0"/>
@@ -7085,7 +7183,7 @@
     </w:p>
     <w:p>
       <w:pPr>
-        <w:pStyle w:val="913"/>
+        <w:pStyle w:val="914"/>
         <w:numPr>
           <w:ilvl w:val="0"/>
           <w:numId w:val="8"/>
@@ -7128,7 +7226,7 @@
     </w:p>
     <w:p>
       <w:pPr>
-        <w:pStyle w:val="913"/>
+        <w:pStyle w:val="914"/>
         <w:numPr>
           <w:ilvl w:val="0"/>
           <w:numId w:val="8"/>
@@ -7506,7 +7604,7 @@
     </w:p>
     <w:p>
       <w:pPr>
-        <w:pStyle w:val="852"/>
+        <w:pStyle w:val="853"/>
         <w:suppressLineNumbers w:val="false"/>
         <w:pBdr>
           <w:top w:val="none" w:color="000000" w:sz="4" w:space="0"/>
@@ -7605,7 +7703,7 @@
     </w:p>
     <w:p>
       <w:pPr>
-        <w:pStyle w:val="913"/>
+        <w:pStyle w:val="914"/>
         <w:numPr>
           <w:ilvl w:val="0"/>
           <w:numId w:val="9"/>
@@ -7667,7 +7765,7 @@
     </w:p>
     <w:p>
       <w:pPr>
-        <w:pStyle w:val="913"/>
+        <w:pStyle w:val="914"/>
         <w:numPr>
           <w:ilvl w:val="0"/>
           <w:numId w:val="9"/>
@@ -7767,7 +7865,7 @@
     </w:p>
     <w:p>
       <w:pPr>
-        <w:pStyle w:val="913"/>
+        <w:pStyle w:val="914"/>
         <w:numPr>
           <w:ilvl w:val="0"/>
           <w:numId w:val="10"/>
@@ -7864,7 +7962,7 @@
     </w:p>
     <w:p>
       <w:pPr>
-        <w:pStyle w:val="913"/>
+        <w:pStyle w:val="914"/>
         <w:numPr>
           <w:ilvl w:val="0"/>
           <w:numId w:val="10"/>
@@ -7907,7 +8005,7 @@
     </w:p>
     <w:p>
       <w:pPr>
-        <w:pStyle w:val="913"/>
+        <w:pStyle w:val="914"/>
         <w:numPr>
           <w:ilvl w:val="0"/>
           <w:numId w:val="10"/>
@@ -8109,7 +8207,7 @@
     </w:p>
     <w:p>
       <w:pPr>
-        <w:pStyle w:val="852"/>
+        <w:pStyle w:val="853"/>
         <w:suppressLineNumbers w:val="false"/>
         <w:pBdr>
           <w:top w:val="none" w:color="000000" w:sz="4" w:space="0"/>
@@ -8388,7 +8486,7 @@
       <w:hyperlink r:id="rId10" w:tooltip="https://github.com/ChinaNation/FRC" w:history="1">
         <w:r>
           <w:rPr>
-            <w:rStyle w:val="896"/>
+            <w:rStyle w:val="897"/>
             <w:rFonts w:ascii="宋體-簡" w:hAnsi="宋體-簡" w:eastAsia="宋體-簡" w:cs="宋體-簡"/>
             <w:b/>
             <w:bCs/>
@@ -8400,7 +8498,7 @@
         </w:r>
         <w:r>
           <w:rPr>
-            <w:rStyle w:val="896"/>
+            <w:rStyle w:val="897"/>
             <w:rFonts w:ascii="宋體-簡" w:hAnsi="宋體-簡" w:eastAsia="宋體-簡" w:cs="宋體-簡"/>
             <w:b/>
             <w:bCs/>
@@ -8412,7 +8510,7 @@
         </w:r>
         <w:r>
           <w:rPr>
-            <w:rStyle w:val="896"/>
+            <w:rStyle w:val="897"/>
             <w:rFonts w:ascii="宋體-簡" w:hAnsi="宋體-簡" w:eastAsia="宋體-簡" w:cs="宋體-簡"/>
             <w:b/>
             <w:bCs/>
@@ -8424,7 +8522,7 @@
         </w:r>
         <w:r>
           <w:rPr>
-            <w:rStyle w:val="896"/>
+            <w:rStyle w:val="897"/>
             <w:rFonts w:ascii="宋體-簡" w:hAnsi="宋體-簡" w:eastAsia="宋體-簡" w:cs="宋體-簡"/>
             <w:b/>
             <w:bCs/>
@@ -8436,7 +8534,7 @@
         </w:r>
         <w:r>
           <w:rPr>
-            <w:rStyle w:val="896"/>
+            <w:rStyle w:val="897"/>
             <w:rFonts w:ascii="宋體-簡" w:hAnsi="宋體-簡" w:eastAsia="宋體-簡" w:cs="宋體-簡"/>
             <w:b/>
             <w:bCs/>
@@ -8448,7 +8546,7 @@
         </w:r>
         <w:r>
           <w:rPr>
-            <w:rStyle w:val="896"/>
+            <w:rStyle w:val="897"/>
             <w:rFonts w:ascii="宋體-簡" w:hAnsi="宋體-簡" w:eastAsia="宋體-簡" w:cs="宋體-簡"/>
             <w:b/>
             <w:bCs/>
@@ -8459,7 +8557,7 @@
         </w:r>
         <w:r>
           <w:rPr>
-            <w:rStyle w:val="896"/>
+            <w:rStyle w:val="897"/>
             <w:rFonts w:ascii="宋體-簡" w:hAnsi="宋體-簡" w:eastAsia="宋體-簡" w:cs="宋體-簡"/>
             <w:b/>
             <w:bCs/>
@@ -10695,9 +10793,9 @@
     <w:lsdException w:name="Bibliography" w:uiPriority="37"/>
     <w:lsdException w:name="TOC Heading" w:uiPriority="39" w:qFormat="1"/>
   </w:latentStyles>
-  <w:style w:type="character" w:styleId="198">
+  <w:style w:type="character" w:styleId="725">
     <w:name w:val="Placeholder Text"/>
-    <w:basedOn w:val="860"/>
+    <w:basedOn w:val="861"/>
     <w:uiPriority w:val="99"/>
     <w:semiHidden/>
     <w:pPr>
@@ -10709,9 +10807,9 @@
       <w:color w:val="666666"/>
     </w:rPr>
   </w:style>
-  <w:style w:type="table" w:styleId="725">
+  <w:style w:type="table" w:styleId="726">
     <w:name w:val="Table Grid"/>
-    <w:basedOn w:val="910"/>
+    <w:basedOn w:val="911"/>
     <w:uiPriority w:val="59"/>
     <w:pPr>
       <w:pBdr/>
@@ -10908,9 +11006,9 @@
       </w:tcPr>
     </w:tblStylePr>
   </w:style>
-  <w:style w:type="table" w:styleId="726">
+  <w:style w:type="table" w:styleId="727">
     <w:name w:val="Table Grid Light"/>
-    <w:basedOn w:val="910"/>
+    <w:basedOn w:val="911"/>
     <w:uiPriority w:val="59"/>
     <w:pPr>
       <w:pBdr/>
@@ -11107,9 +11205,9 @@
       </w:tcPr>
     </w:tblStylePr>
   </w:style>
-  <w:style w:type="table" w:styleId="727">
+  <w:style w:type="table" w:styleId="728">
     <w:name w:val="Plain Table 1"/>
-    <w:basedOn w:val="910"/>
+    <w:basedOn w:val="911"/>
     <w:uiPriority w:val="59"/>
     <w:pPr>
       <w:pBdr/>
@@ -11332,9 +11430,9 @@
       </w:tcPr>
     </w:tblStylePr>
   </w:style>
-  <w:style w:type="table" w:styleId="728">
+  <w:style w:type="table" w:styleId="729">
     <w:name w:val="Plain Table 2"/>
-    <w:basedOn w:val="910"/>
+    <w:basedOn w:val="911"/>
     <w:uiPriority w:val="59"/>
     <w:pPr>
       <w:pBdr/>
@@ -11565,9 +11663,9 @@
       </w:tcPr>
     </w:tblStylePr>
   </w:style>
-  <w:style w:type="table" w:styleId="729">
+  <w:style w:type="table" w:styleId="730">
     <w:name w:val="Plain Table 3"/>
-    <w:basedOn w:val="910"/>
+    <w:basedOn w:val="911"/>
     <w:uiPriority w:val="99"/>
     <w:pPr>
       <w:pBdr/>
@@ -11795,9 +11893,9 @@
       </w:tcPr>
     </w:tblStylePr>
   </w:style>
-  <w:style w:type="table" w:styleId="730">
+  <w:style w:type="table" w:styleId="731">
     <w:name w:val="Plain Table 4"/>
-    <w:basedOn w:val="910"/>
+    <w:basedOn w:val="911"/>
     <w:uiPriority w:val="99"/>
     <w:pPr>
       <w:pBdr/>
@@ -12011,9 +12109,9 @@
       </w:tcPr>
     </w:tblStylePr>
   </w:style>
-  <w:style w:type="table" w:styleId="731">
+  <w:style w:type="table" w:styleId="732">
     <w:name w:val="Plain Table 5"/>
-    <w:basedOn w:val="910"/>
+    <w:basedOn w:val="911"/>
     <w:uiPriority w:val="99"/>
     <w:pPr>
       <w:pBdr/>
@@ -12244,9 +12342,9 @@
       </w:tcPr>
     </w:tblStylePr>
   </w:style>
-  <w:style w:type="table" w:styleId="732">
+  <w:style w:type="table" w:styleId="733">
     <w:name w:val="Grid Table 1 Light"/>
-    <w:basedOn w:val="910"/>
+    <w:basedOn w:val="911"/>
     <w:uiPriority w:val="99"/>
     <w:pPr>
       <w:pBdr/>
@@ -12467,9 +12565,9 @@
       </w:tcPr>
     </w:tblStylePr>
   </w:style>
-  <w:style w:type="table" w:styleId="733">
+  <w:style w:type="table" w:styleId="734">
     <w:name w:val="Grid Table 1 Light - Accent 1"/>
-    <w:basedOn w:val="910"/>
+    <w:basedOn w:val="911"/>
     <w:uiPriority w:val="99"/>
     <w:pPr>
       <w:pBdr/>
@@ -12690,9 +12788,9 @@
       </w:tcPr>
     </w:tblStylePr>
   </w:style>
-  <w:style w:type="table" w:styleId="734">
+  <w:style w:type="table" w:styleId="735">
     <w:name w:val="Grid Table 1 Light - Accent 2"/>
-    <w:basedOn w:val="910"/>
+    <w:basedOn w:val="911"/>
     <w:uiPriority w:val="99"/>
     <w:pPr>
       <w:pBdr/>
@@ -12913,9 +13011,9 @@
       </w:tcPr>
     </w:tblStylePr>
   </w:style>
-  <w:style w:type="table" w:styleId="735">
+  <w:style w:type="table" w:styleId="736">
     <w:name w:val="Grid Table 1 Light - Accent 3"/>
-    <w:basedOn w:val="910"/>
+    <w:basedOn w:val="911"/>
     <w:uiPriority w:val="99"/>
     <w:pPr>
       <w:pBdr/>
@@ -13136,9 +13234,9 @@
       </w:tcPr>
     </w:tblStylePr>
   </w:style>
-  <w:style w:type="table" w:styleId="736">
+  <w:style w:type="table" w:styleId="737">
     <w:name w:val="Grid Table 1 Light - Accent 4"/>
-    <w:basedOn w:val="910"/>
+    <w:basedOn w:val="911"/>
     <w:uiPriority w:val="99"/>
     <w:pPr>
       <w:pBdr/>
@@ -13359,9 +13457,9 @@
       </w:tcPr>
     </w:tblStylePr>
   </w:style>
-  <w:style w:type="table" w:styleId="737">
+  <w:style w:type="table" w:styleId="738">
     <w:name w:val="Grid Table 1 Light - Accent 5"/>
-    <w:basedOn w:val="910"/>
+    <w:basedOn w:val="911"/>
     <w:uiPriority w:val="99"/>
     <w:pPr>
       <w:pBdr/>
@@ -13582,9 +13680,9 @@
       </w:tcPr>
     </w:tblStylePr>
   </w:style>
-  <w:style w:type="table" w:styleId="738">
+  <w:style w:type="table" w:styleId="739">
     <w:name w:val="Grid Table 1 Light - Accent 6"/>
-    <w:basedOn w:val="910"/>
+    <w:basedOn w:val="911"/>
     <w:uiPriority w:val="99"/>
     <w:pPr>
       <w:pBdr/>
@@ -13805,9 +13903,9 @@
       </w:tcPr>
     </w:tblStylePr>
   </w:style>
-  <w:style w:type="table" w:styleId="739">
+  <w:style w:type="table" w:styleId="740">
     <w:name w:val="Grid Table 2"/>
-    <w:basedOn w:val="910"/>
+    <w:basedOn w:val="911"/>
     <w:uiPriority w:val="99"/>
     <w:pPr>
       <w:pBdr/>
@@ -14037,9 +14135,9 @@
       </w:tcPr>
     </w:tblStylePr>
   </w:style>
-  <w:style w:type="table" w:styleId="740">
+  <w:style w:type="table" w:styleId="741">
     <w:name w:val="Grid Table 2 - Accent 1"/>
-    <w:basedOn w:val="910"/>
+    <w:basedOn w:val="911"/>
     <w:uiPriority w:val="99"/>
     <w:pPr>
       <w:pBdr/>
@@ -14269,9 +14367,9 @@
       </w:tcPr>
     </w:tblStylePr>
   </w:style>
-  <w:style w:type="table" w:styleId="741">
+  <w:style w:type="table" w:styleId="742">
     <w:name w:val="Grid Table 2 - Accent 2"/>
-    <w:basedOn w:val="910"/>
+    <w:basedOn w:val="911"/>
     <w:uiPriority w:val="99"/>
     <w:pPr>
       <w:pBdr/>
@@ -14501,9 +14599,9 @@
       </w:tcPr>
     </w:tblStylePr>
   </w:style>
-  <w:style w:type="table" w:styleId="742">
+  <w:style w:type="table" w:styleId="743">
     <w:name w:val="Grid Table 2 - Accent 3"/>
-    <w:basedOn w:val="910"/>
+    <w:basedOn w:val="911"/>
     <w:uiPriority w:val="99"/>
     <w:pPr>
       <w:pBdr/>
@@ -14733,9 +14831,9 @@
       </w:tcPr>
     </w:tblStylePr>
   </w:style>
-  <w:style w:type="table" w:styleId="743">
+  <w:style w:type="table" w:styleId="744">
     <w:name w:val="Grid Table 2 - Accent 4"/>
-    <w:basedOn w:val="910"/>
+    <w:basedOn w:val="911"/>
     <w:uiPriority w:val="99"/>
     <w:pPr>
       <w:pBdr/>
@@ -14965,9 +15063,9 @@
       </w:tcPr>
     </w:tblStylePr>
   </w:style>
-  <w:style w:type="table" w:styleId="744">
+  <w:style w:type="table" w:styleId="745">
     <w:name w:val="Grid Table 2 - Accent 5"/>
-    <w:basedOn w:val="910"/>
+    <w:basedOn w:val="911"/>
     <w:uiPriority w:val="99"/>
     <w:pPr>
       <w:pBdr/>
@@ -15197,9 +15295,9 @@
       </w:tcPr>
     </w:tblStylePr>
   </w:style>
-  <w:style w:type="table" w:styleId="745">
+  <w:style w:type="table" w:styleId="746">
     <w:name w:val="Grid Table 2 - Accent 6"/>
-    <w:basedOn w:val="910"/>
+    <w:basedOn w:val="911"/>
     <w:uiPriority w:val="99"/>
     <w:pPr>
       <w:pBdr/>
@@ -15429,9 +15527,9 @@
       </w:tcPr>
     </w:tblStylePr>
   </w:style>
-  <w:style w:type="table" w:styleId="746">
+  <w:style w:type="table" w:styleId="747">
     <w:name w:val="Grid Table 3"/>
-    <w:basedOn w:val="910"/>
+    <w:basedOn w:val="911"/>
     <w:uiPriority w:val="99"/>
     <w:pPr>
       <w:pBdr/>
@@ -15674,9 +15772,9 @@
       </w:tcPr>
     </w:tblStylePr>
   </w:style>
-  <w:style w:type="table" w:styleId="747">
+  <w:style w:type="table" w:styleId="748">
     <w:name w:val="Grid Table 3 - Accent 1"/>
-    <w:basedOn w:val="910"/>
+    <w:basedOn w:val="911"/>
     <w:uiPriority w:val="99"/>
     <w:pPr>
       <w:pBdr/>
@@ -15919,9 +16017,9 @@
       </w:tcPr>
     </w:tblStylePr>
   </w:style>
-  <w:style w:type="table" w:styleId="748">
+  <w:style w:type="table" w:styleId="749">
     <w:name w:val="Grid Table 3 - Accent 2"/>
-    <w:basedOn w:val="910"/>
+    <w:basedOn w:val="911"/>
     <w:uiPriority w:val="99"/>
     <w:pPr>
       <w:pBdr/>
@@ -16164,9 +16262,9 @@
       </w:tcPr>
     </w:tblStylePr>
   </w:style>
-  <w:style w:type="table" w:styleId="749">
+  <w:style w:type="table" w:styleId="750">
     <w:name w:val="Grid Table 3 - Accent 3"/>
-    <w:basedOn w:val="910"/>
+    <w:basedOn w:val="911"/>
     <w:uiPriority w:val="99"/>
     <w:pPr>
       <w:pBdr/>
@@ -16409,9 +16507,9 @@
       </w:tcPr>
     </w:tblStylePr>
   </w:style>
-  <w:style w:type="table" w:styleId="750">
+  <w:style w:type="table" w:styleId="751">
     <w:name w:val="Grid Table 3 - Accent 4"/>
-    <w:basedOn w:val="910"/>
+    <w:basedOn w:val="911"/>
     <w:uiPriority w:val="99"/>
     <w:pPr>
       <w:pBdr/>
@@ -16654,9 +16752,9 @@
       </w:tcPr>
     </w:tblStylePr>
   </w:style>
-  <w:style w:type="table" w:styleId="751">
+  <w:style w:type="table" w:styleId="752">
     <w:name w:val="Grid Table 3 - Accent 5"/>
-    <w:basedOn w:val="910"/>
+    <w:basedOn w:val="911"/>
     <w:uiPriority w:val="99"/>
     <w:pPr>
       <w:pBdr/>
@@ -16899,9 +16997,9 @@
       </w:tcPr>
     </w:tblStylePr>
   </w:style>
-  <w:style w:type="table" w:styleId="752">
+  <w:style w:type="table" w:styleId="753">
     <w:name w:val="Grid Table 3 - Accent 6"/>
-    <w:basedOn w:val="910"/>
+    <w:basedOn w:val="911"/>
     <w:uiPriority w:val="99"/>
     <w:pPr>
       <w:pBdr/>
@@ -17144,9 +17242,9 @@
       </w:tcPr>
     </w:tblStylePr>
   </w:style>
-  <w:style w:type="table" w:styleId="753">
+  <w:style w:type="table" w:styleId="754">
     <w:name w:val="Grid Table 4"/>
-    <w:basedOn w:val="910"/>
+    <w:basedOn w:val="911"/>
     <w:uiPriority w:val="59"/>
     <w:pPr>
       <w:pBdr/>
@@ -17377,9 +17475,9 @@
       </w:tcPr>
     </w:tblStylePr>
   </w:style>
-  <w:style w:type="table" w:styleId="754">
+  <w:style w:type="table" w:styleId="755">
     <w:name w:val="Grid Table 4 - Accent 1"/>
-    <w:basedOn w:val="910"/>
+    <w:basedOn w:val="911"/>
     <w:uiPriority w:val="59"/>
     <w:pPr>
       <w:pBdr/>
@@ -17610,9 +17708,9 @@
       </w:tcPr>
     </w:tblStylePr>
   </w:style>
-  <w:style w:type="table" w:styleId="755">
+  <w:style w:type="table" w:styleId="756">
     <w:name w:val="Grid Table 4 - Accent 2"/>
-    <w:basedOn w:val="910"/>
+    <w:basedOn w:val="911"/>
     <w:uiPriority w:val="59"/>
     <w:pPr>
       <w:pBdr/>
@@ -17843,9 +17941,9 @@
       </w:tcPr>
     </w:tblStylePr>
   </w:style>
-  <w:style w:type="table" w:styleId="756">
+  <w:style w:type="table" w:styleId="757">
     <w:name w:val="Grid Table 4 - Accent 3"/>
-    <w:basedOn w:val="910"/>
+    <w:basedOn w:val="911"/>
     <w:uiPriority w:val="59"/>
     <w:pPr>
       <w:pBdr/>
@@ -18076,9 +18174,9 @@
       </w:tcPr>
     </w:tblStylePr>
   </w:style>
-  <w:style w:type="table" w:styleId="757">
+  <w:style w:type="table" w:styleId="758">
     <w:name w:val="Grid Table 4 - Accent 4"/>
-    <w:basedOn w:val="910"/>
+    <w:basedOn w:val="911"/>
     <w:uiPriority w:val="59"/>
     <w:pPr>
       <w:pBdr/>
@@ -18309,9 +18407,9 @@
       </w:tcPr>
     </w:tblStylePr>
   </w:style>
-  <w:style w:type="table" w:styleId="758">
+  <w:style w:type="table" w:styleId="759">
     <w:name w:val="Grid Table 4 - Accent 5"/>
-    <w:basedOn w:val="910"/>
+    <w:basedOn w:val="911"/>
     <w:uiPriority w:val="59"/>
     <w:pPr>
       <w:pBdr/>
@@ -18542,9 +18640,9 @@
       </w:tcPr>
     </w:tblStylePr>
   </w:style>
-  <w:style w:type="table" w:styleId="759">
+  <w:style w:type="table" w:styleId="760">
     <w:name w:val="Grid Table 4 - Accent 6"/>
-    <w:basedOn w:val="910"/>
+    <w:basedOn w:val="911"/>
     <w:uiPriority w:val="59"/>
     <w:pPr>
       <w:pBdr/>
@@ -18775,9 +18873,9 @@
       </w:tcPr>
     </w:tblStylePr>
   </w:style>
-  <w:style w:type="table" w:styleId="760">
+  <w:style w:type="table" w:styleId="761">
     <w:name w:val="Grid Table 5 Dark"/>
-    <w:basedOn w:val="910"/>
+    <w:basedOn w:val="911"/>
     <w:uiPriority w:val="99"/>
     <w:pPr>
       <w:pBdr/>
@@ -19003,9 +19101,9 @@
       </w:tcPr>
     </w:tblStylePr>
   </w:style>
-  <w:style w:type="table" w:styleId="761">
+  <w:style w:type="table" w:styleId="762">
     <w:name w:val="Grid Table 5 Dark- Accent 1"/>
-    <w:basedOn w:val="910"/>
+    <w:basedOn w:val="911"/>
     <w:uiPriority w:val="99"/>
     <w:pPr>
       <w:pBdr/>
@@ -19231,9 +19329,9 @@
       </w:tcPr>
     </w:tblStylePr>
   </w:style>
-  <w:style w:type="table" w:styleId="762">
+  <w:style w:type="table" w:styleId="763">
     <w:name w:val="Grid Table 5 Dark - Accent 2"/>
-    <w:basedOn w:val="910"/>
+    <w:basedOn w:val="911"/>
     <w:uiPriority w:val="99"/>
     <w:pPr>
       <w:pBdr/>
@@ -19459,9 +19557,9 @@
       </w:tcPr>
     </w:tblStylePr>
   </w:style>
-  <w:style w:type="table" w:styleId="763">
+  <w:style w:type="table" w:styleId="764">
     <w:name w:val="Grid Table 5 Dark - Accent 3"/>
-    <w:basedOn w:val="910"/>
+    <w:basedOn w:val="911"/>
     <w:uiPriority w:val="99"/>
     <w:pPr>
       <w:pBdr/>
@@ -19687,9 +19785,9 @@
       </w:tcPr>
     </w:tblStylePr>
   </w:style>
-  <w:style w:type="table" w:styleId="764">
+  <w:style w:type="table" w:styleId="765">
     <w:name w:val="Grid Table 5 Dark- Accent 4"/>
-    <w:basedOn w:val="910"/>
+    <w:basedOn w:val="911"/>
     <w:uiPriority w:val="99"/>
     <w:pPr>
       <w:pBdr/>
@@ -19915,9 +20013,9 @@
       </w:tcPr>
     </w:tblStylePr>
   </w:style>
-  <w:style w:type="table" w:styleId="765">
+  <w:style w:type="table" w:styleId="766">
     <w:name w:val="Grid Table 5 Dark - Accent 5"/>
-    <w:basedOn w:val="910"/>
+    <w:basedOn w:val="911"/>
     <w:uiPriority w:val="99"/>
     <w:pPr>
       <w:pBdr/>
@@ -20143,9 +20241,9 @@
       </w:tcPr>
     </w:tblStylePr>
   </w:style>
-  <w:style w:type="table" w:styleId="766">
+  <w:style w:type="table" w:styleId="767">
     <w:name w:val="Grid Table 5 Dark - Accent 6"/>
-    <w:basedOn w:val="910"/>
+    <w:basedOn w:val="911"/>
     <w:uiPriority w:val="99"/>
     <w:pPr>
       <w:pBdr/>
@@ -20371,9 +20469,9 @@
       </w:tcPr>
     </w:tblStylePr>
   </w:style>
-  <w:style w:type="table" w:styleId="767">
+  <w:style w:type="table" w:styleId="768">
     <w:name w:val="Grid Table 6 Colorful"/>
-    <w:basedOn w:val="910"/>
+    <w:basedOn w:val="911"/>
     <w:uiPriority w:val="99"/>
     <w:pPr>
       <w:pBdr/>
@@ -20601,9 +20699,9 @@
       </w:tcPr>
     </w:tblStylePr>
   </w:style>
-  <w:style w:type="table" w:styleId="768">
+  <w:style w:type="table" w:styleId="769">
     <w:name w:val="Grid Table 6 Colorful - Accent 1"/>
-    <w:basedOn w:val="910"/>
+    <w:basedOn w:val="911"/>
     <w:uiPriority w:val="99"/>
     <w:pPr>
       <w:pBdr/>
@@ -20831,9 +20929,9 @@
       </w:tcPr>
     </w:tblStylePr>
   </w:style>
-  <w:style w:type="table" w:styleId="769">
+  <w:style w:type="table" w:styleId="770">
     <w:name w:val="Grid Table 6 Colorful - Accent 2"/>
-    <w:basedOn w:val="910"/>
+    <w:basedOn w:val="911"/>
     <w:uiPriority w:val="99"/>
     <w:pPr>
       <w:pBdr/>
@@ -21061,9 +21159,9 @@
       </w:tcPr>
     </w:tblStylePr>
   </w:style>
-  <w:style w:type="table" w:styleId="770">
+  <w:style w:type="table" w:styleId="771">
     <w:name w:val="Grid Table 6 Colorful - Accent 3"/>
-    <w:basedOn w:val="910"/>
+    <w:basedOn w:val="911"/>
     <w:uiPriority w:val="99"/>
     <w:pPr>
       <w:pBdr/>
@@ -21291,9 +21389,9 @@
       </w:tcPr>
     </w:tblStylePr>
   </w:style>
-  <w:style w:type="table" w:styleId="771">
+  <w:style w:type="table" w:styleId="772">
     <w:name w:val="Grid Table 6 Colorful - Accent 4"/>
-    <w:basedOn w:val="910"/>
+    <w:basedOn w:val="911"/>
     <w:uiPriority w:val="99"/>
     <w:pPr>
       <w:pBdr/>
@@ -21521,9 +21619,9 @@
       </w:tcPr>
     </w:tblStylePr>
   </w:style>
-  <w:style w:type="table" w:styleId="772">
+  <w:style w:type="table" w:styleId="773">
     <w:name w:val="Grid Table 6 Colorful - Accent 5"/>
-    <w:basedOn w:val="910"/>
+    <w:basedOn w:val="911"/>
     <w:uiPriority w:val="99"/>
     <w:pPr>
       <w:pBdr/>
@@ -21751,9 +21849,9 @@
       </w:tcPr>
     </w:tblStylePr>
   </w:style>
-  <w:style w:type="table" w:styleId="773">
+  <w:style w:type="table" w:styleId="774">
     <w:name w:val="Grid Table 6 Colorful - Accent 6"/>
-    <w:basedOn w:val="910"/>
+    <w:basedOn w:val="911"/>
     <w:uiPriority w:val="99"/>
     <w:pPr>
       <w:pBdr/>
@@ -21981,9 +22079,9 @@
       </w:tcPr>
     </w:tblStylePr>
   </w:style>
-  <w:style w:type="table" w:styleId="774">
+  <w:style w:type="table" w:styleId="775">
     <w:name w:val="Grid Table 7 Colorful"/>
-    <w:basedOn w:val="910"/>
+    <w:basedOn w:val="911"/>
     <w:uiPriority w:val="99"/>
     <w:pPr>
       <w:pBdr/>
@@ -22235,9 +22333,9 @@
       </w:tcPr>
     </w:tblStylePr>
   </w:style>
-  <w:style w:type="table" w:styleId="775">
+  <w:style w:type="table" w:styleId="776">
     <w:name w:val="Grid Table 7 Colorful - Accent 1"/>
-    <w:basedOn w:val="910"/>
+    <w:basedOn w:val="911"/>
     <w:uiPriority w:val="99"/>
     <w:pPr>
       <w:pBdr/>
@@ -22489,9 +22587,9 @@
       </w:tcPr>
     </w:tblStylePr>
   </w:style>
-  <w:style w:type="table" w:styleId="776">
+  <w:style w:type="table" w:styleId="777">
     <w:name w:val="Grid Table 7 Colorful - Accent 2"/>
-    <w:basedOn w:val="910"/>
+    <w:basedOn w:val="911"/>
     <w:uiPriority w:val="99"/>
     <w:pPr>
       <w:pBdr/>
@@ -22743,9 +22841,9 @@
       </w:tcPr>
     </w:tblStylePr>
   </w:style>
-  <w:style w:type="table" w:styleId="777">
+  <w:style w:type="table" w:styleId="778">
     <w:name w:val="Grid Table 7 Colorful - Accent 3"/>
-    <w:basedOn w:val="910"/>
+    <w:basedOn w:val="911"/>
     <w:uiPriority w:val="99"/>
     <w:pPr>
       <w:pBdr/>
@@ -22997,9 +23095,9 @@
       </w:tcPr>
     </w:tblStylePr>
   </w:style>
-  <w:style w:type="table" w:styleId="778">
+  <w:style w:type="table" w:styleId="779">
     <w:name w:val="Grid Table 7 Colorful - Accent 4"/>
-    <w:basedOn w:val="910"/>
+    <w:basedOn w:val="911"/>
     <w:uiPriority w:val="99"/>
     <w:pPr>
       <w:pBdr/>
@@ -23251,9 +23349,9 @@
       </w:tcPr>
     </w:tblStylePr>
   </w:style>
-  <w:style w:type="table" w:styleId="779">
+  <w:style w:type="table" w:styleId="780">
     <w:name w:val="Grid Table 7 Colorful - Accent 5"/>
-    <w:basedOn w:val="910"/>
+    <w:basedOn w:val="911"/>
     <w:uiPriority w:val="99"/>
     <w:pPr>
       <w:pBdr/>
@@ -23505,9 +23603,9 @@
       </w:tcPr>
     </w:tblStylePr>
   </w:style>
-  <w:style w:type="table" w:styleId="780">
+  <w:style w:type="table" w:styleId="781">
     <w:name w:val="Grid Table 7 Colorful - Accent 6"/>
-    <w:basedOn w:val="910"/>
+    <w:basedOn w:val="911"/>
     <w:uiPriority w:val="99"/>
     <w:pPr>
       <w:pBdr/>
@@ -23759,9 +23857,9 @@
       </w:tcPr>
     </w:tblStylePr>
   </w:style>
-  <w:style w:type="table" w:styleId="781">
+  <w:style w:type="table" w:styleId="782">
     <w:name w:val="List Table 1 Light"/>
-    <w:basedOn w:val="910"/>
+    <w:basedOn w:val="911"/>
     <w:uiPriority w:val="99"/>
     <w:pPr>
       <w:pBdr/>
@@ -23975,9 +24073,9 @@
       </w:tcPr>
     </w:tblStylePr>
   </w:style>
-  <w:style w:type="table" w:styleId="782">
+  <w:style w:type="table" w:styleId="783">
     <w:name w:val="List Table 1 Light - Accent 1"/>
-    <w:basedOn w:val="910"/>
+    <w:basedOn w:val="911"/>
     <w:uiPriority w:val="99"/>
     <w:pPr>
       <w:pBdr/>
@@ -24191,9 +24289,9 @@
       </w:tcPr>
     </w:tblStylePr>
   </w:style>
-  <w:style w:type="table" w:styleId="783">
+  <w:style w:type="table" w:styleId="784">
     <w:name w:val="List Table 1 Light - Accent 2"/>
-    <w:basedOn w:val="910"/>
+    <w:basedOn w:val="911"/>
     <w:uiPriority w:val="99"/>
     <w:pPr>
       <w:pBdr/>
@@ -24407,9 +24505,9 @@
       </w:tcPr>
     </w:tblStylePr>
   </w:style>
-  <w:style w:type="table" w:styleId="784">
+  <w:style w:type="table" w:styleId="785">
     <w:name w:val="List Table 1 Light - Accent 3"/>
-    <w:basedOn w:val="910"/>
+    <w:basedOn w:val="911"/>
     <w:uiPriority w:val="99"/>
     <w:pPr>
       <w:pBdr/>
@@ -24623,9 +24721,9 @@
       </w:tcPr>
     </w:tblStylePr>
   </w:style>
-  <w:style w:type="table" w:styleId="785">
+  <w:style w:type="table" w:styleId="786">
     <w:name w:val="List Table 1 Light - Accent 4"/>
-    <w:basedOn w:val="910"/>
+    <w:basedOn w:val="911"/>
     <w:uiPriority w:val="99"/>
     <w:pPr>
       <w:pBdr/>
@@ -24839,9 +24937,9 @@
       </w:tcPr>
     </w:tblStylePr>
   </w:style>
-  <w:style w:type="table" w:styleId="786">
+  <w:style w:type="table" w:styleId="787">
     <w:name w:val="List Table 1 Light - Accent 5"/>
-    <w:basedOn w:val="910"/>
+    <w:basedOn w:val="911"/>
     <w:uiPriority w:val="99"/>
     <w:pPr>
       <w:pBdr/>
@@ -25055,9 +25153,9 @@
       </w:tcPr>
     </w:tblStylePr>
   </w:style>
-  <w:style w:type="table" w:styleId="787">
+  <w:style w:type="table" w:styleId="788">
     <w:name w:val="List Table 1 Light - Accent 6"/>
-    <w:basedOn w:val="910"/>
+    <w:basedOn w:val="911"/>
     <w:uiPriority w:val="99"/>
     <w:pPr>
       <w:pBdr/>
@@ -25271,9 +25369,9 @@
       </w:tcPr>
     </w:tblStylePr>
   </w:style>
-  <w:style w:type="table" w:styleId="788">
+  <w:style w:type="table" w:styleId="789">
     <w:name w:val="List Table 2"/>
-    <w:basedOn w:val="910"/>
+    <w:basedOn w:val="911"/>
     <w:uiPriority w:val="99"/>
     <w:pPr>
       <w:pBdr/>
@@ -25509,9 +25607,9 @@
       </w:tcPr>
     </w:tblStylePr>
   </w:style>
-  <w:style w:type="table" w:styleId="789">
+  <w:style w:type="table" w:styleId="790">
     <w:name w:val="List Table 2 - Accent 1"/>
-    <w:basedOn w:val="910"/>
+    <w:basedOn w:val="911"/>
     <w:uiPriority w:val="99"/>
     <w:pPr>
       <w:pBdr/>
@@ -25747,9 +25845,9 @@
       </w:tcPr>
     </w:tblStylePr>
   </w:style>
-  <w:style w:type="table" w:styleId="790">
+  <w:style w:type="table" w:styleId="791">
     <w:name w:val="List Table 2 - Accent 2"/>
-    <w:basedOn w:val="910"/>
+    <w:basedOn w:val="911"/>
     <w:uiPriority w:val="99"/>
     <w:pPr>
       <w:pBdr/>
@@ -25985,9 +26083,9 @@
       </w:tcPr>
     </w:tblStylePr>
   </w:style>
-  <w:style w:type="table" w:styleId="791">
+  <w:style w:type="table" w:styleId="792">
     <w:name w:val="List Table 2 - Accent 3"/>
-    <w:basedOn w:val="910"/>
+    <w:basedOn w:val="911"/>
     <w:uiPriority w:val="99"/>
     <w:pPr>
       <w:pBdr/>
@@ -26223,9 +26321,9 @@
       </w:tcPr>
     </w:tblStylePr>
   </w:style>
-  <w:style w:type="table" w:styleId="792">
+  <w:style w:type="table" w:styleId="793">
     <w:name w:val="List Table 2 - Accent 4"/>
-    <w:basedOn w:val="910"/>
+    <w:basedOn w:val="911"/>
     <w:uiPriority w:val="99"/>
     <w:pPr>
       <w:pBdr/>
@@ -26461,9 +26559,9 @@
       </w:tcPr>
     </w:tblStylePr>
   </w:style>
-  <w:style w:type="table" w:styleId="793">
+  <w:style w:type="table" w:styleId="794">
     <w:name w:val="List Table 2 - Accent 5"/>
-    <w:basedOn w:val="910"/>
+    <w:basedOn w:val="911"/>
     <w:uiPriority w:val="99"/>
     <w:pPr>
       <w:pBdr/>
@@ -26699,9 +26797,9 @@
       </w:tcPr>
     </w:tblStylePr>
   </w:style>
-  <w:style w:type="table" w:styleId="794">
+  <w:style w:type="table" w:styleId="795">
     <w:name w:val="List Table 2 - Accent 6"/>
-    <w:basedOn w:val="910"/>
+    <w:basedOn w:val="911"/>
     <w:uiPriority w:val="99"/>
     <w:pPr>
       <w:pBdr/>
@@ -26937,9 +27035,9 @@
       </w:tcPr>
     </w:tblStylePr>
   </w:style>
-  <w:style w:type="table" w:styleId="795">
+  <w:style w:type="table" w:styleId="796">
     <w:name w:val="List Table 3"/>
-    <w:basedOn w:val="910"/>
+    <w:basedOn w:val="911"/>
     <w:uiPriority w:val="99"/>
     <w:pPr>
       <w:pBdr/>
@@ -27165,9 +27263,9 @@
       </w:tcPr>
     </w:tblStylePr>
   </w:style>
-  <w:style w:type="table" w:styleId="796">
+  <w:style w:type="table" w:styleId="797">
     <w:name w:val="List Table 3 - Accent 1"/>
-    <w:basedOn w:val="910"/>
+    <w:basedOn w:val="911"/>
     <w:uiPriority w:val="99"/>
     <w:pPr>
       <w:pBdr/>
@@ -27393,9 +27491,9 @@
       </w:tcPr>
     </w:tblStylePr>
   </w:style>
-  <w:style w:type="table" w:styleId="797">
+  <w:style w:type="table" w:styleId="798">
     <w:name w:val="List Table 3 - Accent 2"/>
-    <w:basedOn w:val="910"/>
+    <w:basedOn w:val="911"/>
     <w:uiPriority w:val="99"/>
     <w:pPr>
       <w:pBdr/>
@@ -27621,9 +27719,9 @@
       </w:tcPr>
     </w:tblStylePr>
   </w:style>
-  <w:style w:type="table" w:styleId="798">
+  <w:style w:type="table" w:styleId="799">
     <w:name w:val="List Table 3 - Accent 3"/>
-    <w:basedOn w:val="910"/>
+    <w:basedOn w:val="911"/>
     <w:uiPriority w:val="99"/>
     <w:pPr>
       <w:pBdr/>
@@ -27849,9 +27947,9 @@
       </w:tcPr>
     </w:tblStylePr>
   </w:style>
-  <w:style w:type="table" w:styleId="799">
+  <w:style w:type="table" w:styleId="800">
     <w:name w:val="List Table 3 - Accent 4"/>
-    <w:basedOn w:val="910"/>
+    <w:basedOn w:val="911"/>
     <w:uiPriority w:val="99"/>
     <w:pPr>
       <w:pBdr/>
@@ -28077,9 +28175,9 @@
       </w:tcPr>
     </w:tblStylePr>
   </w:style>
-  <w:style w:type="table" w:styleId="800">
+  <w:style w:type="table" w:styleId="801">
     <w:name w:val="List Table 3 - Accent 5"/>
-    <w:basedOn w:val="910"/>
+    <w:basedOn w:val="911"/>
     <w:uiPriority w:val="99"/>
     <w:pPr>
       <w:pBdr/>
@@ -28305,9 +28403,9 @@
       </w:tcPr>
     </w:tblStylePr>
   </w:style>
-  <w:style w:type="table" w:styleId="801">
+  <w:style w:type="table" w:styleId="802">
     <w:name w:val="List Table 3 - Accent 6"/>
-    <w:basedOn w:val="910"/>
+    <w:basedOn w:val="911"/>
     <w:uiPriority w:val="99"/>
     <w:pPr>
       <w:pBdr/>
@@ -28533,9 +28631,9 @@
       </w:tcPr>
     </w:tblStylePr>
   </w:style>
-  <w:style w:type="table" w:styleId="802">
+  <w:style w:type="table" w:styleId="803">
     <w:name w:val="List Table 4"/>
-    <w:basedOn w:val="910"/>
+    <w:basedOn w:val="911"/>
     <w:uiPriority w:val="99"/>
     <w:pPr>
       <w:pBdr/>
@@ -28758,9 +28856,9 @@
       </w:tcPr>
     </w:tblStylePr>
   </w:style>
-  <w:style w:type="table" w:styleId="803">
+  <w:style w:type="table" w:styleId="804">
     <w:name w:val="List Table 4 - Accent 1"/>
-    <w:basedOn w:val="910"/>
+    <w:basedOn w:val="911"/>
     <w:uiPriority w:val="99"/>
     <w:pPr>
       <w:pBdr/>
@@ -28983,9 +29081,9 @@
       </w:tcPr>
     </w:tblStylePr>
   </w:style>
-  <w:style w:type="table" w:styleId="804">
+  <w:style w:type="table" w:styleId="805">
     <w:name w:val="List Table 4 - Accent 2"/>
-    <w:basedOn w:val="910"/>
+    <w:basedOn w:val="911"/>
     <w:uiPriority w:val="99"/>
     <w:pPr>
       <w:pBdr/>
@@ -29208,9 +29306,9 @@
       </w:tcPr>
     </w:tblStylePr>
   </w:style>
-  <w:style w:type="table" w:styleId="805">
+  <w:style w:type="table" w:styleId="806">
     <w:name w:val="List Table 4 - Accent 3"/>
-    <w:basedOn w:val="910"/>
+    <w:basedOn w:val="911"/>
     <w:uiPriority w:val="99"/>
     <w:pPr>
       <w:pBdr/>
@@ -29433,9 +29531,9 @@
       </w:tcPr>
     </w:tblStylePr>
   </w:style>
-  <w:style w:type="table" w:styleId="806">
+  <w:style w:type="table" w:styleId="807">
     <w:name w:val="List Table 4 - Accent 4"/>
-    <w:basedOn w:val="910"/>
+    <w:basedOn w:val="911"/>
     <w:uiPriority w:val="99"/>
     <w:pPr>
       <w:pBdr/>
@@ -29658,9 +29756,9 @@
       </w:tcPr>
     </w:tblStylePr>
   </w:style>
-  <w:style w:type="table" w:styleId="807">
+  <w:style w:type="table" w:styleId="808">
     <w:name w:val="List Table 4 - Accent 5"/>
-    <w:basedOn w:val="910"/>
+    <w:basedOn w:val="911"/>
     <w:uiPriority w:val="99"/>
     <w:pPr>
       <w:pBdr/>
@@ -29883,9 +29981,9 @@
       </w:tcPr>
     </w:tblStylePr>
   </w:style>
-  <w:style w:type="table" w:styleId="808">
+  <w:style w:type="table" w:styleId="809">
     <w:name w:val="List Table 4 - Accent 6"/>
-    <w:basedOn w:val="910"/>
+    <w:basedOn w:val="911"/>
     <w:uiPriority w:val="99"/>
     <w:pPr>
       <w:pBdr/>
@@ -30108,9 +30206,9 @@
       </w:tcPr>
     </w:tblStylePr>
   </w:style>
-  <w:style w:type="table" w:styleId="809">
+  <w:style w:type="table" w:styleId="810">
     <w:name w:val="List Table 5 Dark"/>
-    <w:basedOn w:val="910"/>
+    <w:basedOn w:val="911"/>
     <w:uiPriority w:val="99"/>
     <w:pPr>
       <w:pBdr/>
@@ -30350,9 +30448,9 @@
       </w:tcPr>
     </w:tblStylePr>
   </w:style>
-  <w:style w:type="table" w:styleId="810">
+  <w:style w:type="table" w:styleId="811">
     <w:name w:val="List Table 5 Dark - Accent 1"/>
-    <w:basedOn w:val="910"/>
+    <w:basedOn w:val="911"/>
     <w:uiPriority w:val="99"/>
     <w:pPr>
       <w:pBdr/>
@@ -30592,9 +30690,9 @@
       </w:tcPr>
     </w:tblStylePr>
   </w:style>
-  <w:style w:type="table" w:styleId="811">
+  <w:style w:type="table" w:styleId="812">
     <w:name w:val="List Table 5 Dark - Accent 2"/>
-    <w:basedOn w:val="910"/>
+    <w:basedOn w:val="911"/>
     <w:uiPriority w:val="99"/>
     <w:pPr>
       <w:pBdr/>
@@ -30834,9 +30932,9 @@
       </w:tcPr>
     </w:tblStylePr>
   </w:style>
-  <w:style w:type="table" w:styleId="812">
+  <w:style w:type="table" w:styleId="813">
     <w:name w:val="List Table 5 Dark - Accent 3"/>
-    <w:basedOn w:val="910"/>
+    <w:basedOn w:val="911"/>
     <w:uiPriority w:val="99"/>
     <w:pPr>
       <w:pBdr/>
@@ -31076,9 +31174,9 @@
       </w:tcPr>
     </w:tblStylePr>
   </w:style>
-  <w:style w:type="table" w:styleId="813">
+  <w:style w:type="table" w:styleId="814">
     <w:name w:val="List Table 5 Dark - Accent 4"/>
-    <w:basedOn w:val="910"/>
+    <w:basedOn w:val="911"/>
     <w:uiPriority w:val="99"/>
     <w:pPr>
       <w:pBdr/>
@@ -31318,9 +31416,9 @@
       </w:tcPr>
     </w:tblStylePr>
   </w:style>
-  <w:style w:type="table" w:styleId="814">
+  <w:style w:type="table" w:styleId="815">
     <w:name w:val="List Table 5 Dark - Accent 5"/>
-    <w:basedOn w:val="910"/>
+    <w:basedOn w:val="911"/>
     <w:uiPriority w:val="99"/>
     <w:pPr>
       <w:pBdr/>
@@ -31560,9 +31658,9 @@
       </w:tcPr>
     </w:tblStylePr>
   </w:style>
-  <w:style w:type="table" w:styleId="815">
+  <w:style w:type="table" w:styleId="816">
     <w:name w:val="List Table 5 Dark - Accent 6"/>
-    <w:basedOn w:val="910"/>
+    <w:basedOn w:val="911"/>
     <w:uiPriority w:val="99"/>
     <w:pPr>
       <w:pBdr/>
@@ -31802,9 +31900,9 @@
       </w:tcPr>
     </w:tblStylePr>
   </w:style>
-  <w:style w:type="table" w:styleId="816">
+  <w:style w:type="table" w:styleId="817">
     <w:name w:val="List Table 6 Colorful"/>
-    <w:basedOn w:val="910"/>
+    <w:basedOn w:val="911"/>
     <w:uiPriority w:val="99"/>
     <w:pPr>
       <w:pBdr/>
@@ -32025,9 +32123,9 @@
       </w:tcPr>
     </w:tblStylePr>
   </w:style>
-  <w:style w:type="table" w:styleId="817">
+  <w:style w:type="table" w:styleId="818">
     <w:name w:val="List Table 6 Colorful - Accent 1"/>
-    <w:basedOn w:val="910"/>
+    <w:basedOn w:val="911"/>
     <w:uiPriority w:val="99"/>
     <w:pPr>
       <w:pBdr/>
@@ -32248,9 +32346,9 @@
       </w:tcPr>
     </w:tblStylePr>
   </w:style>
-  <w:style w:type="table" w:styleId="818">
+  <w:style w:type="table" w:styleId="819">
     <w:name w:val="List Table 6 Colorful - Accent 2"/>
-    <w:basedOn w:val="910"/>
+    <w:basedOn w:val="911"/>
     <w:uiPriority w:val="99"/>
     <w:pPr>
       <w:pBdr/>
@@ -32471,9 +32569,9 @@
       </w:tcPr>
     </w:tblStylePr>
   </w:style>
-  <w:style w:type="table" w:styleId="819">
+  <w:style w:type="table" w:styleId="820">
     <w:name w:val="List Table 6 Colorful - Accent 3"/>
-    <w:basedOn w:val="910"/>
+    <w:basedOn w:val="911"/>
     <w:uiPriority w:val="99"/>
     <w:pPr>
       <w:pBdr/>
@@ -32694,9 +32792,9 @@
       </w:tcPr>
     </w:tblStylePr>
   </w:style>
-  <w:style w:type="table" w:styleId="820">
+  <w:style w:type="table" w:styleId="821">
     <w:name w:val="List Table 6 Colorful - Accent 4"/>
-    <w:basedOn w:val="910"/>
+    <w:basedOn w:val="911"/>
     <w:uiPriority w:val="99"/>
     <w:pPr>
       <w:pBdr/>
@@ -32917,9 +33015,9 @@
       </w:tcPr>
     </w:tblStylePr>
   </w:style>
-  <w:style w:type="table" w:styleId="821">
+  <w:style w:type="table" w:styleId="822">
     <w:name w:val="List Table 6 Colorful - Accent 5"/>
-    <w:basedOn w:val="910"/>
+    <w:basedOn w:val="911"/>
     <w:uiPriority w:val="99"/>
     <w:pPr>
       <w:pBdr/>
@@ -33140,9 +33238,9 @@
       </w:tcPr>
     </w:tblStylePr>
   </w:style>
-  <w:style w:type="table" w:styleId="822">
+  <w:style w:type="table" w:styleId="823">
     <w:name w:val="List Table 6 Colorful - Accent 6"/>
-    <w:basedOn w:val="910"/>
+    <w:basedOn w:val="911"/>
     <w:uiPriority w:val="99"/>
     <w:pPr>
       <w:pBdr/>
@@ -33363,9 +33461,9 @@
       </w:tcPr>
     </w:tblStylePr>
   </w:style>
-  <w:style w:type="table" w:styleId="823">
+  <w:style w:type="table" w:styleId="824">
     <w:name w:val="List Table 7 Colorful"/>
-    <w:basedOn w:val="910"/>
+    <w:basedOn w:val="911"/>
     <w:uiPriority w:val="99"/>
     <w:pPr>
       <w:pBdr/>
@@ -33619,9 +33717,9 @@
       </w:tcPr>
     </w:tblStylePr>
   </w:style>
-  <w:style w:type="table" w:styleId="824">
+  <w:style w:type="table" w:styleId="825">
     <w:name w:val="List Table 7 Colorful - Accent 1"/>
-    <w:basedOn w:val="910"/>
+    <w:basedOn w:val="911"/>
     <w:uiPriority w:val="99"/>
     <w:pPr>
       <w:pBdr/>
@@ -33875,9 +33973,9 @@
       </w:tcPr>
     </w:tblStylePr>
   </w:style>
-  <w:style w:type="table" w:styleId="825">
+  <w:style w:type="table" w:styleId="826">
     <w:name w:val="List Table 7 Colorful - Accent 2"/>
-    <w:basedOn w:val="910"/>
+    <w:basedOn w:val="911"/>
     <w:uiPriority w:val="99"/>
     <w:pPr>
       <w:pBdr/>
@@ -34131,9 +34229,9 @@
       </w:tcPr>
     </w:tblStylePr>
   </w:style>
-  <w:style w:type="table" w:styleId="826">
+  <w:style w:type="table" w:styleId="827">
     <w:name w:val="List Table 7 Colorful - Accent 3"/>
-    <w:basedOn w:val="910"/>
+    <w:basedOn w:val="911"/>
     <w:uiPriority w:val="99"/>
     <w:pPr>
       <w:pBdr/>
@@ -34387,9 +34485,9 @@
       </w:tcPr>
     </w:tblStylePr>
   </w:style>
-  <w:style w:type="table" w:styleId="827">
+  <w:style w:type="table" w:styleId="828">
     <w:name w:val="List Table 7 Colorful - Accent 4"/>
-    <w:basedOn w:val="910"/>
+    <w:basedOn w:val="911"/>
     <w:uiPriority w:val="99"/>
     <w:pPr>
       <w:pBdr/>
@@ -34643,9 +34741,9 @@
       </w:tcPr>
     </w:tblStylePr>
   </w:style>
-  <w:style w:type="table" w:styleId="828">
+  <w:style w:type="table" w:styleId="829">
     <w:name w:val="List Table 7 Colorful - Accent 5"/>
-    <w:basedOn w:val="910"/>
+    <w:basedOn w:val="911"/>
     <w:uiPriority w:val="99"/>
     <w:pPr>
       <w:pBdr/>
@@ -34899,9 +34997,9 @@
       </w:tcPr>
     </w:tblStylePr>
   </w:style>
-  <w:style w:type="table" w:styleId="829">
+  <w:style w:type="table" w:styleId="830">
     <w:name w:val="List Table 7 Colorful - Accent 6"/>
-    <w:basedOn w:val="910"/>
+    <w:basedOn w:val="911"/>
     <w:uiPriority w:val="99"/>
     <w:pPr>
       <w:pBdr/>
@@ -35155,9 +35253,9 @@
       </w:tcPr>
     </w:tblStylePr>
   </w:style>
-  <w:style w:type="table" w:styleId="830">
+  <w:style w:type="table" w:styleId="831">
     <w:name w:val="Lined - Accent"/>
-    <w:basedOn w:val="910"/>
+    <w:basedOn w:val="911"/>
     <w:uiPriority w:val="99"/>
     <w:pPr>
       <w:pBdr/>
@@ -35392,9 +35490,9 @@
       </w:tcPr>
     </w:tblStylePr>
   </w:style>
-  <w:style w:type="table" w:styleId="831">
+  <w:style w:type="table" w:styleId="832">
     <w:name w:val="Lined - Accent 1"/>
-    <w:basedOn w:val="910"/>
+    <w:basedOn w:val="911"/>
     <w:uiPriority w:val="99"/>
     <w:pPr>
       <w:pBdr/>
@@ -35629,9 +35727,9 @@
       </w:tcPr>
     </w:tblStylePr>
   </w:style>
-  <w:style w:type="table" w:styleId="832">
+  <w:style w:type="table" w:styleId="833">
     <w:name w:val="Lined - Accent 2"/>
-    <w:basedOn w:val="910"/>
+    <w:basedOn w:val="911"/>
     <w:uiPriority w:val="99"/>
     <w:pPr>
       <w:pBdr/>
@@ -35866,9 +35964,9 @@
       </w:tcPr>
     </w:tblStylePr>
   </w:style>
-  <w:style w:type="table" w:styleId="833">
+  <w:style w:type="table" w:styleId="834">
     <w:name w:val="Lined - Accent 3"/>
-    <w:basedOn w:val="910"/>
+    <w:basedOn w:val="911"/>
     <w:uiPriority w:val="99"/>
     <w:pPr>
       <w:pBdr/>
@@ -36103,9 +36201,9 @@
       </w:tcPr>
     </w:tblStylePr>
   </w:style>
-  <w:style w:type="table" w:styleId="834">
+  <w:style w:type="table" w:styleId="835">
     <w:name w:val="Lined - Accent 4"/>
-    <w:basedOn w:val="910"/>
+    <w:basedOn w:val="911"/>
     <w:uiPriority w:val="99"/>
     <w:pPr>
       <w:pBdr/>
@@ -36340,9 +36438,9 @@
       </w:tcPr>
     </w:tblStylePr>
   </w:style>
-  <w:style w:type="table" w:styleId="835">
+  <w:style w:type="table" w:styleId="836">
     <w:name w:val="Lined - Accent 5"/>
-    <w:basedOn w:val="910"/>
+    <w:basedOn w:val="911"/>
     <w:uiPriority w:val="99"/>
     <w:pPr>
       <w:pBdr/>
@@ -36577,9 +36675,9 @@
       </w:tcPr>
     </w:tblStylePr>
   </w:style>
-  <w:style w:type="table" w:styleId="836">
+  <w:style w:type="table" w:styleId="837">
     <w:name w:val="Lined - Accent 6"/>
-    <w:basedOn w:val="910"/>
+    <w:basedOn w:val="911"/>
     <w:uiPriority w:val="99"/>
     <w:pPr>
       <w:pBdr/>
@@ -36814,9 +36912,9 @@
       </w:tcPr>
     </w:tblStylePr>
   </w:style>
-  <w:style w:type="table" w:styleId="837">
+  <w:style w:type="table" w:styleId="838">
     <w:name w:val="Bordered &amp; Lined - Accent"/>
-    <w:basedOn w:val="910"/>
+    <w:basedOn w:val="911"/>
     <w:uiPriority w:val="99"/>
     <w:pPr>
       <w:pBdr/>
@@ -37058,9 +37156,9 @@
       </w:tcPr>
     </w:tblStylePr>
   </w:style>
-  <w:style w:type="table" w:styleId="838">
+  <w:style w:type="table" w:styleId="839">
     <w:name w:val="Bordered &amp; Lined - Accent 1"/>
-    <w:basedOn w:val="910"/>
+    <w:basedOn w:val="911"/>
     <w:uiPriority w:val="99"/>
     <w:pPr>
       <w:pBdr/>
@@ -37302,9 +37400,9 @@
       </w:tcPr>
     </w:tblStylePr>
   </w:style>
-  <w:style w:type="table" w:styleId="839">
+  <w:style w:type="table" w:styleId="840">
     <w:name w:val="Bordered &amp; Lined - Accent 2"/>
-    <w:basedOn w:val="910"/>
+    <w:basedOn w:val="911"/>
     <w:uiPriority w:val="99"/>
     <w:pPr>
       <w:pBdr/>
@@ -37546,9 +37644,9 @@
       </w:tcPr>
     </w:tblStylePr>
   </w:style>
-  <w:style w:type="table" w:styleId="840">
+  <w:style w:type="table" w:styleId="841">
     <w:name w:val="Bordered &amp; Lined - Accent 3"/>
-    <w:basedOn w:val="910"/>
+    <w:basedOn w:val="911"/>
     <w:uiPriority w:val="99"/>
     <w:pPr>
       <w:pBdr/>
@@ -37790,9 +37888,9 @@
       </w:tcPr>
     </w:tblStylePr>
   </w:style>
-  <w:style w:type="table" w:styleId="841">
+  <w:style w:type="table" w:styleId="842">
     <w:name w:val="Bordered &amp; Lined - Accent 4"/>
-    <w:basedOn w:val="910"/>
+    <w:basedOn w:val="911"/>
     <w:uiPriority w:val="99"/>
     <w:pPr>
       <w:pBdr/>
@@ -38034,9 +38132,9 @@
       </w:tcPr>
     </w:tblStylePr>
   </w:style>
-  <w:style w:type="table" w:styleId="842">
+  <w:style w:type="table" w:styleId="843">
     <w:name w:val="Bordered &amp; Lined - Accent 5"/>
-    <w:basedOn w:val="910"/>
+    <w:basedOn w:val="911"/>
     <w:uiPriority w:val="99"/>
     <w:pPr>
       <w:pBdr/>
@@ -38278,9 +38376,9 @@
       </w:tcPr>
     </w:tblStylePr>
   </w:style>
-  <w:style w:type="table" w:styleId="843">
+  <w:style w:type="table" w:styleId="844">
     <w:name w:val="Bordered &amp; Lined - Accent 6"/>
-    <w:basedOn w:val="910"/>
+    <w:basedOn w:val="911"/>
     <w:uiPriority w:val="99"/>
     <w:pPr>
       <w:pBdr/>
@@ -38522,9 +38620,9 @@
       </w:tcPr>
     </w:tblStylePr>
   </w:style>
-  <w:style w:type="table" w:styleId="844">
+  <w:style w:type="table" w:styleId="845">
     <w:name w:val="Bordered"/>
-    <w:basedOn w:val="910"/>
+    <w:basedOn w:val="911"/>
     <w:uiPriority w:val="99"/>
     <w:pPr>
       <w:pBdr/>
@@ -38753,9 +38851,9 @@
       </w:tcPr>
     </w:tblStylePr>
   </w:style>
-  <w:style w:type="table" w:styleId="845">
+  <w:style w:type="table" w:styleId="846">
     <w:name w:val="Bordered - Accent 1"/>
-    <w:basedOn w:val="910"/>
+    <w:basedOn w:val="911"/>
     <w:uiPriority w:val="99"/>
     <w:pPr>
       <w:pBdr/>
@@ -38984,9 +39082,9 @@
       </w:tcPr>
     </w:tblStylePr>
   </w:style>
-  <w:style w:type="table" w:styleId="846">
+  <w:style w:type="table" w:styleId="847">
     <w:name w:val="Bordered - Accent 2"/>
-    <w:basedOn w:val="910"/>
+    <w:basedOn w:val="911"/>
     <w:uiPriority w:val="99"/>
     <w:pPr>
       <w:pBdr/>
@@ -39215,9 +39313,9 @@
       </w:tcPr>
     </w:tblStylePr>
   </w:style>
-  <w:style w:type="table" w:styleId="847">
+  <w:style w:type="table" w:styleId="848">
     <w:name w:val="Bordered - Accent 3"/>
-    <w:basedOn w:val="910"/>
+    <w:basedOn w:val="911"/>
     <w:uiPriority w:val="99"/>
     <w:pPr>
       <w:pBdr/>
@@ -39446,9 +39544,9 @@
       </w:tcPr>
     </w:tblStylePr>
   </w:style>
-  <w:style w:type="table" w:styleId="848">
+  <w:style w:type="table" w:styleId="849">
     <w:name w:val="Bordered - Accent 4"/>
-    <w:basedOn w:val="910"/>
+    <w:basedOn w:val="911"/>
     <w:uiPriority w:val="99"/>
     <w:pPr>
       <w:pBdr/>
@@ -39677,9 +39775,9 @@
       </w:tcPr>
     </w:tblStylePr>
   </w:style>
-  <w:style w:type="table" w:styleId="849">
+  <w:style w:type="table" w:styleId="850">
     <w:name w:val="Bordered - Accent 5"/>
-    <w:basedOn w:val="910"/>
+    <w:basedOn w:val="911"/>
     <w:uiPriority w:val="99"/>
     <w:pPr>
       <w:pBdr/>
@@ -39908,9 +40006,9 @@
       </w:tcPr>
     </w:tblStylePr>
   </w:style>
-  <w:style w:type="table" w:styleId="850">
+  <w:style w:type="table" w:styleId="851">
     <w:name w:val="Bordered - Accent 6"/>
-    <w:basedOn w:val="910"/>
+    <w:basedOn w:val="911"/>
     <w:uiPriority w:val="99"/>
     <w:pPr>
       <w:pBdr/>
@@ -40139,11 +40237,11 @@
       </w:tcPr>
     </w:tblStylePr>
   </w:style>
-  <w:style w:type="paragraph" w:styleId="851">
+  <w:style w:type="paragraph" w:styleId="852">
     <w:name w:val="Heading 1"/>
-    <w:basedOn w:val="909"/>
-    <w:next w:val="909"/>
-    <w:link w:val="861"/>
+    <w:basedOn w:val="910"/>
+    <w:next w:val="910"/>
+    <w:link w:val="862"/>
     <w:uiPriority w:val="9"/>
     <w:qFormat/>
     <w:pPr>
@@ -40161,11 +40259,11 @@
       <w:szCs w:val="40"/>
     </w:rPr>
   </w:style>
-  <w:style w:type="paragraph" w:styleId="852">
+  <w:style w:type="paragraph" w:styleId="853">
     <w:name w:val="Heading 2"/>
-    <w:basedOn w:val="909"/>
-    <w:next w:val="909"/>
-    <w:link w:val="862"/>
+    <w:basedOn w:val="910"/>
+    <w:next w:val="910"/>
+    <w:link w:val="863"/>
     <w:uiPriority w:val="9"/>
     <w:unhideWhenUsed/>
     <w:qFormat/>
@@ -40184,11 +40282,11 @@
       <w:szCs w:val="32"/>
     </w:rPr>
   </w:style>
-  <w:style w:type="paragraph" w:styleId="853">
+  <w:style w:type="paragraph" w:styleId="854">
     <w:name w:val="Heading 3"/>
-    <w:basedOn w:val="909"/>
-    <w:next w:val="909"/>
-    <w:link w:val="863"/>
+    <w:basedOn w:val="910"/>
+    <w:next w:val="910"/>
+    <w:link w:val="864"/>
     <w:uiPriority w:val="9"/>
     <w:unhideWhenUsed/>
     <w:qFormat/>
@@ -40207,11 +40305,11 @@
       <w:szCs w:val="28"/>
     </w:rPr>
   </w:style>
-  <w:style w:type="paragraph" w:styleId="854">
+  <w:style w:type="paragraph" w:styleId="855">
     <w:name w:val="Heading 4"/>
-    <w:basedOn w:val="909"/>
-    <w:next w:val="909"/>
-    <w:link w:val="864"/>
+    <w:basedOn w:val="910"/>
+    <w:next w:val="910"/>
+    <w:link w:val="865"/>
     <w:uiPriority w:val="9"/>
     <w:unhideWhenUsed/>
     <w:qFormat/>
@@ -40230,11 +40328,11 @@
       <w:color w:val="0f4761" w:themeColor="accent1" w:themeShade="BF"/>
     </w:rPr>
   </w:style>
-  <w:style w:type="paragraph" w:styleId="855">
+  <w:style w:type="paragraph" w:styleId="856">
     <w:name w:val="Heading 5"/>
-    <w:basedOn w:val="909"/>
-    <w:next w:val="909"/>
-    <w:link w:val="865"/>
+    <w:basedOn w:val="910"/>
+    <w:next w:val="910"/>
+    <w:link w:val="866"/>
     <w:uiPriority w:val="9"/>
     <w:unhideWhenUsed/>
     <w:qFormat/>
@@ -40251,11 +40349,11 @@
       <w:color w:val="0f4761" w:themeColor="accent1" w:themeShade="BF"/>
     </w:rPr>
   </w:style>
-  <w:style w:type="paragraph" w:styleId="856">
+  <w:style w:type="paragraph" w:styleId="857">
     <w:name w:val="Heading 6"/>
-    <w:basedOn w:val="909"/>
-    <w:next w:val="909"/>
-    <w:link w:val="866"/>
+    <w:basedOn w:val="910"/>
+    <w:next w:val="910"/>
+    <w:link w:val="867"/>
     <w:uiPriority w:val="9"/>
     <w:unhideWhenUsed/>
     <w:qFormat/>
@@ -40274,11 +40372,11 @@
       <w:color w:val="595959" w:themeColor="text1" w:themeTint="A6"/>
     </w:rPr>
   </w:style>
-  <w:style w:type="paragraph" w:styleId="857">
+  <w:style w:type="paragraph" w:styleId="858">
     <w:name w:val="Heading 7"/>
-    <w:basedOn w:val="909"/>
-    <w:next w:val="909"/>
-    <w:link w:val="867"/>
+    <w:basedOn w:val="910"/>
+    <w:next w:val="910"/>
+    <w:link w:val="868"/>
     <w:uiPriority w:val="9"/>
     <w:unhideWhenUsed/>
     <w:qFormat/>
@@ -40295,11 +40393,11 @@
       <w:color w:val="595959" w:themeColor="text1" w:themeTint="A6"/>
     </w:rPr>
   </w:style>
-  <w:style w:type="paragraph" w:styleId="858">
+  <w:style w:type="paragraph" w:styleId="859">
     <w:name w:val="Heading 8"/>
-    <w:basedOn w:val="909"/>
-    <w:next w:val="909"/>
-    <w:link w:val="868"/>
+    <w:basedOn w:val="910"/>
+    <w:next w:val="910"/>
+    <w:link w:val="869"/>
     <w:uiPriority w:val="9"/>
     <w:unhideWhenUsed/>
     <w:qFormat/>
@@ -40318,11 +40416,11 @@
       <w:color w:val="272727" w:themeColor="text1" w:themeTint="D8"/>
     </w:rPr>
   </w:style>
-  <w:style w:type="paragraph" w:styleId="859">
+  <w:style w:type="paragraph" w:styleId="860">
     <w:name w:val="Heading 9"/>
-    <w:basedOn w:val="909"/>
-    <w:next w:val="909"/>
-    <w:link w:val="869"/>
+    <w:basedOn w:val="910"/>
+    <w:next w:val="910"/>
+    <w:link w:val="870"/>
     <w:uiPriority w:val="9"/>
     <w:unhideWhenUsed/>
     <w:qFormat/>
@@ -40341,7 +40439,7 @@
       <w:color w:val="272727" w:themeColor="text1" w:themeTint="D8"/>
     </w:rPr>
   </w:style>
-  <w:style w:type="character" w:styleId="860" w:default="1">
+  <w:style w:type="character" w:styleId="861" w:default="1">
     <w:name w:val="Default Paragraph Font"/>
     <w:uiPriority w:val="1"/>
     <w:semiHidden/>
@@ -40352,10 +40450,10 @@
       <w:ind/>
     </w:pPr>
   </w:style>
-  <w:style w:type="character" w:styleId="861">
+  <w:style w:type="character" w:styleId="862">
     <w:name w:val="Heading 1 Char"/>
-    <w:basedOn w:val="860"/>
-    <w:link w:val="851"/>
+    <w:basedOn w:val="861"/>
+    <w:link w:val="852"/>
     <w:uiPriority w:val="9"/>
     <w:pPr>
       <w:pBdr/>
@@ -40369,10 +40467,10 @@
       <w:szCs w:val="40"/>
     </w:rPr>
   </w:style>
-  <w:style w:type="character" w:styleId="862">
+  <w:style w:type="character" w:styleId="863">
     <w:name w:val="Heading 2 Char"/>
-    <w:basedOn w:val="860"/>
-    <w:link w:val="852"/>
+    <w:basedOn w:val="861"/>
+    <w:link w:val="853"/>
     <w:uiPriority w:val="9"/>
     <w:pPr>
       <w:pBdr/>
@@ -40386,10 +40484,10 @@
       <w:szCs w:val="32"/>
     </w:rPr>
   </w:style>
-  <w:style w:type="character" w:styleId="863">
+  <w:style w:type="character" w:styleId="864">
     <w:name w:val="Heading 3 Char"/>
-    <w:basedOn w:val="860"/>
-    <w:link w:val="853"/>
+    <w:basedOn w:val="861"/>
+    <w:link w:val="854"/>
     <w:uiPriority w:val="9"/>
     <w:pPr>
       <w:pBdr/>
@@ -40403,10 +40501,10 @@
       <w:szCs w:val="28"/>
     </w:rPr>
   </w:style>
-  <w:style w:type="character" w:styleId="864">
+  <w:style w:type="character" w:styleId="865">
     <w:name w:val="Heading 4 Char"/>
-    <w:basedOn w:val="860"/>
-    <w:link w:val="854"/>
+    <w:basedOn w:val="861"/>
+    <w:link w:val="855"/>
     <w:uiPriority w:val="9"/>
     <w:pPr>
       <w:pBdr/>
@@ -40420,10 +40518,10 @@
       <w:color w:val="0f4761" w:themeColor="accent1" w:themeShade="BF"/>
     </w:rPr>
   </w:style>
-  <w:style w:type="character" w:styleId="865">
+  <w:style w:type="character" w:styleId="866">
     <w:name w:val="Heading 5 Char"/>
-    <w:basedOn w:val="860"/>
-    <w:link w:val="855"/>
+    <w:basedOn w:val="861"/>
+    <w:link w:val="856"/>
     <w:uiPriority w:val="9"/>
     <w:pPr>
       <w:pBdr/>
@@ -40435,10 +40533,10 @@
       <w:color w:val="0f4761" w:themeColor="accent1" w:themeShade="BF"/>
     </w:rPr>
   </w:style>
-  <w:style w:type="character" w:styleId="866">
+  <w:style w:type="character" w:styleId="867">
     <w:name w:val="Heading 6 Char"/>
-    <w:basedOn w:val="860"/>
-    <w:link w:val="856"/>
+    <w:basedOn w:val="861"/>
+    <w:link w:val="857"/>
     <w:uiPriority w:val="9"/>
     <w:pPr>
       <w:pBdr/>
@@ -40452,10 +40550,10 @@
       <w:color w:val="595959" w:themeColor="text1" w:themeTint="A6"/>
     </w:rPr>
   </w:style>
-  <w:style w:type="character" w:styleId="867">
+  <w:style w:type="character" w:styleId="868">
     <w:name w:val="Heading 7 Char"/>
-    <w:basedOn w:val="860"/>
-    <w:link w:val="857"/>
+    <w:basedOn w:val="861"/>
+    <w:link w:val="858"/>
     <w:uiPriority w:val="9"/>
     <w:pPr>
       <w:pBdr/>
@@ -40467,26 +40565,9 @@
       <w:color w:val="595959" w:themeColor="text1" w:themeTint="A6"/>
     </w:rPr>
   </w:style>
-  <w:style w:type="character" w:styleId="868">
+  <w:style w:type="character" w:styleId="869">
     <w:name w:val="Heading 8 Char"/>
-    <w:basedOn w:val="860"/>
-    <w:link w:val="858"/>
-    <w:uiPriority w:val="9"/>
-    <w:pPr>
-      <w:pBdr/>
-      <w:spacing/>
-      <w:ind/>
-    </w:pPr>
-    <w:rPr>
-      <w:rFonts w:ascii="Arial" w:hAnsi="Arial" w:eastAsia="Arial" w:cs="Arial"/>
-      <w:i/>
-      <w:iCs/>
-      <w:color w:val="272727" w:themeColor="text1" w:themeTint="D8"/>
-    </w:rPr>
-  </w:style>
-  <w:style w:type="character" w:styleId="869">
-    <w:name w:val="Heading 9 Char"/>
-    <w:basedOn w:val="860"/>
+    <w:basedOn w:val="861"/>
     <w:link w:val="859"/>
     <w:uiPriority w:val="9"/>
     <w:pPr>
@@ -40501,11 +40582,28 @@
       <w:color w:val="272727" w:themeColor="text1" w:themeTint="D8"/>
     </w:rPr>
   </w:style>
-  <w:style w:type="paragraph" w:styleId="870">
+  <w:style w:type="character" w:styleId="870">
+    <w:name w:val="Heading 9 Char"/>
+    <w:basedOn w:val="861"/>
+    <w:link w:val="860"/>
+    <w:uiPriority w:val="9"/>
+    <w:pPr>
+      <w:pBdr/>
+      <w:spacing/>
+      <w:ind/>
+    </w:pPr>
+    <w:rPr>
+      <w:rFonts w:ascii="Arial" w:hAnsi="Arial" w:eastAsia="Arial" w:cs="Arial"/>
+      <w:i/>
+      <w:iCs/>
+      <w:color w:val="272727" w:themeColor="text1" w:themeTint="D8"/>
+    </w:rPr>
+  </w:style>
+  <w:style w:type="paragraph" w:styleId="871">
     <w:name w:val="Title"/>
-    <w:basedOn w:val="909"/>
-    <w:next w:val="909"/>
-    <w:link w:val="871"/>
+    <w:basedOn w:val="910"/>
+    <w:next w:val="910"/>
+    <w:link w:val="872"/>
     <w:uiPriority w:val="10"/>
     <w:qFormat/>
     <w:pPr>
@@ -40521,10 +40619,10 @@
       <w:szCs w:val="56"/>
     </w:rPr>
   </w:style>
-  <w:style w:type="character" w:styleId="871">
+  <w:style w:type="character" w:styleId="872">
     <w:name w:val="Title Char"/>
-    <w:basedOn w:val="860"/>
-    <w:link w:val="870"/>
+    <w:basedOn w:val="861"/>
+    <w:link w:val="871"/>
     <w:uiPriority w:val="10"/>
     <w:pPr>
       <w:pBdr/>
@@ -40538,11 +40636,11 @@
       <w:szCs w:val="56"/>
     </w:rPr>
   </w:style>
-  <w:style w:type="paragraph" w:styleId="872">
+  <w:style w:type="paragraph" w:styleId="873">
     <w:name w:val="Subtitle"/>
-    <w:basedOn w:val="909"/>
-    <w:next w:val="909"/>
-    <w:link w:val="873"/>
+    <w:basedOn w:val="910"/>
+    <w:next w:val="910"/>
+    <w:link w:val="874"/>
     <w:uiPriority w:val="11"/>
     <w:qFormat/>
     <w:pPr>
@@ -40560,10 +40658,10 @@
       <w:szCs w:val="28"/>
     </w:rPr>
   </w:style>
-  <w:style w:type="character" w:styleId="873">
+  <w:style w:type="character" w:styleId="874">
     <w:name w:val="Subtitle Char"/>
-    <w:basedOn w:val="860"/>
-    <w:link w:val="872"/>
+    <w:basedOn w:val="861"/>
+    <w:link w:val="873"/>
     <w:uiPriority w:val="11"/>
     <w:pPr>
       <w:pBdr/>
@@ -40577,11 +40675,11 @@
       <w:szCs w:val="28"/>
     </w:rPr>
   </w:style>
-  <w:style w:type="paragraph" w:styleId="874">
+  <w:style w:type="paragraph" w:styleId="875">
     <w:name w:val="Quote"/>
-    <w:basedOn w:val="909"/>
-    <w:next w:val="909"/>
-    <w:link w:val="875"/>
+    <w:basedOn w:val="910"/>
+    <w:next w:val="910"/>
+    <w:link w:val="876"/>
     <w:uiPriority w:val="29"/>
     <w:qFormat/>
     <w:pPr>
@@ -40596,10 +40694,10 @@
       <w:color w:val="404040" w:themeColor="text1" w:themeTint="BF"/>
     </w:rPr>
   </w:style>
-  <w:style w:type="character" w:styleId="875">
+  <w:style w:type="character" w:styleId="876">
     <w:name w:val="Quote Char"/>
-    <w:basedOn w:val="860"/>
-    <w:link w:val="874"/>
+    <w:basedOn w:val="861"/>
+    <w:link w:val="875"/>
     <w:uiPriority w:val="29"/>
     <w:pPr>
       <w:pBdr/>
@@ -40612,9 +40710,9 @@
       <w:color w:val="404040" w:themeColor="text1" w:themeTint="BF"/>
     </w:rPr>
   </w:style>
-  <w:style w:type="character" w:styleId="876">
+  <w:style w:type="character" w:styleId="877">
     <w:name w:val="Intense Emphasis"/>
-    <w:basedOn w:val="860"/>
+    <w:basedOn w:val="861"/>
     <w:uiPriority w:val="21"/>
     <w:qFormat/>
     <w:pPr>
@@ -40628,11 +40726,11 @@
       <w:color w:val="0f4761" w:themeColor="accent1" w:themeShade="BF"/>
     </w:rPr>
   </w:style>
-  <w:style w:type="paragraph" w:styleId="877">
+  <w:style w:type="paragraph" w:styleId="878">
     <w:name w:val="Intense Quote"/>
-    <w:basedOn w:val="909"/>
-    <w:next w:val="909"/>
-    <w:link w:val="878"/>
+    <w:basedOn w:val="910"/>
+    <w:next w:val="910"/>
+    <w:link w:val="879"/>
     <w:uiPriority w:val="30"/>
     <w:qFormat/>
     <w:pPr>
@@ -40650,10 +40748,10 @@
       <w:color w:val="0f4761" w:themeColor="accent1" w:themeShade="BF"/>
     </w:rPr>
   </w:style>
-  <w:style w:type="character" w:styleId="878">
+  <w:style w:type="character" w:styleId="879">
     <w:name w:val="Intense Quote Char"/>
-    <w:basedOn w:val="860"/>
-    <w:link w:val="877"/>
+    <w:basedOn w:val="861"/>
+    <w:link w:val="878"/>
     <w:uiPriority w:val="30"/>
     <w:pPr>
       <w:pBdr/>
@@ -40666,9 +40764,9 @@
       <w:color w:val="0f4761" w:themeColor="accent1" w:themeShade="BF"/>
     </w:rPr>
   </w:style>
-  <w:style w:type="character" w:styleId="879">
+  <w:style w:type="character" w:styleId="880">
     <w:name w:val="Intense Reference"/>
-    <w:basedOn w:val="860"/>
+    <w:basedOn w:val="861"/>
     <w:uiPriority w:val="32"/>
     <w:qFormat/>
     <w:pPr>
@@ -40684,9 +40782,9 @@
       <w:spacing w:val="5"/>
     </w:rPr>
   </w:style>
-  <w:style w:type="character" w:styleId="880">
+  <w:style w:type="character" w:styleId="881">
     <w:name w:val="Subtle Emphasis"/>
-    <w:basedOn w:val="860"/>
+    <w:basedOn w:val="861"/>
     <w:uiPriority w:val="19"/>
     <w:qFormat/>
     <w:pPr>
@@ -40700,9 +40798,9 @@
       <w:color w:val="404040" w:themeColor="text1" w:themeTint="BF"/>
     </w:rPr>
   </w:style>
-  <w:style w:type="character" w:styleId="881">
+  <w:style w:type="character" w:styleId="882">
     <w:name w:val="Emphasis"/>
-    <w:basedOn w:val="860"/>
+    <w:basedOn w:val="861"/>
     <w:uiPriority w:val="20"/>
     <w:qFormat/>
     <w:pPr>
@@ -40715,9 +40813,9 @@
       <w:iCs/>
     </w:rPr>
   </w:style>
-  <w:style w:type="character" w:styleId="882">
+  <w:style w:type="character" w:styleId="883">
     <w:name w:val="Strong"/>
-    <w:basedOn w:val="860"/>
+    <w:basedOn w:val="861"/>
     <w:uiPriority w:val="22"/>
     <w:qFormat/>
     <w:pPr>
@@ -40730,9 +40828,9 @@
       <w:bCs/>
     </w:rPr>
   </w:style>
-  <w:style w:type="character" w:styleId="883">
+  <w:style w:type="character" w:styleId="884">
     <w:name w:val="Subtle Reference"/>
-    <w:basedOn w:val="860"/>
+    <w:basedOn w:val="861"/>
     <w:uiPriority w:val="31"/>
     <w:qFormat/>
     <w:pPr>
@@ -40745,9 +40843,9 @@
       <w:color w:val="5a5a5a" w:themeColor="text1" w:themeTint="A5"/>
     </w:rPr>
   </w:style>
-  <w:style w:type="character" w:styleId="884">
+  <w:style w:type="character" w:styleId="885">
     <w:name w:val="Book Title"/>
-    <w:basedOn w:val="860"/>
+    <w:basedOn w:val="861"/>
     <w:uiPriority w:val="33"/>
     <w:qFormat/>
     <w:pPr>
@@ -40763,10 +40861,10 @@
       <w:spacing w:val="5"/>
     </w:rPr>
   </w:style>
-  <w:style w:type="paragraph" w:styleId="885">
+  <w:style w:type="paragraph" w:styleId="886">
     <w:name w:val="Header"/>
-    <w:basedOn w:val="909"/>
-    <w:link w:val="886"/>
+    <w:basedOn w:val="910"/>
+    <w:link w:val="887"/>
     <w:uiPriority w:val="99"/>
     <w:unhideWhenUsed/>
     <w:pPr>
@@ -40779,10 +40877,10 @@
       <w:ind/>
     </w:pPr>
   </w:style>
-  <w:style w:type="character" w:styleId="886">
+  <w:style w:type="character" w:styleId="887">
     <w:name w:val="Header Char"/>
-    <w:basedOn w:val="860"/>
-    <w:link w:val="885"/>
+    <w:basedOn w:val="861"/>
+    <w:link w:val="886"/>
     <w:uiPriority w:val="99"/>
     <w:pPr>
       <w:pBdr/>
@@ -40790,10 +40888,10 @@
       <w:ind/>
     </w:pPr>
   </w:style>
-  <w:style w:type="paragraph" w:styleId="887">
+  <w:style w:type="paragraph" w:styleId="888">
     <w:name w:val="Footer"/>
-    <w:basedOn w:val="909"/>
-    <w:link w:val="888"/>
+    <w:basedOn w:val="910"/>
+    <w:link w:val="889"/>
     <w:uiPriority w:val="99"/>
     <w:unhideWhenUsed/>
     <w:pPr>
@@ -40806,10 +40904,10 @@
       <w:ind/>
     </w:pPr>
   </w:style>
-  <w:style w:type="character" w:styleId="888">
+  <w:style w:type="character" w:styleId="889">
     <w:name w:val="Footer Char"/>
-    <w:basedOn w:val="860"/>
-    <w:link w:val="887"/>
+    <w:basedOn w:val="861"/>
+    <w:link w:val="888"/>
     <w:uiPriority w:val="99"/>
     <w:pPr>
       <w:pBdr/>
@@ -40817,10 +40915,10 @@
       <w:ind/>
     </w:pPr>
   </w:style>
-  <w:style w:type="paragraph" w:styleId="889">
+  <w:style w:type="paragraph" w:styleId="890">
     <w:name w:val="Caption"/>
-    <w:basedOn w:val="909"/>
-    <w:next w:val="909"/>
+    <w:basedOn w:val="910"/>
+    <w:next w:val="910"/>
     <w:uiPriority w:val="35"/>
     <w:unhideWhenUsed/>
     <w:qFormat/>
@@ -40837,10 +40935,10 @@
       <w:szCs w:val="18"/>
     </w:rPr>
   </w:style>
-  <w:style w:type="paragraph" w:styleId="890">
+  <w:style w:type="paragraph" w:styleId="891">
     <w:name w:val="footnote text"/>
-    <w:basedOn w:val="909"/>
-    <w:link w:val="891"/>
+    <w:basedOn w:val="910"/>
+    <w:link w:val="892"/>
     <w:uiPriority w:val="99"/>
     <w:semiHidden/>
     <w:unhideWhenUsed/>
@@ -40854,10 +40952,10 @@
       <w:szCs w:val="20"/>
     </w:rPr>
   </w:style>
-  <w:style w:type="character" w:styleId="891">
+  <w:style w:type="character" w:styleId="892">
     <w:name w:val="Footnote Text Char"/>
-    <w:basedOn w:val="860"/>
-    <w:link w:val="890"/>
+    <w:basedOn w:val="861"/>
+    <w:link w:val="891"/>
     <w:uiPriority w:val="99"/>
     <w:semiHidden/>
     <w:pPr>
@@ -40870,9 +40968,9 @@
       <w:szCs w:val="20"/>
     </w:rPr>
   </w:style>
-  <w:style w:type="character" w:styleId="892">
+  <w:style w:type="character" w:styleId="893">
     <w:name w:val="footnote reference"/>
-    <w:basedOn w:val="860"/>
+    <w:basedOn w:val="861"/>
     <w:uiPriority w:val="99"/>
     <w:semiHidden/>
     <w:unhideWhenUsed/>
@@ -40885,10 +40983,10 @@
       <w:vertAlign w:val="superscript"/>
     </w:rPr>
   </w:style>
-  <w:style w:type="paragraph" w:styleId="893">
+  <w:style w:type="paragraph" w:styleId="894">
     <w:name w:val="endnote text"/>
-    <w:basedOn w:val="909"/>
-    <w:link w:val="894"/>
+    <w:basedOn w:val="910"/>
+    <w:link w:val="895"/>
     <w:uiPriority w:val="99"/>
     <w:semiHidden/>
     <w:unhideWhenUsed/>
@@ -40902,10 +41000,10 @@
       <w:szCs w:val="20"/>
     </w:rPr>
   </w:style>
-  <w:style w:type="character" w:styleId="894">
+  <w:style w:type="character" w:styleId="895">
     <w:name w:val="Endnote Text Char"/>
-    <w:basedOn w:val="860"/>
-    <w:link w:val="893"/>
+    <w:basedOn w:val="861"/>
+    <w:link w:val="894"/>
     <w:uiPriority w:val="99"/>
     <w:semiHidden/>
     <w:pPr>
@@ -40918,9 +41016,9 @@
       <w:szCs w:val="20"/>
     </w:rPr>
   </w:style>
-  <w:style w:type="character" w:styleId="895">
+  <w:style w:type="character" w:styleId="896">
     <w:name w:val="endnote reference"/>
-    <w:basedOn w:val="860"/>
+    <w:basedOn w:val="861"/>
     <w:uiPriority w:val="99"/>
     <w:semiHidden/>
     <w:unhideWhenUsed/>
@@ -40933,9 +41031,9 @@
       <w:vertAlign w:val="superscript"/>
     </w:rPr>
   </w:style>
-  <w:style w:type="character" w:styleId="896">
+  <w:style w:type="character" w:styleId="897">
     <w:name w:val="Hyperlink"/>
-    <w:basedOn w:val="860"/>
+    <w:basedOn w:val="861"/>
     <w:uiPriority w:val="99"/>
     <w:unhideWhenUsed/>
     <w:pPr>
@@ -40948,9 +41046,9 @@
       <w:u w:val="single"/>
     </w:rPr>
   </w:style>
-  <w:style w:type="character" w:styleId="897">
+  <w:style w:type="character" w:styleId="898">
     <w:name w:val="FollowedHyperlink"/>
-    <w:basedOn w:val="860"/>
+    <w:basedOn w:val="861"/>
     <w:uiPriority w:val="99"/>
     <w:semiHidden/>
     <w:unhideWhenUsed/>
@@ -40964,10 +41062,10 @@
       <w:u w:val="single"/>
     </w:rPr>
   </w:style>
-  <w:style w:type="paragraph" w:styleId="898">
+  <w:style w:type="paragraph" w:styleId="899">
     <w:name w:val="toc 1"/>
-    <w:basedOn w:val="909"/>
-    <w:next w:val="909"/>
+    <w:basedOn w:val="910"/>
+    <w:next w:val="910"/>
     <w:uiPriority w:val="39"/>
     <w:unhideWhenUsed/>
     <w:pPr>
@@ -40976,10 +41074,10 @@
       <w:ind/>
     </w:pPr>
   </w:style>
-  <w:style w:type="paragraph" w:styleId="899">
+  <w:style w:type="paragraph" w:styleId="900">
     <w:name w:val="toc 2"/>
-    <w:basedOn w:val="909"/>
-    <w:next w:val="909"/>
+    <w:basedOn w:val="910"/>
+    <w:next w:val="910"/>
     <w:uiPriority w:val="39"/>
     <w:unhideWhenUsed/>
     <w:pPr>
@@ -40988,10 +41086,10 @@
       <w:ind w:left="220"/>
     </w:pPr>
   </w:style>
-  <w:style w:type="paragraph" w:styleId="900">
+  <w:style w:type="paragraph" w:styleId="901">
     <w:name w:val="toc 3"/>
-    <w:basedOn w:val="909"/>
-    <w:next w:val="909"/>
+    <w:basedOn w:val="910"/>
+    <w:next w:val="910"/>
     <w:uiPriority w:val="39"/>
     <w:unhideWhenUsed/>
     <w:pPr>
@@ -41000,10 +41098,10 @@
       <w:ind w:left="440"/>
     </w:pPr>
   </w:style>
-  <w:style w:type="paragraph" w:styleId="901">
+  <w:style w:type="paragraph" w:styleId="902">
     <w:name w:val="toc 4"/>
-    <w:basedOn w:val="909"/>
-    <w:next w:val="909"/>
+    <w:basedOn w:val="910"/>
+    <w:next w:val="910"/>
     <w:uiPriority w:val="39"/>
     <w:unhideWhenUsed/>
     <w:pPr>
@@ -41012,10 +41110,10 @@
       <w:ind w:left="660"/>
     </w:pPr>
   </w:style>
-  <w:style w:type="paragraph" w:styleId="902">
+  <w:style w:type="paragraph" w:styleId="903">
     <w:name w:val="toc 5"/>
-    <w:basedOn w:val="909"/>
-    <w:next w:val="909"/>
+    <w:basedOn w:val="910"/>
+    <w:next w:val="910"/>
     <w:uiPriority w:val="39"/>
     <w:unhideWhenUsed/>
     <w:pPr>
@@ -41024,10 +41122,10 @@
       <w:ind w:left="880"/>
     </w:pPr>
   </w:style>
-  <w:style w:type="paragraph" w:styleId="903">
+  <w:style w:type="paragraph" w:styleId="904">
     <w:name w:val="toc 6"/>
-    <w:basedOn w:val="909"/>
-    <w:next w:val="909"/>
+    <w:basedOn w:val="910"/>
+    <w:next w:val="910"/>
     <w:uiPriority w:val="39"/>
     <w:unhideWhenUsed/>
     <w:pPr>
@@ -41036,10 +41134,10 @@
       <w:ind w:left="1100"/>
     </w:pPr>
   </w:style>
-  <w:style w:type="paragraph" w:styleId="904">
+  <w:style w:type="paragraph" w:styleId="905">
     <w:name w:val="toc 7"/>
-    <w:basedOn w:val="909"/>
-    <w:next w:val="909"/>
+    <w:basedOn w:val="910"/>
+    <w:next w:val="910"/>
     <w:uiPriority w:val="39"/>
     <w:unhideWhenUsed/>
     <w:pPr>
@@ -41048,10 +41146,10 @@
       <w:ind w:left="1320"/>
     </w:pPr>
   </w:style>
-  <w:style w:type="paragraph" w:styleId="905">
+  <w:style w:type="paragraph" w:styleId="906">
     <w:name w:val="toc 8"/>
-    <w:basedOn w:val="909"/>
-    <w:next w:val="909"/>
+    <w:basedOn w:val="910"/>
+    <w:next w:val="910"/>
     <w:uiPriority w:val="39"/>
     <w:unhideWhenUsed/>
     <w:pPr>
@@ -41060,10 +41158,10 @@
       <w:ind w:left="1540"/>
     </w:pPr>
   </w:style>
-  <w:style w:type="paragraph" w:styleId="906">
+  <w:style w:type="paragraph" w:styleId="907">
     <w:name w:val="toc 9"/>
-    <w:basedOn w:val="909"/>
-    <w:next w:val="909"/>
+    <w:basedOn w:val="910"/>
+    <w:next w:val="910"/>
     <w:uiPriority w:val="39"/>
     <w:unhideWhenUsed/>
     <w:pPr>
@@ -41072,7 +41170,7 @@
       <w:ind w:left="1760"/>
     </w:pPr>
   </w:style>
-  <w:style w:type="paragraph" w:styleId="907">
+  <w:style w:type="paragraph" w:styleId="908">
     <w:name w:val="TOC Heading"/>
     <w:uiPriority w:val="39"/>
     <w:unhideWhenUsed/>
@@ -41082,10 +41180,10 @@
       <w:ind/>
     </w:pPr>
   </w:style>
-  <w:style w:type="paragraph" w:styleId="908">
+  <w:style w:type="paragraph" w:styleId="909">
     <w:name w:val="table of figures"/>
-    <w:basedOn w:val="909"/>
-    <w:next w:val="909"/>
+    <w:basedOn w:val="910"/>
+    <w:next w:val="910"/>
     <w:uiPriority w:val="99"/>
     <w:unhideWhenUsed/>
     <w:pPr>
@@ -41094,7 +41192,7 @@
       <w:ind/>
     </w:pPr>
   </w:style>
-  <w:style w:type="paragraph" w:styleId="909" w:default="1">
+  <w:style w:type="paragraph" w:styleId="910" w:default="1">
     <w:name w:val="Normal"/>
     <w:qFormat/>
     <w:pPr>
@@ -41103,7 +41201,7 @@
       <w:ind/>
     </w:pPr>
   </w:style>
-  <w:style w:type="table" w:styleId="910" w:default="1">
+  <w:style w:type="table" w:styleId="911" w:default="1">
     <w:name w:val="Normal Table"/>
     <w:uiPriority w:val="99"/>
     <w:semiHidden/>
@@ -41296,7 +41394,7 @@
       </w:tcPr>
     </w:tblStylePr>
   </w:style>
-  <w:style w:type="numbering" w:styleId="911" w:default="1">
+  <w:style w:type="numbering" w:styleId="912" w:default="1">
     <w:name w:val="No List"/>
     <w:uiPriority w:val="99"/>
     <w:semiHidden/>
@@ -41307,9 +41405,9 @@
       <w:ind/>
     </w:pPr>
   </w:style>
-  <w:style w:type="paragraph" w:styleId="912">
+  <w:style w:type="paragraph" w:styleId="913">
     <w:name w:val="No Spacing"/>
-    <w:basedOn w:val="909"/>
+    <w:basedOn w:val="910"/>
     <w:uiPriority w:val="1"/>
     <w:qFormat/>
     <w:pPr>
@@ -41318,9 +41416,9 @@
       <w:ind/>
     </w:pPr>
   </w:style>
-  <w:style w:type="paragraph" w:styleId="913">
+  <w:style w:type="paragraph" w:styleId="914">
     <w:name w:val="List Paragraph"/>
-    <w:basedOn w:val="909"/>
+    <w:basedOn w:val="910"/>
     <w:uiPriority w:val="34"/>
     <w:qFormat/>
     <w:pPr>
